--- a/download/studien-archiv.docx
+++ b/download/studien-archiv.docx
@@ -62,7 +62,189 @@
           <w:color w:val="666666"/>
           <w:sz w:val="18"/>
         </w:rPr>
-        <w:t>Stand: 25.08.2026  |  6 Studien  |  mental.m-vf.de</w:t>
+        <w:t>Stand: 26.08.2026  |  9 Studien  |  mental.m-vf.de</w:t>
+      </w:r>
+    </w:p>
+    <w:p>
+      <w:pPr>
+        <w:pStyle w:val="Heading1"/>
+      </w:pPr>
+      <w:r>
+        <w:t>Aufgenommen am 26.08.2026</w:t>
+      </w:r>
+    </w:p>
+    <w:p>
+      <w:pPr>
+        <w:pStyle w:val="Heading2"/>
+      </w:pPr>
+      <w:r>
+        <w:t>Irische Kinderpsychiater kennen Rezeptgebührenbefreiung nicht – 61% unwissend</w:t>
+      </w:r>
+    </w:p>
+    <w:p>
+      <w:r>
+        <w:rPr>
+          <w:i/>
+          <w:color w:val="666666"/>
+          <w:sz w:val="18"/>
+        </w:rPr>
+        <w:t>Deighan O et al.  ·  Ir Med J  ·  20.08.2026  ·  PMID 42640384</w:t>
+      </w:r>
+    </w:p>
+    <w:p>
+      <w:r>
+        <w:t>Querschnittstudie bei 57 irischen Kinder- und Jugendpsychiatern zum Wissen über das Long-Term Illness Scheme (kostenlose Psychopharmaka).</w:t>
+      </w:r>
+    </w:p>
+    <w:p>
+      <w:r>
+        <w:rPr>
+          <w:b/>
+        </w:rPr>
+        <w:t xml:space="preserve">Ergebnis: </w:t>
+      </w:r>
+      <w:r>
+        <w:t>61% (35/57) waren unwissend über Alterskriterien, erstattete Medikationen oder dass nur Fachärzte einleiten dürfen. Barrieren: mangelnde Schulung, restriktive Kriterien, Burnout, administrative Last. Fachleute fehlt Wissensvermittlung zur Gebührenbefreiung.</w:t>
+      </w:r>
+    </w:p>
+    <w:p>
+      <w:r>
+        <w:rPr>
+          <w:b/>
+          <w:sz w:val="19"/>
+        </w:rPr>
+        <w:t xml:space="preserve">Übertragbarkeit: </w:t>
+      </w:r>
+      <w:r>
+        <w:rPr>
+          <w:sz w:val="19"/>
+        </w:rPr>
+        <w:t>Irland, HSE-finanziertes Programm, Schnittstellenproblem zwischen Wissen und Zugang</w:t>
+      </w:r>
+    </w:p>
+    <w:p>
+      <w:r>
+        <w:rPr>
+          <w:color w:val="5A7D3A"/>
+          <w:sz w:val="18"/>
+        </w:rPr>
+        <w:t>https://pubmed.ncbi.nlm.nih.gov/42640384/</w:t>
+      </w:r>
+    </w:p>
+    <w:p>
+      <w:pPr>
+        <w:pStyle w:val="Heading2"/>
+      </w:pPr>
+      <w:r>
+        <w:t>Männer nach Suizidtrauer 1,57× häufiger suizidal, Peer-Support hilft</w:t>
+      </w:r>
+    </w:p>
+    <w:p>
+      <w:r>
+        <w:rPr>
+          <w:i/>
+          <w:color w:val="666666"/>
+          <w:sz w:val="18"/>
+        </w:rPr>
+        <w:t>Griffin E et al.  ·  Health Promot Int  ·  01.07.2026  ·  PMID 42639837</w:t>
+      </w:r>
+    </w:p>
+    <w:p>
+      <w:r>
+        <w:t>Irische Bevölkerungsumfrage (2.413 durch Suizid Verlorene) zu psychischer Belastung, Suizidgedanken und Rolle von wahrgenommenem sozialen Support.</w:t>
+      </w:r>
+    </w:p>
+    <w:p>
+      <w:r>
+        <w:rPr>
+          <w:b/>
+        </w:rPr>
+        <w:t xml:space="preserve">Ergebnis: </w:t>
+      </w:r>
+      <w:r>
+        <w:t>Männer berichteten aktuell 1,57-fach höhere Suizidgedanken (95% KI 1,25–1,97), 1,31-fach Selbstverletzungsgedanken (1,09–1,57), 1,35-fach Suizidgedanken zur Trauer (1,13–1,60). Hohe wahrgenommene Unterstützung schützte beide Geschlechter vor psychischen und Suizidfolgen.</w:t>
+      </w:r>
+    </w:p>
+    <w:p>
+      <w:r>
+        <w:rPr>
+          <w:b/>
+          <w:sz w:val="19"/>
+        </w:rPr>
+        <w:t xml:space="preserve">Übertragbarkeit: </w:t>
+      </w:r>
+      <w:r>
+        <w:rPr>
+          <w:sz w:val="19"/>
+        </w:rPr>
+        <w:t>Irland, nationale Postvention für Trauernde</w:t>
+      </w:r>
+    </w:p>
+    <w:p>
+      <w:r>
+        <w:rPr>
+          <w:color w:val="5A7D3A"/>
+          <w:sz w:val="18"/>
+        </w:rPr>
+        <w:t>https://pubmed.ncbi.nlm.nih.gov/42639837/</w:t>
+      </w:r>
+    </w:p>
+    <w:p>
+      <w:pPr>
+        <w:pStyle w:val="Heading2"/>
+      </w:pPr>
+      <w:r>
+        <w:t>Maladaptive Bewältigung erhöht Rückfallrisiko in Erstpsychose um 6%</w:t>
+      </w:r>
+    </w:p>
+    <w:p>
+      <w:r>
+        <w:rPr>
+          <w:i/>
+          <w:color w:val="666666"/>
+          <w:sz w:val="18"/>
+        </w:rPr>
+        <w:t>Georgiades A et al.  ·  Schizophr Bull  ·  20.08.2026  ·  PMID 42636462</w:t>
+      </w:r>
+    </w:p>
+    <w:p>
+      <w:r>
+        <w:t>Longitudinale Studie mit 269 Erstpsychose-Patienten zu Bewältigungsstilen und Rückfall, Halluzinationen, Wahn, Funktionsfähigkeit über 12 Monate.</w:t>
+      </w:r>
+    </w:p>
+    <w:p>
+      <w:r>
+        <w:rPr>
+          <w:b/>
+        </w:rPr>
+        <w:t xml:space="preserve">Ergebnis: </w:t>
+      </w:r>
+      <w:r>
+        <w:t>Maladaptive Bewältigung: OR 1,06 für Rückfall in 12 Monaten (95% KI 1,00–1,12), OR 1,07 für Halluzinationen, OR 1,07 für Wahn. Adaptive Bewältigung OR 0,96 für Halluzinationen, OR 0,95 für Wahn. Machine-Learning zeigte maladaptive Bewältigung als stärkster Prädiktor (AUC 0,770).</w:t>
+      </w:r>
+    </w:p>
+    <w:p>
+      <w:r>
+        <w:rPr>
+          <w:b/>
+          <w:sz w:val="19"/>
+        </w:rPr>
+        <w:t xml:space="preserve">Übertragbarkeit: </w:t>
+      </w:r>
+      <w:r>
+        <w:rPr>
+          <w:sz w:val="19"/>
+        </w:rPr>
+        <w:t>Großbritannien, Early-Intervention-Services für Psychose</w:t>
+      </w:r>
+    </w:p>
+    <w:p>
+      <w:r>
+        <w:rPr>
+          <w:color w:val="5A7D3A"/>
+          <w:sz w:val="18"/>
+        </w:rPr>
+        <w:t>https://pubmed.ncbi.nlm.nih.gov/42636462/</w:t>
       </w:r>
     </w:p>
     <w:p>

--- a/download/studien-archiv.docx
+++ b/download/studien-archiv.docx
@@ -62,7 +62,363 @@
           <w:color w:val="666666"/>
           <w:sz w:val="18"/>
         </w:rPr>
-        <w:t>Stand: 26.08.2026  |  9 Studien  |  mental.m-vf.de</w:t>
+        <w:t>Stand: 27.08.2026  |  15 Studien  |  mental.m-vf.de</w:t>
+      </w:r>
+    </w:p>
+    <w:p>
+      <w:pPr>
+        <w:pStyle w:val="Heading1"/>
+      </w:pPr>
+      <w:r>
+        <w:t>Aufgenommen am 27.08.2026</w:t>
+      </w:r>
+    </w:p>
+    <w:p>
+      <w:pPr>
+        <w:pStyle w:val="Heading2"/>
+      </w:pPr>
+      <w:r>
+        <w:t>Mental-Health-First-Aid-Training erhöhte Wissen und Verhalten bei Beamten um 14 Punkte</w:t>
+      </w:r>
+    </w:p>
+    <w:p>
+      <w:r>
+        <w:rPr>
+          <w:i/>
+          <w:color w:val="666666"/>
+          <w:sz w:val="18"/>
+        </w:rPr>
+        <w:t>Lebrat M et al.  ·  JMIR Public Health Surveill  ·  21.08.2026  ·  PMID 42628032</w:t>
+      </w:r>
+    </w:p>
+    <w:p>
+      <w:r>
+        <w:t>Französische Querschnittsumfrage unter 4.679 Beamten untersuchte Wissenslücken zu psychischen Störungen und den Nutzen von Mental Health First Aid (MHFA)-Training.</w:t>
+      </w:r>
+    </w:p>
+    <w:p>
+      <w:r>
+        <w:rPr>
+          <w:b/>
+        </w:rPr>
+        <w:t xml:space="preserve">Ergebnis: </w:t>
+      </w:r>
+      <w:r>
+        <w:t>Mittleres Wissen-Einstellung-Verhalten-(KAB)-Gesamtscore 82,88/120 (marginal). MHFA-Trainierte (11,65%) erreichten 95,56 versus 81,21 (p&lt;0,001); höhere Scores in Wissen (33,31 vs 31,04), Einstellung (34,35 vs 29,10) und Verhalten (27,87 vs 21,06; alle p&lt;0,001). Effekt erhalten über 12 Monate, aber mit zeitlichem Rückgang.</w:t>
+      </w:r>
+    </w:p>
+    <w:p>
+      <w:r>
+        <w:rPr>
+          <w:b/>
+          <w:sz w:val="19"/>
+        </w:rPr>
+        <w:t xml:space="preserve">Übertragbarkeit: </w:t>
+      </w:r>
+      <w:r>
+        <w:rPr>
+          <w:sz w:val="19"/>
+        </w:rPr>
+        <w:t>Frankreich, öffentlicher Dienst und Sektor-übergreifende Schulungsinfrastruktur vergleichbar</w:t>
+      </w:r>
+    </w:p>
+    <w:p>
+      <w:r>
+        <w:rPr>
+          <w:color w:val="5A7D3A"/>
+          <w:sz w:val="18"/>
+        </w:rPr>
+        <w:t>https://pubmed.ncbi.nlm.nih.gov/42628032/</w:t>
+      </w:r>
+    </w:p>
+    <w:p>
+      <w:pPr>
+        <w:pStyle w:val="Heading2"/>
+      </w:pPr>
+      <w:r>
+        <w:t>Adoptierte Kinder zeigen schlechtere psychische Gesundheitsergebnisse</w:t>
+      </w:r>
+    </w:p>
+    <w:p>
+      <w:r>
+        <w:rPr>
+          <w:i/>
+          <w:color w:val="666666"/>
+          <w:sz w:val="18"/>
+        </w:rPr>
+        <w:t>Janes E et al.  ·  BMC Pediatr  ·  21.08.2026  ·  PMID 42625167</w:t>
+      </w:r>
+    </w:p>
+    <w:p>
+      <w:r>
+        <w:t>Walisische Schulumfrage verglich psychische Gesundheit und Wohlbefinden von Kindern in Pflegefamilien, Verwandtenpflege und Adoptivfamilien mit der Allgemeinbevölkerung.</w:t>
+      </w:r>
+    </w:p>
+    <w:p>
+      <w:r>
+        <w:rPr>
+          <w:b/>
+        </w:rPr>
+        <w:t xml:space="preserve">Ergebnis: </w:t>
+      </w:r>
+      <w:r>
+        <w:t>Von 129.761 Kindern hatten 2.384 Pflegeerfahrung. Adoptierte Kinder (n=335) zeigten höhere SDQ-Gesamtschwierigkeiten, höhere Internalising- und Externalising-Schwierigkeiten, depressivere Symptome und niedrigere Wohlbefindenswerte als alle anderen Gruppen; Pflegekinder hatten bessere Ergebnisse als Adoptierte, aber schlechtere als in Verwandtenpflege.</w:t>
+      </w:r>
+    </w:p>
+    <w:p>
+      <w:r>
+        <w:rPr>
+          <w:b/>
+          <w:sz w:val="19"/>
+        </w:rPr>
+        <w:t xml:space="preserve">Übertragbarkeit: </w:t>
+      </w:r>
+      <w:r>
+        <w:rPr>
+          <w:sz w:val="19"/>
+        </w:rPr>
+        <w:t>Großbritannien, vergleichbares Schulsystem und Pflegegesetzgebung wie deutsche Länder</w:t>
+      </w:r>
+    </w:p>
+    <w:p>
+      <w:r>
+        <w:rPr>
+          <w:color w:val="5A7D3A"/>
+          <w:sz w:val="18"/>
+        </w:rPr>
+        <w:t>https://pubmed.ncbi.nlm.nih.gov/42625167/</w:t>
+      </w:r>
+    </w:p>
+    <w:p>
+      <w:pPr>
+        <w:pStyle w:val="Heading2"/>
+      </w:pPr>
+      <w:r>
+        <w:t>Elterntraining in Nordmazedonien und Moldau verbessert emotionale Probleme</w:t>
+      </w:r>
+    </w:p>
+    <w:p>
+      <w:r>
+        <w:rPr>
+          <w:i/>
+          <w:color w:val="666666"/>
+          <w:sz w:val="18"/>
+        </w:rPr>
+        <w:t>Mueller J et al.  ·  BMJ Open  ·  17.08.2026  ·  PMID 42608044</w:t>
+      </w:r>
+    </w:p>
+    <w:p>
+      <w:r>
+        <w:t>Hybrid-Effectiveness-Implementation-Studie prüft adaptiertes Parenting for Lifelong Health (PLH) Programm für Jugendliche und Eltern in Südosteuropa auf emotionale Funktionsfähigkeit, Familienbeziehungen und Lebensqualität.</w:t>
+      </w:r>
+    </w:p>
+    <w:p>
+      <w:r>
+        <w:rPr>
+          <w:b/>
+        </w:rPr>
+        <w:t xml:space="preserve">Ergebnis: </w:t>
+      </w:r>
+      <w:r>
+        <w:t>Protokoll einer zukünftigen RCT mit 660 Jugendlichen (10-14 Jahre) in zwei Ländern; primäre Outcomes emotionale Probleme, Familienfunktionieren, Erziehungspraktiken, Lebensqualität. Hybrid-Design mit ökonomischer Evaluierung und gemischten Methoden-Prozessevaluation geplant. Noch keine Ergebnisse verfügbar.</w:t>
+      </w:r>
+    </w:p>
+    <w:p>
+      <w:r>
+        <w:rPr>
+          <w:b/>
+          <w:sz w:val="19"/>
+        </w:rPr>
+        <w:t xml:space="preserve">Übertragbarkeit: </w:t>
+      </w:r>
+      <w:r>
+        <w:rPr>
+          <w:sz w:val="19"/>
+        </w:rPr>
+        <w:t>Südosteuropa mit vergleichbarer Ressourcenlage und Familienunterstützungsstrukturen</w:t>
+      </w:r>
+    </w:p>
+    <w:p>
+      <w:r>
+        <w:rPr>
+          <w:color w:val="5A7D3A"/>
+          <w:sz w:val="18"/>
+        </w:rPr>
+        <w:t>https://pubmed.ncbi.nlm.nih.gov/42608044/</w:t>
+      </w:r>
+    </w:p>
+    <w:p>
+      <w:pPr>
+        <w:pStyle w:val="Heading2"/>
+      </w:pPr>
+      <w:r>
+        <w:t>Soziale Klasse und Einkommen sind Hauptprädiktoren für depressive Verschlechterung</w:t>
+      </w:r>
+    </w:p>
+    <w:p>
+      <w:r>
+        <w:rPr>
+          <w:i/>
+          <w:color w:val="666666"/>
+          <w:sz w:val="18"/>
+        </w:rPr>
+        <w:t>Henking C et al.  ·  Eur J Public Health  ·  04.08.2026  ·  PMID 42595394</w:t>
+      </w:r>
+    </w:p>
+    <w:p>
+      <w:r>
+        <w:t>Britische Kohortenstudie analysierte Faktoren für psychische Verschlechterung in mittlerem Alter (26-42 Jahre) mittels Random-Forest und logistischer Regression.</w:t>
+      </w:r>
+    </w:p>
+    <w:p>
+      <w:r>
+        <w:rPr>
+          <w:b/>
+        </w:rPr>
+        <w:t xml:space="preserve">Ergebnis: </w:t>
+      </w:r>
+      <w:r>
+        <w:t>Arbeiterklasse-Herkunft (OR 1,53; CI 1,27-1,85) und höchstes Einkommensquintil im Alter 34 waren stärkste Prädiktoren. Vorhergesagte Wahrscheinlichkeit für Verschlechterung 2,5-mal höher bei ungünstiger vs. günstiger sozialer Konstellation (28% vs. 11%). Arbeiterklasse-Hintergrund nicht mit Verschlechterung zwischen 26-34 Jahren assoziiert.</w:t>
+      </w:r>
+    </w:p>
+    <w:p>
+      <w:r>
+        <w:rPr>
+          <w:b/>
+          <w:sz w:val="19"/>
+        </w:rPr>
+        <w:t xml:space="preserve">Übertragbarkeit: </w:t>
+      </w:r>
+      <w:r>
+        <w:rPr>
+          <w:sz w:val="19"/>
+        </w:rPr>
+        <w:t>Großbritannien, ähnliche Einkommensdaten und Verlaufsuntersuchungen wie deutsche Kohortenstudien</w:t>
+      </w:r>
+    </w:p>
+    <w:p>
+      <w:r>
+        <w:rPr>
+          <w:color w:val="5A7D3A"/>
+          <w:sz w:val="18"/>
+        </w:rPr>
+        <w:t>https://pubmed.ncbi.nlm.nih.gov/42595394/</w:t>
+      </w:r>
+    </w:p>
+    <w:p>
+      <w:pPr>
+        <w:pStyle w:val="Heading2"/>
+      </w:pPr>
+      <w:r>
+        <w:t>Selektiver Mutismus: Trainingsdefizite und Versorgungslücken in NHS zeigen Implementierungsproblem</w:t>
+      </w:r>
+    </w:p>
+    <w:p>
+      <w:r>
+        <w:rPr>
+          <w:i/>
+          <w:color w:val="666666"/>
+          <w:sz w:val="18"/>
+        </w:rPr>
+        <w:t>Hipolito G et al.  ·  Int J Lang Commun Disord  ·  Sept. 2026  ·  PMID 42574093</w:t>
+      </w:r>
+    </w:p>
+    <w:p>
+      <w:r>
+        <w:t>UK-weite Umfrage von 201 Therapeuten (81% Sprachtherapeuten, 11% klinische Psychologen) dokumentierte Trainingslücken und Variabilität in der Versorgung von Kindern mit Selektivem Mutismus.</w:t>
+      </w:r>
+    </w:p>
+    <w:p>
+      <w:r>
+        <w:rPr>
+          <w:b/>
+        </w:rPr>
+        <w:t xml:space="preserve">Ergebnis: </w:t>
+      </w:r>
+      <w:r>
+        <w:t>Nur 15% erhielten SM-Training während ihrer Berufsqualifikation; 85% benötigten zusätzliche Schulung. 75% hatten Interventionen durchgeführt, hauptsächlich in Schulen mit Eltern/Lehrern. Große Variabilität in Interventionsdosierung trotz evidenzbasierter Komponenten (Exposition, Beziehungsaufbau, Kontrollübertragung, Psychoedukation).</w:t>
+      </w:r>
+    </w:p>
+    <w:p>
+      <w:r>
+        <w:rPr>
+          <w:b/>
+          <w:sz w:val="19"/>
+        </w:rPr>
+        <w:t xml:space="preserve">Übertragbarkeit: </w:t>
+      </w:r>
+      <w:r>
+        <w:rPr>
+          <w:sz w:val="19"/>
+        </w:rPr>
+        <w:t>Großbritannien, NHS-Struktur und Fachkräfte vergleichbar mit deutschen Systemen</w:t>
+      </w:r>
+    </w:p>
+    <w:p>
+      <w:r>
+        <w:rPr>
+          <w:color w:val="5A7D3A"/>
+          <w:sz w:val="18"/>
+        </w:rPr>
+        <w:t>https://pubmed.ncbi.nlm.nih.gov/42574093/</w:t>
+      </w:r>
+    </w:p>
+    <w:p>
+      <w:pPr>
+        <w:pStyle w:val="Heading2"/>
+      </w:pPr>
+      <w:r>
+        <w:t>Feedback-informed Treatment verkürzte Therapiedauer in Psychiatrie</w:t>
+      </w:r>
+    </w:p>
+    <w:p>
+      <w:r>
+        <w:rPr>
+          <w:i/>
+          <w:color w:val="666666"/>
+          <w:sz w:val="18"/>
+        </w:rPr>
+        <w:t>Nilsson M et al.  ·  BMJ Open Qual  ·  04.08.2026  ·  PMID 42551969</w:t>
+      </w:r>
+    </w:p>
+    <w:p>
+      <w:r>
+        <w:t>Schwedische Studie prüfte, ob Feedback-informed Treatment (FIT) mit Outcome Rating Scale in ambulanter Psychiatrie die Therapiedauer und Wartezeiten verbessert.</w:t>
+      </w:r>
+    </w:p>
+    <w:p>
+      <w:r>
+        <w:rPr>
+          <w:b/>
+        </w:rPr>
+        <w:t xml:space="preserve">Ergebnis: </w:t>
+      </w:r>
+      <w:r>
+        <w:t>FIT-Klinik reduzierte Therapiedauer signifikant (B=-0,019, p&lt;0,001), Wartezeiten blieben stabil, während Kontrollklinik steigende Wartezeiten zeigte (Interaktionseffekt p=0,028). Patientenberichtete Outcomes unterschieden sich nicht signifikant.</w:t>
+      </w:r>
+    </w:p>
+    <w:p>
+      <w:r>
+        <w:rPr>
+          <w:b/>
+          <w:sz w:val="19"/>
+        </w:rPr>
+        <w:t xml:space="preserve">Übertragbarkeit: </w:t>
+      </w:r>
+      <w:r>
+        <w:rPr>
+          <w:sz w:val="19"/>
+        </w:rPr>
+        <w:t>Skandinavien, vergleichbare öffentliche Gesundheitssysteme und ambulante Versorgungsstruktur</w:t>
+      </w:r>
+    </w:p>
+    <w:p>
+      <w:r>
+        <w:rPr>
+          <w:color w:val="5A7D3A"/>
+          <w:sz w:val="18"/>
+        </w:rPr>
+        <w:t>https://pubmed.ncbi.nlm.nih.gov/42551969/</w:t>
       </w:r>
     </w:p>
     <w:p>

--- a/download/studien-archiv.docx
+++ b/download/studien-archiv.docx
@@ -62,7 +62,363 @@
           <w:color w:val="666666"/>
           <w:sz w:val="18"/>
         </w:rPr>
-        <w:t>Stand: 27.08.2026  |  15 Studien  |  mental.m-vf.de</w:t>
+        <w:t>Stand: 28.08.2026  |  21 Studien  |  mental.m-vf.de</w:t>
+      </w:r>
+    </w:p>
+    <w:p>
+      <w:pPr>
+        <w:pStyle w:val="Heading1"/>
+      </w:pPr>
+      <w:r>
+        <w:t>Aufgenommen am 28.08.2026</w:t>
+      </w:r>
+    </w:p>
+    <w:p>
+      <w:pPr>
+        <w:pStyle w:val="Heading2"/>
+      </w:pPr>
+      <w:r>
+        <w:t>Übergänge zwischen Kinder- und Erwachsenenpsychiatrie: Prävalenz und Versorgungslücken bei 17-Jährigen</w:t>
+      </w:r>
+    </w:p>
+    <w:p>
+      <w:r>
+        <w:rPr>
+          <w:i/>
+          <w:color w:val="666666"/>
+          <w:sz w:val="18"/>
+        </w:rPr>
+        <w:t>Dumas LE et al.  ·  BMJ Open  ·  25.08.2026  ·  PMID 42642081</w:t>
+      </w:r>
+    </w:p>
+    <w:p>
+      <w:r>
+        <w:t>Prospektive Kohortenstudie zur Erfassung der Häufigkeit und Versorgungskontinuität beim Übergang von der Kinder- und Jugendpsychiatrie (CAMHS) in die Erwachsenenpsychiatrie (AMHS) in Nizza.</w:t>
+      </w:r>
+    </w:p>
+    <w:p>
+      <w:r>
+        <w:rPr>
+          <w:b/>
+        </w:rPr>
+        <w:t xml:space="preserve">Ergebnis: </w:t>
+      </w:r>
+      <w:r>
+        <w:t>Die Studie wird Daten von mindestens 100 Jugendlichen über 12 Monate erheben und Faktoren identifizieren, die Behandlungskontinuität vorhersagen. Kernfrage: Welche Versorgungsprobleme entstehen beim Übergang und wie lassen sie sich beheben.</w:t>
+      </w:r>
+    </w:p>
+    <w:p>
+      <w:r>
+        <w:rPr>
+          <w:b/>
+          <w:sz w:val="19"/>
+        </w:rPr>
+        <w:t xml:space="preserve">Übertragbarkeit: </w:t>
+      </w:r>
+      <w:r>
+        <w:rPr>
+          <w:sz w:val="19"/>
+        </w:rPr>
+        <w:t>Frankreich, Universitätsklinik, vergleichbare französische Sozialversicherungsstruktur</w:t>
+      </w:r>
+    </w:p>
+    <w:p>
+      <w:r>
+        <w:rPr>
+          <w:color w:val="5A7D3A"/>
+          <w:sz w:val="18"/>
+        </w:rPr>
+        <w:t>https://pubmed.ncbi.nlm.nih.gov/42642081/</w:t>
+      </w:r>
+    </w:p>
+    <w:p>
+      <w:pPr>
+        <w:pStyle w:val="Heading2"/>
+      </w:pPr>
+      <w:r>
+        <w:t>Virtual Reality bei postintensivem Stress zeigte keine Verbesserung gegenüber Standardbehandlung</w:t>
+      </w:r>
+    </w:p>
+    <w:p>
+      <w:r>
+        <w:rPr>
+          <w:i/>
+          <w:color w:val="666666"/>
+          <w:sz w:val="18"/>
+        </w:rPr>
+        <w:t>Drop DLQ et al.  ·  Crit Care  ·  24.07.2026  ·  PMID 42638131</w:t>
+      </w:r>
+    </w:p>
+    <w:p>
+      <w:r>
+        <w:t>Randomisierte kontrollierte Studie mit 344 intensivpflichtigen Patienten (Median 61 Jahre) an 11 Kliniken in Niederlanden, Belgien und Deutschland: Vergleich von Virtual-Reality-Video (früh vs. spät) gegen Standardbehandlung auf PTSD-Symptome nach 6 Monaten.</w:t>
+      </w:r>
+    </w:p>
+    <w:p>
+      <w:r>
+        <w:rPr>
+          <w:b/>
+        </w:rPr>
+        <w:t xml:space="preserve">Ergebnis: </w:t>
+      </w:r>
+      <w:r>
+        <w:t>PTSD-Symptome (Impact of Event Scale-Revised) unterschieden sich nicht zwischen früher VR (β=0,32, p=0,87), später VR (β=-0,82, p=0,67) und Kontrolle; Angstsymptome, Depression und Lebensqualität zeigten keine Unterschiede (alle p&gt;0,05).</w:t>
+      </w:r>
+    </w:p>
+    <w:p>
+      <w:r>
+        <w:rPr>
+          <w:b/>
+          <w:sz w:val="19"/>
+        </w:rPr>
+        <w:t xml:space="preserve">Übertragbarkeit: </w:t>
+      </w:r>
+      <w:r>
+        <w:rPr>
+          <w:sz w:val="19"/>
+        </w:rPr>
+        <w:t>Niederlande/Deutschland, vergleichbare Intensivmedizin, direkt auf deutsches System übertragbar</w:t>
+      </w:r>
+    </w:p>
+    <w:p>
+      <w:r>
+        <w:rPr>
+          <w:color w:val="5A7D3A"/>
+          <w:sz w:val="18"/>
+        </w:rPr>
+        <w:t>https://pubmed.ncbi.nlm.nih.gov/42638131/</w:t>
+      </w:r>
+    </w:p>
+    <w:p>
+      <w:pPr>
+        <w:pStyle w:val="Heading2"/>
+      </w:pPr>
+      <w:r>
+        <w:t>Ausschluss von Krippenplätzen bei psychisch belasteten Klein- und Vorschulkindern stieg deutlich</w:t>
+      </w:r>
+    </w:p>
+    <w:p>
+      <w:r>
+        <w:rPr>
+          <w:i/>
+          <w:color w:val="666666"/>
+          <w:sz w:val="18"/>
+        </w:rPr>
+        <w:t>Bonnekoh LM et al.  ·  Child Care Health Dev  ·  Sept. 2026  ·  PMID 42596739</w:t>
+      </w:r>
+    </w:p>
+    <w:p>
+      <w:r>
+        <w:t>Retrospektive Vergleichsstudie von 177 Kleinkindern aus einer psychiatrischen Tagesklinik zwischen 2018/2019 und 2023/2024 zur Erfassung von Ausschlüssen aus Kinderbetreuungseinrichtungen.</w:t>
+      </w:r>
+    </w:p>
+    <w:p>
+      <w:r>
+        <w:rPr>
+          <w:b/>
+        </w:rPr>
+        <w:t xml:space="preserve">Ergebnis: </w:t>
+      </w:r>
+      <w:r>
+        <w:t>Ausschlussquote stieg von 8,0% (2018/2019) auf 25,5% (2023/2024); Jungen waren überproportional betroffen (66,7% bzw. 92,3%); 78,1 % der ausgeschlossenen Kinder erreichten während der Behandlung teilweise oder vollständige Wiedereingliederung.</w:t>
+      </w:r>
+    </w:p>
+    <w:p>
+      <w:r>
+        <w:rPr>
+          <w:b/>
+          <w:sz w:val="19"/>
+        </w:rPr>
+        <w:t xml:space="preserve">Übertragbarkeit: </w:t>
+      </w:r>
+      <w:r>
+        <w:rPr>
+          <w:sz w:val="19"/>
+        </w:rPr>
+        <w:t>Deutschland, deutsche Universitätsklinik, Versorgung und Rechte von Kindern mit psychischen Störungen</w:t>
+      </w:r>
+    </w:p>
+    <w:p>
+      <w:r>
+        <w:rPr>
+          <w:color w:val="5A7D3A"/>
+          <w:sz w:val="18"/>
+        </w:rPr>
+        <w:t>https://pubmed.ncbi.nlm.nih.gov/42596739/</w:t>
+      </w:r>
+    </w:p>
+    <w:p>
+      <w:pPr>
+        <w:pStyle w:val="Heading2"/>
+      </w:pPr>
+      <w:r>
+        <w:t>Narrative Expositionstherapie in der Hausarztpraxis nach Intensivbehandlung machbar</w:t>
+      </w:r>
+    </w:p>
+    <w:p>
+      <w:r>
+        <w:rPr>
+          <w:i/>
+          <w:color w:val="666666"/>
+          <w:sz w:val="18"/>
+        </w:rPr>
+        <w:t>Schubert TM et al.  ·  BMJ Open  ·  12.08.2026  ·  PMID 42586728</w:t>
+      </w:r>
+    </w:p>
+    <w:p>
+      <w:r>
+        <w:t>Qualitative Studie mit 15 Hausärzten, die an einer randomisierten Kontrolltrialstudie (PICTURE) zur Kurzzeitintervention gegen posttraumatische Belastungsstörung nach Intensivpflege teilnahmen.</w:t>
+      </w:r>
+    </w:p>
+    <w:p>
+      <w:r>
+        <w:rPr>
+          <w:b/>
+        </w:rPr>
+        <w:t xml:space="preserve">Ergebnis: </w:t>
+      </w:r>
+      <w:r>
+        <w:t>Hausärzte sehen Narrative Expositionstherapie (NET-PC) als relevant und implementierbar an, berichten aber von hohem Zeit- und Organisationsaufwand; 78 % benötigen besseres Training und Supervision; die Intervention ist in Hausarztpraxen unter optimierten Bedingungen machbar.</w:t>
+      </w:r>
+    </w:p>
+    <w:p>
+      <w:r>
+        <w:rPr>
+          <w:b/>
+          <w:sz w:val="19"/>
+        </w:rPr>
+        <w:t xml:space="preserve">Übertragbarkeit: </w:t>
+      </w:r>
+      <w:r>
+        <w:rPr>
+          <w:sz w:val="19"/>
+        </w:rPr>
+        <w:t>Deutschland und UK, vergleichbare Hausarztstrukturen, primärärztliche Finanzierung</w:t>
+      </w:r>
+    </w:p>
+    <w:p>
+      <w:r>
+        <w:rPr>
+          <w:color w:val="5A7D3A"/>
+          <w:sz w:val="18"/>
+        </w:rPr>
+        <w:t>https://pubmed.ncbi.nlm.nih.gov/42586728/</w:t>
+      </w:r>
+    </w:p>
+    <w:p>
+      <w:pPr>
+        <w:pStyle w:val="Heading2"/>
+      </w:pPr>
+      <w:r>
+        <w:t>Kreative Kunsttherapien könnten Zugang für schwarze Jugendliche mit psychischen Störungen verbessern</w:t>
+      </w:r>
+    </w:p>
+    <w:p>
+      <w:r>
+        <w:rPr>
+          <w:i/>
+          <w:color w:val="666666"/>
+          <w:sz w:val="18"/>
+        </w:rPr>
+        <w:t>Applewhite B et al.  ·  BMJ Ment Health  ·  10.08.2026  ·  PMID 42575560</w:t>
+      </w:r>
+    </w:p>
+    <w:p>
+      <w:r>
+        <w:t>Qualitative Multizenterstudie mit 20 schwarzen jungen Menschen (16–24 Jahre) und 15 Klinikern in 5 englischen NHS-Trusts zu Erfahrungen und potenzieller Eignung von Kunsttherapien als kulturell angepasste Behandlungsform.</w:t>
+      </w:r>
+    </w:p>
+    <w:p>
+      <w:r>
+        <w:rPr>
+          <w:b/>
+        </w:rPr>
+        <w:t xml:space="preserve">Ergebnis: </w:t>
+      </w:r>
+      <w:r>
+        <w:t>Kunsttherapien (Musik, Tanz, Drama) werden als emotional regulierend, zugänglich und kulturell bedeutsam wahrgenommen; Haupthindernisse sind Unterfinanzierung, Stigma und mangelnde kulturelle Kompetenz im NHS; Empfehlung: frühe Integration in Versorgungspfade (z.B. CAMHS) mit Schulung des Personals.</w:t>
+      </w:r>
+    </w:p>
+    <w:p>
+      <w:r>
+        <w:rPr>
+          <w:b/>
+          <w:sz w:val="19"/>
+        </w:rPr>
+        <w:t xml:space="preserve">Übertragbarkeit: </w:t>
+      </w:r>
+      <w:r>
+        <w:rPr>
+          <w:sz w:val="19"/>
+        </w:rPr>
+        <w:t>UK, NHS-Struktur vergleichbar mit deutschem Versorgungsprinzip kultursensibler Behandlung</w:t>
+      </w:r>
+    </w:p>
+    <w:p>
+      <w:r>
+        <w:rPr>
+          <w:color w:val="5A7D3A"/>
+          <w:sz w:val="18"/>
+        </w:rPr>
+        <w:t>https://pubmed.ncbi.nlm.nih.gov/42575560/</w:t>
+      </w:r>
+    </w:p>
+    <w:p>
+      <w:pPr>
+        <w:pStyle w:val="Heading2"/>
+      </w:pPr>
+      <w:r>
+        <w:t>Modular kompetenzorientierte Psychotherapie reduziert Fixierung und Isolierung in der Psychiatrie</w:t>
+      </w:r>
+    </w:p>
+    <w:p>
+      <w:r>
+        <w:rPr>
+          <w:i/>
+          <w:color w:val="666666"/>
+          <w:sz w:val="18"/>
+        </w:rPr>
+        <w:t>Störkel LM et al.  ·  BMC Psychiatry  ·  05.08.2026  ·  PMID 42557550</w:t>
+      </w:r>
+    </w:p>
+    <w:p>
+      <w:r>
+        <w:t>Retrospektive Analyse von 15.361 stationären Fällen an zwei deutschen psychiatrischen Kliniken (2022–2024), vergleich zwischen Standort mit neuer MCP-Implementierung und Standort mit Standardbehandlung.</w:t>
+      </w:r>
+    </w:p>
+    <w:p>
+      <w:r>
+        <w:rPr>
+          <w:b/>
+        </w:rPr>
+        <w:t xml:space="preserve">Ergebnis: </w:t>
+      </w:r>
+      <w:r>
+        <w:t>An der MCP-Standort sank die Wahrscheinlichkeit von Fixierungen signifikant (p&lt;0,05), die Dauer von Fixierungen und Isolierungen nahm ab; Seclusion-Dauer zeigte stärkere Verbesserung als am Kontrollstandort; Übergriffe sanken deskriptiv ohne Anstieg von Sicherheitsvorfällen.</w:t>
+      </w:r>
+    </w:p>
+    <w:p>
+      <w:r>
+        <w:rPr>
+          <w:b/>
+          <w:sz w:val="19"/>
+        </w:rPr>
+        <w:t xml:space="preserve">Übertragbarkeit: </w:t>
+      </w:r>
+      <w:r>
+        <w:rPr>
+          <w:sz w:val="19"/>
+        </w:rPr>
+        <w:t>Deutschland, deutsche Universitätskliniken, vergleichbare Datendokumentation und Behandlungsstandards</w:t>
+      </w:r>
+    </w:p>
+    <w:p>
+      <w:r>
+        <w:rPr>
+          <w:color w:val="5A7D3A"/>
+          <w:sz w:val="18"/>
+        </w:rPr>
+        <w:t>https://pubmed.ncbi.nlm.nih.gov/42557550/</w:t>
       </w:r>
     </w:p>
     <w:p>

--- a/download/studien-archiv.docx
+++ b/download/studien-archiv.docx
@@ -62,7 +62,421 @@
           <w:color w:val="666666"/>
           <w:sz w:val="18"/>
         </w:rPr>
-        <w:t>Stand: 28.08.2026  |  21 Studien  |  mental.m-vf.de</w:t>
+        <w:t>Stand: 29.08.2026  |  28 Studien  |  mental.m-vf.de</w:t>
+      </w:r>
+    </w:p>
+    <w:p>
+      <w:pPr>
+        <w:pStyle w:val="Heading1"/>
+      </w:pPr>
+      <w:r>
+        <w:t>Aufgenommen am 29.08.2026</w:t>
+      </w:r>
+    </w:p>
+    <w:p>
+      <w:pPr>
+        <w:pStyle w:val="Heading2"/>
+      </w:pPr>
+      <w:r>
+        <w:t>Depression schwerer, Nutzen von Internettherapie größer</w:t>
+      </w:r>
+    </w:p>
+    <w:p>
+      <w:r>
+        <w:rPr>
+          <w:i/>
+          <w:color w:val="666666"/>
+          <w:sz w:val="18"/>
+        </w:rPr>
+        <w:t>Schefft C et al.  ·  JAMA Netw Open  ·  03.08.2026  ·  PMID 42664008</w:t>
+      </w:r>
+    </w:p>
+    <w:p>
+      <w:r>
+        <w:t>Studie zur Vorhersage des Behandlungserfolgs von iCBT bei Depression in Deutschland und Österreich basierend auf Daten von 1.589 erwachsenen Patienten aus fünf randomisierten Studien (2012–2023).</w:t>
+      </w:r>
+    </w:p>
+    <w:p>
+      <w:r>
+        <w:rPr>
+          <w:b/>
+        </w:rPr>
+        <w:t xml:space="preserve">Ergebnis: </w:t>
+      </w:r>
+      <w:r>
+        <w:t>Höhere initiale Depressionsschwere war mit stärkerem Nutzen der iCBT assoziiert (pro Punkt mehr: 0,16 Verbesserung im PHQ-9, KI 0,06–0,25). Ein maschinelles Lernmodell mit 12 Prädiktoren erreichte R²-Werte von 0,19–0,50 intern und konnte aber nicht präzise genug zwischen hohem und niedrigem Behandlungsnutzen unterscheiden. Eine Behandlung aller Patienten war der selektiven Zuweisung nach Modellempfehlung überlegen.</w:t>
+      </w:r>
+    </w:p>
+    <w:p>
+      <w:r>
+        <w:rPr>
+          <w:b/>
+          <w:sz w:val="19"/>
+        </w:rPr>
+        <w:t xml:space="preserve">Übertragbarkeit: </w:t>
+      </w:r>
+      <w:r>
+        <w:rPr>
+          <w:sz w:val="19"/>
+        </w:rPr>
+        <w:t>Deutschland und Österreich, vergleichbare Sozialversicherungssysteme, ambulante Routineversorgung</w:t>
+      </w:r>
+    </w:p>
+    <w:p>
+      <w:r>
+        <w:rPr>
+          <w:color w:val="5A7D3A"/>
+          <w:sz w:val="18"/>
+        </w:rPr>
+        <w:t>https://pubmed.ncbi.nlm.nih.gov/42664008/</w:t>
+      </w:r>
+    </w:p>
+    <w:p>
+      <w:pPr>
+        <w:pStyle w:val="Heading2"/>
+      </w:pPr>
+      <w:r>
+        <w:t>Frauen nach Diabetes-Diagnose stärker für psychische Störungen gefährdet</w:t>
+      </w:r>
+    </w:p>
+    <w:p>
+      <w:r>
+        <w:rPr>
+          <w:i/>
+          <w:color w:val="666666"/>
+          <w:sz w:val="18"/>
+        </w:rPr>
+        <w:t>Eto F et al.  ·  PLoS Med  ·  25.08.2026  ·  PMID 42640878</w:t>
+      </w:r>
+    </w:p>
+    <w:p>
+      <w:r>
+        <w:t>Beobachtungsstudie zu Krankheitsverlauf nach Typ-2-Diabetes-Diagnose bei 28.720 Personen aus UK-Routinedaten (2010–2020) mit Mehrstatusanalyse zur Untersuchung von Übergängen in kardiovaskuläre, renale und psychiatrische Erkrankungen.</w:t>
+      </w:r>
+    </w:p>
+    <w:p>
+      <w:r>
+        <w:rPr>
+          <w:b/>
+        </w:rPr>
+        <w:t xml:space="preserve">Ergebnis: </w:t>
+      </w:r>
+      <w:r>
+        <w:t>Frauen zeigten nach Diabetes höhere Rate für psychische Störungen (8,1 % vs. 5,3 % bei Männern), Männer höhere Rate für Kardiovaskuläres/ESRD (8,4 % vs. 5,3 %). Kombination Diabetes plus psychische Störung führte zu früherem Tod bei beiden Geschlechtern. Frauen hatten insgesamt höhere Inanspruchnahme und Langzeitmedikation.</w:t>
+      </w:r>
+    </w:p>
+    <w:p>
+      <w:r>
+        <w:rPr>
+          <w:b/>
+          <w:sz w:val="19"/>
+        </w:rPr>
+        <w:t xml:space="preserve">Übertragbarkeit: </w:t>
+      </w:r>
+      <w:r>
+        <w:rPr>
+          <w:sz w:val="19"/>
+        </w:rPr>
+        <w:t>Großbritannien, Typ-2-Diabetes-Routinedaten, Schnittstelle somatische-psychiatrische Versorgung</w:t>
+      </w:r>
+    </w:p>
+    <w:p>
+      <w:r>
+        <w:rPr>
+          <w:color w:val="5A7D3A"/>
+          <w:sz w:val="18"/>
+        </w:rPr>
+        <w:t>https://pubmed.ncbi.nlm.nih.gov/42640878/</w:t>
+      </w:r>
+    </w:p>
+    <w:p>
+      <w:pPr>
+        <w:pStyle w:val="Heading2"/>
+      </w:pPr>
+      <w:r>
+        <w:t>Dementia Navigatoren: Modellierung zeigt Kosteneffizienz und Skalierbarkeit</w:t>
+      </w:r>
+    </w:p>
+    <w:p>
+      <w:r>
+        <w:rPr>
+          <w:i/>
+          <w:color w:val="666666"/>
+          <w:sz w:val="18"/>
+        </w:rPr>
+        <w:t>Walbaum M et al.  ·  Age Ageing  ·  03.08.2026  ·  PMID 42574741</w:t>
+      </w:r>
+    </w:p>
+    <w:p>
+      <w:r>
+        <w:t>Modellierungsstudie der englischen Primärversorgung: Hochrechnung von Anzahl der berechtigen Demenzbetreuten für Unterstützung durch Dementia Navigators 2025–2030, Kostenberechnung basierend auf NHS-Daten und beobachtete Ersparnisse aus US Care-Ökosystem-Studie (Probabilistische Sensitivitätsanalyse).</w:t>
+      </w:r>
+    </w:p>
+    <w:p>
+      <w:r>
+        <w:rPr>
+          <w:b/>
+        </w:rPr>
+        <w:t xml:space="preserve">Ergebnis: </w:t>
+      </w:r>
+      <w:r>
+        <w:t>Zahl berechtigter Personen für Navigator-Unterstützung: 300.000 (2025) → 360.000 (2030). Erforderliche Link Worker: 940–1.120. Jährliche Kosten: £224 Mio. (2025) → £343 Mio. (2030). Geschätzte Ersparnisse: £1.140 Mio. (2025) → £1.750 Mio. (2030). Netto-Ersparnis auch unter konservativen Annahmen. Navigator-Modelle bieten machbare und kosteneffektive Lösung für koordinierte Post-Diagnose-Versorgung im Maßstab.</w:t>
+      </w:r>
+    </w:p>
+    <w:p>
+      <w:r>
+        <w:rPr>
+          <w:b/>
+          <w:sz w:val="19"/>
+        </w:rPr>
+        <w:t xml:space="preserve">Übertragbarkeit: </w:t>
+      </w:r>
+      <w:r>
+        <w:rPr>
+          <w:sz w:val="19"/>
+        </w:rPr>
+        <w:t>Großbritannien, Primary-Care-System; Schnittstelle Hausarztpraxis–Spezialisierte Versorgung relevant für Deutschland</w:t>
+      </w:r>
+    </w:p>
+    <w:p>
+      <w:r>
+        <w:rPr>
+          <w:color w:val="5A7D3A"/>
+          <w:sz w:val="18"/>
+        </w:rPr>
+        <w:t>https://pubmed.ncbi.nlm.nih.gov/42574741/</w:t>
+      </w:r>
+    </w:p>
+    <w:p>
+      <w:pPr>
+        <w:pStyle w:val="Heading2"/>
+      </w:pPr>
+      <w:r>
+        <w:t>Community Health Worker senken Stigma und stärken Vertrauen in Bangladesch</w:t>
+      </w:r>
+    </w:p>
+    <w:p>
+      <w:r>
+        <w:rPr>
+          <w:i/>
+          <w:color w:val="666666"/>
+          <w:sz w:val="18"/>
+        </w:rPr>
+        <w:t>Lilier K et al.  ·  Sci Rep  ·  08.08.2026  ·  PMID 42570965</w:t>
+      </w:r>
+    </w:p>
+    <w:p>
+      <w:r>
+        <w:t>Qualitative Studie mit 16 Tiefeninterviews und einer Fokusgruppe mit geschulten Community Health Workern in klimavulnerablen Regionen Bangladeschs zur Bereitstellung mentaler Gesundheitsunterstützung.</w:t>
+      </w:r>
+    </w:p>
+    <w:p>
+      <w:r>
+        <w:rPr>
+          <w:b/>
+        </w:rPr>
+        <w:t xml:space="preserve">Ergebnis: </w:t>
+      </w:r>
+      <w:r>
+        <w:t>Geschulte CHWs lernten, Stigma durch kulturell angepasste Sprache zu reduzieren und Vertrauen aufzubauen. Sie fungierten als Brücke zwischen lokalen Glaubensvorstellungen und formalen Versorgungskonzepten. Training veränderte ihre Wahrnehmung psychischer Gesundheit. CHWs prägen das Angebot durch lokale Kontextualisierung, was Interventionen relevanter und kulturell angepasst macht. Empfehlung: fortgesetzte Schulung, materielle Unterstützung und formale Anerkennung.</w:t>
+      </w:r>
+    </w:p>
+    <w:p>
+      <w:r>
+        <w:rPr>
+          <w:b/>
+          <w:sz w:val="19"/>
+        </w:rPr>
+        <w:t xml:space="preserve">Übertragbarkeit: </w:t>
+      </w:r>
+      <w:r>
+        <w:rPr>
+          <w:sz w:val="19"/>
+        </w:rPr>
+        <w:t>Niedrigeinkommensland; Prinzip auf Deutschland nicht direkt übertragbar, aber Modell Peer-Support-Lot*inn*en relevant</w:t>
+      </w:r>
+    </w:p>
+    <w:p>
+      <w:r>
+        <w:rPr>
+          <w:color w:val="5A7D3A"/>
+          <w:sz w:val="18"/>
+        </w:rPr>
+        <w:t>https://pubmed.ncbi.nlm.nih.gov/42570965/</w:t>
+      </w:r>
+    </w:p>
+    <w:p>
+      <w:pPr>
+        <w:pStyle w:val="Heading2"/>
+      </w:pPr>
+      <w:r>
+        <w:t>Immersive Realität reduziert Stigmatisierung psychischer Erkrankungen bei Fachkräften</w:t>
+      </w:r>
+    </w:p>
+    <w:p>
+      <w:r>
+        <w:rPr>
+          <w:i/>
+          <w:color w:val="666666"/>
+          <w:sz w:val="18"/>
+        </w:rPr>
+        <w:t>Leblanc PM et al.  ·  BMJ Open  ·  05.08.2026  ·  PMID 42556844</w:t>
+      </w:r>
+    </w:p>
+    <w:p>
+      <w:r>
+        <w:t>Randomisierte kontrollierte Studie an französischen Gesundheitsberuflern und Studierenden (n=128) zu Effektivität von VR-Simulation psychotischer Symptome auf explizite und implizite Stigmatisierung gegen Schizophrenie (Baseline, sofort nach Intervention, 1-Monat-Follow-up).</w:t>
+      </w:r>
+    </w:p>
+    <w:p>
+      <w:r>
+        <w:rPr>
+          <w:b/>
+        </w:rPr>
+        <w:t xml:space="preserve">Ergebnis: </w:t>
+      </w:r>
+      <w:r>
+        <w:t>Primäres Ergebnis: Reduktion Stigmatisierung in VR-Gruppe auf AQ-27-Skala gegenüber Kontrolle von Baseline zu 1-Monat-Follow-up (Unterschied &gt;0 erwartet). Sekundäre Outcomes: implizite Assoziationen (Implicit Association Test), selbstberichtete Vorurteile und Diskriminierungsintention über Zeit. Design und Ethik genehmigt, Rekrutierung 2-Jahre, Ergebnisse 2026 erwartet.</w:t>
+      </w:r>
+    </w:p>
+    <w:p>
+      <w:r>
+        <w:rPr>
+          <w:b/>
+          <w:sz w:val="19"/>
+        </w:rPr>
+        <w:t xml:space="preserve">Übertragbarkeit: </w:t>
+      </w:r>
+      <w:r>
+        <w:rPr>
+          <w:sz w:val="19"/>
+        </w:rPr>
+        <w:t>Frankreich, vergleichbare Krankenversicherung, Problem der Fachkräfte-Stigmatisierung betrifft deutsche Versorgung parallel</w:t>
+      </w:r>
+    </w:p>
+    <w:p>
+      <w:r>
+        <w:rPr>
+          <w:color w:val="5A7D3A"/>
+          <w:sz w:val="18"/>
+        </w:rPr>
+        <w:t>https://pubmed.ncbi.nlm.nih.gov/42556844/</w:t>
+      </w:r>
+    </w:p>
+    <w:p>
+      <w:pPr>
+        <w:pStyle w:val="Heading2"/>
+      </w:pPr>
+      <w:r>
+        <w:t>Videobasierte Psychotherapie zeigt ähnliche Wirkung wie Präsenzbehandlung</w:t>
+      </w:r>
+    </w:p>
+    <w:p>
+      <w:r>
+        <w:rPr>
+          <w:i/>
+          <w:color w:val="666666"/>
+          <w:sz w:val="18"/>
+        </w:rPr>
+        <w:t>Meyer-Keirath C et al.  ·  J Med Internet Res  ·  05.08.2026  ·  PMID 42555822</w:t>
+      </w:r>
+    </w:p>
+    <w:p>
+      <w:r>
+        <w:t>Systematischer Review und Metaanalyse von 12 RCTs (n=465 Patienten, 41 Effektgrößen) zum Vergleich synchroner Videobehandlung versus Präsenztherapie (mind. 500 Minuten Behandlung, max. 1/3 hybrid).</w:t>
+      </w:r>
+    </w:p>
+    <w:p>
+      <w:r>
+        <w:rPr>
+          <w:b/>
+        </w:rPr>
+        <w:t xml:space="preserve">Ergebnis: </w:t>
+      </w:r>
+      <w:r>
+        <w:t>Keine signifikanten Unterschiede in Symptomreduktion (Hedges g=−0,09, KI −0,52 bis 0,33, p&gt;0,99). Hohe Heterogenität zwischen Studien (95%-Prognoseintervall −1,65 bis 1,46). Keine moderierenden Effekte der Diagnose (PTSD, Depression, OCD, Angst, Bulimia, Somatoforme Störungen). Studien überwiegend WEIRD-Länder, kognitiv-verhaltenstherapeutische Interventionen, limitierte Certitude of Evidence.</w:t>
+      </w:r>
+    </w:p>
+    <w:p>
+      <w:r>
+        <w:rPr>
+          <w:b/>
+          <w:sz w:val="19"/>
+        </w:rPr>
+        <w:t xml:space="preserve">Übertragbarkeit: </w:t>
+      </w:r>
+      <w:r>
+        <w:rPr>
+          <w:sz w:val="19"/>
+        </w:rPr>
+        <w:t>Europäische und deutschsprachige Teilnehmer, RCT-Design, Frage der Verfügbarmachung stationärer Kapazität</w:t>
+      </w:r>
+    </w:p>
+    <w:p>
+      <w:r>
+        <w:rPr>
+          <w:color w:val="5A7D3A"/>
+          <w:sz w:val="18"/>
+        </w:rPr>
+        <w:t>https://pubmed.ncbi.nlm.nih.gov/42555822/</w:t>
+      </w:r>
+    </w:p>
+    <w:p>
+      <w:pPr>
+        <w:pStyle w:val="Heading2"/>
+      </w:pPr>
+      <w:r>
+        <w:t>Postpartumdepression-Präventionsprogramm stärkt Vorbereitung und Hilfssuche in zirkumpolarem Kontext</w:t>
+      </w:r>
+    </w:p>
+    <w:p>
+      <w:r>
+        <w:rPr>
+          <w:i/>
+          <w:color w:val="666666"/>
+          <w:sz w:val="18"/>
+        </w:rPr>
+        <w:t>Nechaeva E et al.  ·  Int J Circumpolar Health  ·  31.12.2026  ·  PMID 42554516</w:t>
+      </w:r>
+    </w:p>
+    <w:p>
+      <w:r>
+        <w:t>Qualitative Studie mit 17 Schwangeren und 4 Fachkräften im Norden Russlands (Archangelsk) zu Erfahrungen mit Postpartumdepression-Präventionsprogramm und Integration in Routinevorsorge.</w:t>
+      </w:r>
+    </w:p>
+    <w:p>
+      <w:r>
+        <w:rPr>
+          <w:b/>
+        </w:rPr>
+        <w:t xml:space="preserve">Ergebnis: </w:t>
+      </w:r>
+      <w:r>
+        <w:t>Frauen berichteten größeres Vertrauen, Zeichen der Vulnerabilität zu erkennen, Bedarf zu artikulieren und Unterstützung zu suchen. Fachkräfte hoben hervor, dass Nutzen von machbarem Scheduling, Gruppenformat, wiederverwendbarem Material und koordinierter Lieferung abhing. Systemische Faktoren (Erreichbarkeit, Retentionsquoten, Cross-Provider-Koordination) zentral für nachhaltige Umsetzung. Programme brauchen relationale Teilhabe und organisatorische Unterstützung.</w:t>
+      </w:r>
+    </w:p>
+    <w:p>
+      <w:r>
+        <w:rPr>
+          <w:b/>
+          <w:sz w:val="19"/>
+        </w:rPr>
+        <w:t xml:space="preserve">Übertragbarkeit: </w:t>
+      </w:r>
+      <w:r>
+        <w:rPr>
+          <w:sz w:val="19"/>
+        </w:rPr>
+        <w:t>Skandinavien/Osteuropa, ähnliche Saisonalitätsprobleme wie deutsche Regionen mit Personalknappheit</w:t>
+      </w:r>
+    </w:p>
+    <w:p>
+      <w:r>
+        <w:rPr>
+          <w:color w:val="5A7D3A"/>
+          <w:sz w:val="18"/>
+        </w:rPr>
+        <w:t>https://pubmed.ncbi.nlm.nih.gov/42554516/</w:t>
       </w:r>
     </w:p>
     <w:p>

--- a/download/studien-archiv.docx
+++ b/download/studien-archiv.docx
@@ -62,7 +62,363 @@
           <w:color w:val="666666"/>
           <w:sz w:val="18"/>
         </w:rPr>
-        <w:t>Stand: 29.08.2026  |  28 Studien  |  mental.m-vf.de</w:t>
+        <w:t>Stand: 30.08.2026  |  34 Studien  |  mental.m-vf.de</w:t>
+      </w:r>
+    </w:p>
+    <w:p>
+      <w:pPr>
+        <w:pStyle w:val="Heading1"/>
+      </w:pPr>
+      <w:r>
+        <w:t>Aufgenommen am 30.08.2026</w:t>
+      </w:r>
+    </w:p>
+    <w:p>
+      <w:pPr>
+        <w:pStyle w:val="Heading2"/>
+      </w:pPr>
+      <w:r>
+        <w:t>Schizophrenia mit verzögerter Diabetesbehandlung verringert Überlebenschancen</w:t>
+      </w:r>
+    </w:p>
+    <w:p>
+      <w:r>
+        <w:rPr>
+          <w:i/>
+          <w:color w:val="666666"/>
+          <w:sz w:val="18"/>
+        </w:rPr>
+        <w:t>Rohde C et al.  ·  Schizophr Bull  ·  20.08.2026  ·  PMID 42667247</w:t>
+      </w:r>
+    </w:p>
+    <w:p>
+      <w:r>
+        <w:t>Register-Studie aus Dänemark zu Verzögerungen bei der Einleitung von Glukose-senkender Therapie bei Personen mit Schizophrenie nach Erkennung erhöhter Glukosewerte.</w:t>
+      </w:r>
+    </w:p>
+    <w:p>
+      <w:r>
+        <w:rPr>
+          <w:b/>
+        </w:rPr>
+        <w:t xml:space="preserve">Ergebnis: </w:t>
+      </w:r>
+      <w:r>
+        <w:t>Bei 1527 Personen mit Schizophrenie verzögerte sich die Einleitung der Diabetes-Behandlung um 12 % (HRR = 0,88; KI 0,81–0,94) versus 7492 Kontrollen. Der Effekt war stärker bei Männern (HRR = 0,82) als bei Frauen (HRR = 0,99), und die HbA1c-Werte sanken langsamer. Die Verzögerung deutet auf eine Versorgungslücke im Schnittstellenmanagement hin.</w:t>
+      </w:r>
+    </w:p>
+    <w:p>
+      <w:r>
+        <w:rPr>
+          <w:b/>
+          <w:sz w:val="19"/>
+        </w:rPr>
+        <w:t xml:space="preserve">Übertragbarkeit: </w:t>
+      </w:r>
+      <w:r>
+        <w:rPr>
+          <w:sz w:val="19"/>
+        </w:rPr>
+        <w:t>Dänische Registerdaten, vergleichbares Gesundheitssystem</w:t>
+      </w:r>
+    </w:p>
+    <w:p>
+      <w:r>
+        <w:rPr>
+          <w:color w:val="5A7D3A"/>
+          <w:sz w:val="18"/>
+        </w:rPr>
+        <w:t>https://pubmed.ncbi.nlm.nih.gov/42667247/</w:t>
+      </w:r>
+    </w:p>
+    <w:p>
+      <w:pPr>
+        <w:pStyle w:val="Heading2"/>
+      </w:pPr>
+      <w:r>
+        <w:t>Metacognitive Training reduziert Negativsymptome in Schizophrenie-Pilot</w:t>
+      </w:r>
+    </w:p>
+    <w:p>
+      <w:r>
+        <w:rPr>
+          <w:i/>
+          <w:color w:val="666666"/>
+          <w:sz w:val="18"/>
+        </w:rPr>
+        <w:t>Swanson L et al.  ·  Trials  ·  28.08.2026  ·  PMID 42665851</w:t>
+      </w:r>
+    </w:p>
+    <w:p>
+      <w:r>
+        <w:t>Protokoll für pragmatische RCT von MCT-Minus versus Supportive Counselling bei 90 Personen mit Psychosen zur Reduktion von Negativsymptomen, Stigma und Verbesserung der Metakognition.</w:t>
+      </w:r>
+    </w:p>
+    <w:p>
+      <w:r>
+        <w:rPr>
+          <w:b/>
+        </w:rPr>
+        <w:t xml:space="preserve">Ergebnis: </w:t>
+      </w:r>
+      <w:r>
+        <w:t>Studienprotokoll beschreibt das Design (90 Teilnehmer, randomisiert zu MCT-Minus oder SC, primärer Endpunkt: Negativsymptome CAINS). Pilotdaten deuteten auf Symptomreduktion durch verbesserte Reflexionsfähigkeit und reduzierte wahrgenommene Stigmatisierung hin; Hauptstudie soll Effektivität und Mechanismen prüfen.</w:t>
+      </w:r>
+    </w:p>
+    <w:p>
+      <w:r>
+        <w:rPr>
+          <w:b/>
+          <w:sz w:val="19"/>
+        </w:rPr>
+        <w:t xml:space="preserve">Übertragbarkeit: </w:t>
+      </w:r>
+      <w:r>
+        <w:rPr>
+          <w:sz w:val="19"/>
+        </w:rPr>
+        <w:t>Schweden, vergleichbares Versicherungssystem</w:t>
+      </w:r>
+    </w:p>
+    <w:p>
+      <w:r>
+        <w:rPr>
+          <w:color w:val="5A7D3A"/>
+          <w:sz w:val="18"/>
+        </w:rPr>
+        <w:t>https://pubmed.ncbi.nlm.nih.gov/42665851/</w:t>
+      </w:r>
+    </w:p>
+    <w:p>
+      <w:pPr>
+        <w:pStyle w:val="Heading2"/>
+      </w:pPr>
+      <w:r>
+        <w:t>Ethische Konflikte beim Opioid-Diversion in Kliniken erkennen und bewältigen</w:t>
+      </w:r>
+    </w:p>
+    <w:p>
+      <w:r>
+        <w:rPr>
+          <w:i/>
+          <w:color w:val="666666"/>
+          <w:sz w:val="18"/>
+        </w:rPr>
+        <w:t>Binder A et al.  ·  BMC Med Ethics  ·  28.08.2026  ·  PMID 42665829</w:t>
+      </w:r>
+    </w:p>
+    <w:p>
+      <w:r>
+        <w:t>Multinationaler qualitativer Studienprotokoll zu ethischen Konflikten von Gesundheitsfachpersonen bei Opioid-Diversion mittels semi-strukturierter Interviews und reflexiver thematischer Analyse.</w:t>
+      </w:r>
+    </w:p>
+    <w:p>
+      <w:r>
+        <w:rPr>
+          <w:b/>
+        </w:rPr>
+        <w:t xml:space="preserve">Ergebnis: </w:t>
+      </w:r>
+      <w:r>
+        <w:t>Protokoll definiert Studie mit Fokus auf moralische Dilemmata, Barrieren zum Suchen von Hilfe und Unterschiede zwischen Gesundheitssystemen. Ziel: Stigma abbau und ethisch geleitete Schadensminderungsstrategien entwickeln sowie Unterstützungsstrukturen für betroffene Fachpersonen schaffen.</w:t>
+      </w:r>
+    </w:p>
+    <w:p>
+      <w:r>
+        <w:rPr>
+          <w:b/>
+          <w:sz w:val="19"/>
+        </w:rPr>
+        <w:t xml:space="preserve">Übertragbarkeit: </w:t>
+      </w:r>
+      <w:r>
+        <w:rPr>
+          <w:sz w:val="19"/>
+        </w:rPr>
+        <w:t>Deutschland, international vergleichbar, Systemübergreifende Perspektive</w:t>
+      </w:r>
+    </w:p>
+    <w:p>
+      <w:r>
+        <w:rPr>
+          <w:color w:val="5A7D3A"/>
+          <w:sz w:val="18"/>
+        </w:rPr>
+        <w:t>https://pubmed.ncbi.nlm.nih.gov/42665829/</w:t>
+      </w:r>
+    </w:p>
+    <w:p>
+      <w:pPr>
+        <w:pStyle w:val="Heading2"/>
+      </w:pPr>
+      <w:r>
+        <w:t>Schulkinder mit schlechter psychischer Gesundheit brauchen mehr schulische Unterstützung</w:t>
+      </w:r>
+    </w:p>
+    <w:p>
+      <w:r>
+        <w:rPr>
+          <w:i/>
+          <w:color w:val="666666"/>
+          <w:sz w:val="18"/>
+        </w:rPr>
+        <w:t>Albers PN et al.  ·  PLoS One  ·  28.08.2026  ·  PMID 42664181</w:t>
+      </w:r>
+    </w:p>
+    <w:p>
+      <w:r>
+        <w:t>Querschnittsstudie zu psychischer Gesundheit und Schulanbindung bei 5193 Schülern (12–15 Jahre) in Großbritannien zur Identifizierung von Interventionsbereichen.</w:t>
+      </w:r>
+    </w:p>
+    <w:p>
+      <w:r>
+        <w:rPr>
+          <w:b/>
+        </w:rPr>
+        <w:t xml:space="preserve">Ergebnis: </w:t>
+      </w:r>
+      <w:r>
+        <w:t>40 % berichteten niedrige Lebenszufriedenheit, 33 % schwere depressive Symptome, nur 47 % gefühlszugehörigkeit zu Schule. Mädchen zeigten 3,27-fach höhere Depression als Jungen (KI 2,84–3,76), Nicht-Binäre am schlechtesten. Schulbelastung war stärkster Risikofaktor (AOR Depression 4,53; KI 3,40–6,08).</w:t>
+      </w:r>
+    </w:p>
+    <w:p>
+      <w:r>
+        <w:rPr>
+          <w:b/>
+          <w:sz w:val="19"/>
+        </w:rPr>
+        <w:t xml:space="preserve">Übertragbarkeit: </w:t>
+      </w:r>
+      <w:r>
+        <w:rPr>
+          <w:sz w:val="19"/>
+        </w:rPr>
+        <w:t>UK-Schuldaten, ähnliche Versorgungsherausforderungen wie Deutschland</w:t>
+      </w:r>
+    </w:p>
+    <w:p>
+      <w:r>
+        <w:rPr>
+          <w:color w:val="5A7D3A"/>
+          <w:sz w:val="18"/>
+        </w:rPr>
+        <w:t>https://pubmed.ncbi.nlm.nih.gov/42664181/</w:t>
+      </w:r>
+    </w:p>
+    <w:p>
+      <w:pPr>
+        <w:pStyle w:val="Heading2"/>
+      </w:pPr>
+      <w:r>
+        <w:t>EMDR-Therapie für Kinder im Krieg zeigt große Symptomreduktion</w:t>
+      </w:r>
+    </w:p>
+    <w:p>
+      <w:r>
+        <w:rPr>
+          <w:i/>
+          <w:color w:val="666666"/>
+          <w:sz w:val="18"/>
+        </w:rPr>
+        <w:t>Beer R et al.  ·  Eur J Psychotraumatol  ·  24.08.2026  ·  PMID 42635370</w:t>
+      </w:r>
+    </w:p>
+    <w:p>
+      <w:r>
+        <w:t>Evaluation von EMDR-Therapie für Kinder und Jugendliche in der Ukraine während des laufenden Krieges zur Reduktion von PTBS-Symptomen.</w:t>
+      </w:r>
+    </w:p>
+    <w:p>
+      <w:r>
+        <w:rPr>
+          <w:b/>
+        </w:rPr>
+        <w:t xml:space="preserve">Ergebnis: </w:t>
+      </w:r>
+      <w:r>
+        <w:t>151 Kinder und Jugendliche (Alter 1–17 Jahre) zeigten nach EMDR signifikante Reduktionen der PTBS-Symptome mit großen Effektstärken (DSM-5: d = 1,83 Selbstbericht, d = 1,93 Elternbericht; ICD-11 komplexe PTBS: d = 1,63–1,74). Effekte blieben in Folgemessungen bestehen.</w:t>
+      </w:r>
+    </w:p>
+    <w:p>
+      <w:r>
+        <w:rPr>
+          <w:b/>
+          <w:sz w:val="19"/>
+        </w:rPr>
+        <w:t xml:space="preserve">Übertragbarkeit: </w:t>
+      </w:r>
+      <w:r>
+        <w:rPr>
+          <w:sz w:val="19"/>
+        </w:rPr>
+        <w:t>Ukraine unter Kriegsbedingungen, externe Validität begrenzt auf Krisen-Settings</w:t>
+      </w:r>
+    </w:p>
+    <w:p>
+      <w:r>
+        <w:rPr>
+          <w:color w:val="5A7D3A"/>
+          <w:sz w:val="18"/>
+        </w:rPr>
+        <w:t>https://pubmed.ncbi.nlm.nih.gov/42635370/</w:t>
+      </w:r>
+    </w:p>
+    <w:p>
+      <w:pPr>
+        <w:pStyle w:val="Heading2"/>
+      </w:pPr>
+      <w:r>
+        <w:t>Dementia Villages stärken Person-Centered Care durch Erinnerungen und Aktivitäten</w:t>
+      </w:r>
+    </w:p>
+    <w:p>
+      <w:r>
+        <w:rPr>
+          <w:i/>
+          <w:color w:val="666666"/>
+          <w:sz w:val="18"/>
+        </w:rPr>
+        <w:t>Readman MR et al.  ·  Health Expect  ·  Aug. 2026  ·  PMID 42578502</w:t>
+      </w:r>
+    </w:p>
+    <w:p>
+      <w:r>
+        <w:t>Qualitative Studie zu Auswirkungen des UK's ersten Day-Center Dementia Village auf Erfahrungen von Personen mit Demenz und Personal, basierend auf 22 semi-strukturierten Interviews.</w:t>
+      </w:r>
+    </w:p>
+    <w:p>
+      <w:r>
+        <w:rPr>
+          <w:b/>
+        </w:rPr>
+        <w:t xml:space="preserve">Ergebnis: </w:t>
+      </w:r>
+      <w:r>
+        <w:t>Drei zentrale Themen: (1) Sehen der Person dahinter, (2) bedeutungsvolle Aktivität und Engagement, (3) Faktoren der Beteiligung. Personal und Betroffene berichteten von erhöhter Personenorientierung, besserer Identitätsanerkennung und maßgeschneiderter Aktivitäten; Wirksamkeit hängt von individueller Anpassung und Ressourcen ab.</w:t>
+      </w:r>
+    </w:p>
+    <w:p>
+      <w:r>
+        <w:rPr>
+          <w:b/>
+          <w:sz w:val="19"/>
+        </w:rPr>
+        <w:t xml:space="preserve">Übertragbarkeit: </w:t>
+      </w:r>
+      <w:r>
+        <w:rPr>
+          <w:sz w:val="19"/>
+        </w:rPr>
+        <w:t>UK, übertragbar auf deutsche Tagesstrukturen in der Demenzversorgung</w:t>
+      </w:r>
+    </w:p>
+    <w:p>
+      <w:r>
+        <w:rPr>
+          <w:color w:val="5A7D3A"/>
+          <w:sz w:val="18"/>
+        </w:rPr>
+        <w:t>https://pubmed.ncbi.nlm.nih.gov/42578502/</w:t>
       </w:r>
     </w:p>
     <w:p>

--- a/download/studien-archiv.docx
+++ b/download/studien-archiv.docx
@@ -62,7 +62,363 @@
           <w:color w:val="666666"/>
           <w:sz w:val="18"/>
         </w:rPr>
-        <w:t>Stand: 30.08.2026  |  34 Studien  |  mental.m-vf.de</w:t>
+        <w:t>Stand: 31.08.2026  |  40 Studien  |  mental.m-vf.de</w:t>
+      </w:r>
+    </w:p>
+    <w:p>
+      <w:pPr>
+        <w:pStyle w:val="Heading1"/>
+      </w:pPr>
+      <w:r>
+        <w:t>Aufgenommen am 31.08.2026</w:t>
+      </w:r>
+    </w:p>
+    <w:p>
+      <w:pPr>
+        <w:pStyle w:val="Heading2"/>
+      </w:pPr>
+      <w:r>
+        <w:t>Intersektorale Versorgungskoordination für ältere Menschen mit kognitiven Störungen: Prozessevaluation aus Deutschland</w:t>
+      </w:r>
+    </w:p>
+    <w:p>
+      <w:r>
+        <w:rPr>
+          <w:i/>
+          <w:color w:val="666666"/>
+          <w:sz w:val="18"/>
+        </w:rPr>
+        <w:t>Chikhradze N et al.  ·  Trials  ·  29.08.2026  ·  PMID 42668367</w:t>
+      </w:r>
+    </w:p>
+    <w:p>
+      <w:r>
+        <w:t>Prozessevaluation eines RCT, das ein intersektorales Care-Management-Modell mit Versorgungsmanagern und informationstechnischem System in drei deutschen Krankenhäusern implementierte.</w:t>
+      </w:r>
+    </w:p>
+    <w:p>
+      <w:r>
+        <w:rPr>
+          <w:b/>
+        </w:rPr>
+        <w:t xml:space="preserve">Ergebnis: </w:t>
+      </w:r>
+      <w:r>
+        <w:t>Care Manager konnten Bedarfe nur teilweise erfassen und Koordination zwischen Akutklinik und Grundversorgung etablieren; rigide Alltagsroutinen und Zeitmangel behinderten die Zusammenarbeit zwischen den Versorgungssektoren erheblich.</w:t>
+      </w:r>
+    </w:p>
+    <w:p>
+      <w:r>
+        <w:rPr>
+          <w:b/>
+          <w:sz w:val="19"/>
+        </w:rPr>
+        <w:t xml:space="preserve">Übertragbarkeit: </w:t>
+      </w:r>
+      <w:r>
+        <w:rPr>
+          <w:sz w:val="19"/>
+        </w:rPr>
+        <w:t>Deutschland – deutsche Studiendesign in Routineversorgung zweier Bundesländer</w:t>
+      </w:r>
+    </w:p>
+    <w:p>
+      <w:r>
+        <w:rPr>
+          <w:color w:val="5A7D3A"/>
+          <w:sz w:val="18"/>
+        </w:rPr>
+        <w:t>https://pubmed.ncbi.nlm.nih.gov/42668367/</w:t>
+      </w:r>
+    </w:p>
+    <w:p>
+      <w:pPr>
+        <w:pStyle w:val="Heading2"/>
+      </w:pPr>
+      <w:r>
+        <w:t>Antipsychotische Dosis und Symptomreduktion bei Schizophrenie: Metaanalyse zeigt Plateaueffekte</w:t>
+      </w:r>
+    </w:p>
+    <w:p>
+      <w:r>
+        <w:rPr>
+          <w:i/>
+          <w:color w:val="666666"/>
+          <w:sz w:val="18"/>
+        </w:rPr>
+        <w:t>Lin X et al.  ·  Schizophr Bull  ·  20.08.2026  ·  PMID 42667248</w:t>
+      </w:r>
+    </w:p>
+    <w:p>
+      <w:r>
+        <w:t>Metaanalyse von 165 Studien zur Dosis-Wirkungs-Beziehung von 21 Antipsychotika bei Positivsymptomen und Negativsymptomen in akuter Schizophrenie.</w:t>
+      </w:r>
+    </w:p>
+    <w:p>
+      <w:r>
+        <w:rPr>
+          <w:b/>
+        </w:rPr>
+        <w:t xml:space="preserve">Ergebnis: </w:t>
+      </w:r>
+      <w:r>
+        <w:t>Die meisten Antipsychotika zeigen parallele Dosis-Wirkungs-Kurven mit kleinerem Effekt auf Negativsymptome (Ausnahme: partielle Dopaminagonisten). Beide Kurven plateauieren oder sinken nach einem Wendepunkt, was auf optimale Dosisbereichs hindeutet.</w:t>
+      </w:r>
+    </w:p>
+    <w:p>
+      <w:r>
+        <w:rPr>
+          <w:b/>
+          <w:sz w:val="19"/>
+        </w:rPr>
+        <w:t xml:space="preserve">Übertragbarkeit: </w:t>
+      </w:r>
+      <w:r>
+        <w:rPr>
+          <w:sz w:val="19"/>
+        </w:rPr>
+        <w:t>Internationale Daten – wirksam für Dosierungsrichtlinien unabhängig vom System</w:t>
+      </w:r>
+    </w:p>
+    <w:p>
+      <w:r>
+        <w:rPr>
+          <w:color w:val="5A7D3A"/>
+          <w:sz w:val="18"/>
+        </w:rPr>
+        <w:t>https://pubmed.ncbi.nlm.nih.gov/42667248/</w:t>
+      </w:r>
+    </w:p>
+    <w:p>
+      <w:pPr>
+        <w:pStyle w:val="Heading2"/>
+      </w:pPr>
+      <w:r>
+        <w:t>Online-EMDR für Trauma-Patienten wirksam: 71%-Erfolgsquote mit klinisch relevantem Effekt</w:t>
+      </w:r>
+    </w:p>
+    <w:p>
+      <w:r>
+        <w:rPr>
+          <w:i/>
+          <w:color w:val="666666"/>
+          <w:sz w:val="18"/>
+        </w:rPr>
+        <w:t>Kruisinga S et al.  ·  Eur J Psychotraumatol  ·  24.08.2026  ·  PMID 42635006</w:t>
+      </w:r>
+    </w:p>
+    <w:p>
+      <w:r>
+        <w:t>Non-Concurrent-Multiple-Baseline-Studie mit 21 Erwachsenen (18–65 Jahre) mit PTSD aus multiplen Traumata, die 10 wöchentliche Online-EMDR-Sitzungen erhielten.</w:t>
+      </w:r>
+    </w:p>
+    <w:p>
+      <w:r>
+        <w:rPr>
+          <w:b/>
+        </w:rPr>
+        <w:t xml:space="preserve">Ergebnis: </w:t>
+      </w:r>
+      <w:r>
+        <w:t>Visuelle Analyse und Improvement Rate Difference zeigten Wirksamkeit bei 15 von 21 Teilnehmern (71%). Mittlerer PCL-5-Rückgang von 23,6 Punkten (Cohen's d=1,34, 95%-KI: 0,74–1,93) nach Therapie; bei Follow-up 27,2 Punkte Rückgang (d=1,62, 95%-KI: 0,95–2,27) – klinisch relevanteAbnahme.</w:t>
+      </w:r>
+    </w:p>
+    <w:p>
+      <w:r>
+        <w:rPr>
+          <w:b/>
+          <w:sz w:val="19"/>
+        </w:rPr>
+        <w:t xml:space="preserve">Übertragbarkeit: </w:t>
+      </w:r>
+      <w:r>
+        <w:rPr>
+          <w:sz w:val="19"/>
+        </w:rPr>
+        <w:t>Niederlande – vergleichbares europäisches Gesundheitssystem</w:t>
+      </w:r>
+    </w:p>
+    <w:p>
+      <w:r>
+        <w:rPr>
+          <w:color w:val="5A7D3A"/>
+          <w:sz w:val="18"/>
+        </w:rPr>
+        <w:t>https://pubmed.ncbi.nlm.nih.gov/42635006/</w:t>
+      </w:r>
+    </w:p>
+    <w:p>
+      <w:pPr>
+        <w:pStyle w:val="Heading2"/>
+      </w:pPr>
+      <w:r>
+        <w:t>Kurze psychologische Interventionen für Persönlichkeitsstörungen: schwache Evidenz, aber Hinweise für frühe Intervention</w:t>
+      </w:r>
+    </w:p>
+    <w:p>
+      <w:r>
+        <w:rPr>
+          <w:i/>
+          <w:color w:val="666666"/>
+          <w:sz w:val="18"/>
+        </w:rPr>
+        <w:t>Williams R et al.  ·  Personal Ment Health  ·  Aug. 2026  ·  PMID 42608329</w:t>
+      </w:r>
+    </w:p>
+    <w:p>
+      <w:r>
+        <w:t>Sekundäranalyse des SPS-Trial mit 336 Teilnehmern aus sieben NHS-Standorten in England zur Frage, welche Patienten von kurzer Structured Psychological Support (SPS) profitieren.</w:t>
+      </w:r>
+    </w:p>
+    <w:p>
+      <w:r>
+        <w:rPr>
+          <w:b/>
+        </w:rPr>
+        <w:t xml:space="preserve">Ergebnis: </w:t>
+      </w:r>
+      <w:r>
+        <w:t>Keine starken Hinweise auf Moderation durch Persönlichkeitsfunktionalität oder Therapiesequenzierung. Schwache Evidenz, dass SPS bei emotionaler Dysregulation bei Patienten mit niedrigerem Persönlichkeitsdysfunktionsniveau vorteilhaft ist; bei kürzerer Vorbehandlungsdauer auch Verbesserung der Sozialfunktionalität. Hinweis auf Rolle bei Früherkennung oder milder Persönlichkeitsstörung.</w:t>
+      </w:r>
+    </w:p>
+    <w:p>
+      <w:r>
+        <w:rPr>
+          <w:b/>
+          <w:sz w:val="19"/>
+        </w:rPr>
+        <w:t xml:space="preserve">Übertragbarkeit: </w:t>
+      </w:r>
+      <w:r>
+        <w:rPr>
+          <w:sz w:val="19"/>
+        </w:rPr>
+        <w:t>Großbritannien – englisches NHS-System, Versorgungsforschung</w:t>
+      </w:r>
+    </w:p>
+    <w:p>
+      <w:r>
+        <w:rPr>
+          <w:color w:val="5A7D3A"/>
+          <w:sz w:val="18"/>
+        </w:rPr>
+        <w:t>https://pubmed.ncbi.nlm.nih.gov/42608329/</w:t>
+      </w:r>
+    </w:p>
+    <w:p>
+      <w:pPr>
+        <w:pStyle w:val="Heading2"/>
+      </w:pPr>
+      <w:r>
+        <w:t>Psychosoziale Interventionen durch Nicht-Spezialist*innen: Soziale Unterstützung und Verhaltensaktivierung am wirksamsten</w:t>
+      </w:r>
+    </w:p>
+    <w:p>
+      <w:r>
+        <w:rPr>
+          <w:i/>
+          <w:color w:val="666666"/>
+          <w:sz w:val="18"/>
+        </w:rPr>
+        <w:t>Papola D et al.  ·  Lancet Psychiatry  ·  03.08.2026  ·  PMID 42546730</w:t>
+      </w:r>
+    </w:p>
+    <w:p>
+      <w:r>
+        <w:t>Bayessche Komponenten-Netzwerk-Metaanalyse von 34 RCT (30 mit Individualdaten von 10.612 Personen) zur Identifikation der wirksamsten Elemente von Task-Shared-Psychotherapien für Depression und Angststörungen.</w:t>
+      </w:r>
+    </w:p>
+    <w:p>
+      <w:r>
+        <w:rPr>
+          <w:b/>
+        </w:rPr>
+        <w:t xml:space="preserve">Ergebnis: </w:t>
+      </w:r>
+      <w:r>
+        <w:t>Stärkung sozialer Unterstützung (inkrementelle Reduktion −9,48 auf Symptomskala), Verhaltensaktivierung (−4,15) und Problemlösung (−4,08) waren die vorteilhaftesten Komponenten. Relaxation (+7,97) und kognitives Reframing (+5,17) zeigten unerwartete nachteilige Effekte. Effekte variierten systematisch nach Ausgangsschweregrad und Merkmalen.</w:t>
+      </w:r>
+    </w:p>
+    <w:p>
+      <w:r>
+        <w:rPr>
+          <w:b/>
+          <w:sz w:val="19"/>
+        </w:rPr>
+        <w:t xml:space="preserve">Übertragbarkeit: </w:t>
+      </w:r>
+      <w:r>
+        <w:rPr>
+          <w:sz w:val="19"/>
+        </w:rPr>
+        <w:t>Europäische und globale Daten – übertragbar auf deutsches Primärversorgungssystem</w:t>
+      </w:r>
+    </w:p>
+    <w:p>
+      <w:r>
+        <w:rPr>
+          <w:color w:val="5A7D3A"/>
+          <w:sz w:val="18"/>
+        </w:rPr>
+        <w:t>https://pubmed.ncbi.nlm.nih.gov/42546730/</w:t>
+      </w:r>
+    </w:p>
+    <w:p>
+      <w:pPr>
+        <w:pStyle w:val="Heading2"/>
+      </w:pPr>
+      <w:r>
+        <w:t>Home Treatment für Kinder und Jugendliche ist kosteneffektiver als stationäre Behandlung</w:t>
+      </w:r>
+    </w:p>
+    <w:p>
+      <w:r>
+        <w:rPr>
+          <w:i/>
+          <w:color w:val="666666"/>
+          <w:sz w:val="18"/>
+        </w:rPr>
+        <w:t>Graf D et al.  ·  Swiss Med Wkly  ·  29.06.2026  ·  PMID 42537634</w:t>
+      </w:r>
+    </w:p>
+    <w:p>
+      <w:r>
+        <w:t>Pilotversuch mit 75 Kindern und Jugendlichen (6–17 Jahre) mit akuten psychiatrischen Störungen: Vergleich zwischen intensivem Home Treatment (n=27) und Regelbehandlung stationär (n=48).</w:t>
+      </w:r>
+    </w:p>
+    <w:p>
+      <w:r>
+        <w:rPr>
+          <w:b/>
+        </w:rPr>
+        <w:t xml:space="preserve">Ergebnis: </w:t>
+      </w:r>
+      <w:r>
+        <w:t>Home Treatment zeigte Kosteneinsparungen von CHF 48.591 (95%-KI: −108.493 bis 11.312) mit besseren Funktionsergebnissen (GAF-Verbesserung 9,41 Punkte). CEAC deutete 94,6%-ige Wahrscheinlichkeit der Kosteneffektivität an. Beide Gruppen erreichten Symptomreduktion, aber mit Home Treatment bessere Effizienz.</w:t>
+      </w:r>
+    </w:p>
+    <w:p>
+      <w:r>
+        <w:rPr>
+          <w:b/>
+          <w:sz w:val="19"/>
+        </w:rPr>
+        <w:t xml:space="preserve">Übertragbarkeit: </w:t>
+      </w:r>
+      <w:r>
+        <w:rPr>
+          <w:sz w:val="19"/>
+        </w:rPr>
+        <w:t>Schweiz – vergleichbares Versicherungssystem, Kostenträgerperspektive</w:t>
+      </w:r>
+    </w:p>
+    <w:p>
+      <w:r>
+        <w:rPr>
+          <w:color w:val="5A7D3A"/>
+          <w:sz w:val="18"/>
+        </w:rPr>
+        <w:t>https://pubmed.ncbi.nlm.nih.gov/42537634/</w:t>
       </w:r>
     </w:p>
     <w:p>

--- a/download/studien-archiv.docx
+++ b/download/studien-archiv.docx
@@ -62,7 +62,363 @@
           <w:color w:val="666666"/>
           <w:sz w:val="18"/>
         </w:rPr>
-        <w:t>Stand: 31.08.2026  |  40 Studien  |  mental.m-vf.de</w:t>
+        <w:t>Stand: 01.09.2026  |  46 Studien  |  mental.m-vf.de</w:t>
+      </w:r>
+    </w:p>
+    <w:p>
+      <w:pPr>
+        <w:pStyle w:val="Heading1"/>
+      </w:pPr>
+      <w:r>
+        <w:t>Aufgenommen am 01.09.2026</w:t>
+      </w:r>
+    </w:p>
+    <w:p>
+      <w:pPr>
+        <w:pStyle w:val="Heading2"/>
+      </w:pPr>
+      <w:r>
+        <w:t>Supported Employment erhöht Arbeitsintegration auf 51% und hält Beschäftigung zu 62%</w:t>
+      </w:r>
+    </w:p>
+    <w:p>
+      <w:r>
+        <w:rPr>
+          <w:i/>
+          <w:color w:val="666666"/>
+          <w:sz w:val="18"/>
+        </w:rPr>
+        <w:t>Marec MG  ·  Sante Publique  ·  2026  ·  PMID 42674991</w:t>
+      </w:r>
+    </w:p>
+    <w:p>
+      <w:r>
+        <w:t>Französische Mischstudie mit 1.027 Personen in Unterstützter Beschäftigung nach dem IPS-Modell, das Menschen mit psychischen Behinderungen in reguläre Jobs vermittelt.</w:t>
+      </w:r>
+    </w:p>
+    <w:p>
+      <w:r>
+        <w:rPr>
+          <w:b/>
+        </w:rPr>
+        <w:t xml:space="preserve">Ergebnis: </w:t>
+      </w:r>
+      <w:r>
+        <w:t>51% Arbeitsplatzintegration, 62% Arbeitserhalt nach 6 Monaten; Wohlbefinden stieg bei Erwerbstätigen, Recovery-Dimensionen profitierten vom Modell unabhängig von Erwerbstatus. Organisationen zeigten hohe IPS-Treue, Arbeitsvermittler hohe Fachkompetenz.</w:t>
+      </w:r>
+    </w:p>
+    <w:p>
+      <w:r>
+        <w:rPr>
+          <w:b/>
+          <w:sz w:val="19"/>
+        </w:rPr>
+        <w:t xml:space="preserve">Übertragbarkeit: </w:t>
+      </w:r>
+      <w:r>
+        <w:rPr>
+          <w:sz w:val="19"/>
+        </w:rPr>
+        <w:t>Frankreich, Mischstudie mit Organisationen/Fachkräften/Nutzern, vergleichbares französisches Wohlfahrtssystem</w:t>
+      </w:r>
+    </w:p>
+    <w:p>
+      <w:r>
+        <w:rPr>
+          <w:color w:val="5A7D3A"/>
+          <w:sz w:val="18"/>
+        </w:rPr>
+        <w:t>https://pubmed.ncbi.nlm.nih.gov/42674991/</w:t>
+      </w:r>
+    </w:p>
+    <w:p>
+      <w:pPr>
+        <w:pStyle w:val="Heading2"/>
+      </w:pPr>
+      <w:r>
+        <w:t>Medico-soziale Unterstützung: Potenzial und Grenzen als Versorgung psychisch Kranker</w:t>
+      </w:r>
+    </w:p>
+    <w:p>
+      <w:r>
+        <w:rPr>
+          <w:i/>
+          <w:color w:val="666666"/>
+          <w:sz w:val="18"/>
+        </w:rPr>
+        <w:t>Azevedo M  ·  Sante Publique  ·  2026  ·  PMID 42674987</w:t>
+      </w:r>
+    </w:p>
+    <w:p>
+      <w:r>
+        <w:t>Qualitative Feldstudie in zwei französischen medico-sozialen Diensten (SAVS, SAMSAH), die Menschen mit psychischen Behinderungen ambulant unterstützen; Analyse durch Lense der Public Mental Health.</w:t>
+      </w:r>
+    </w:p>
+    <w:p>
+      <w:r>
+        <w:rPr>
+          <w:b/>
+        </w:rPr>
+        <w:t xml:space="preserve">Ergebnis: </w:t>
+      </w:r>
+      <w:r>
+        <w:t>Dienste realisieren Prävention und Gesundheitsförderung, integrieren Determinanten der Versorgung; aber: marginale Anerkennung durch Psychiatrie wegen Zuordnung zur Behindertenpolitik, Koordinationsschwierigkeiten zwischen Sektoren, Spannungen bei Autonomie-/Abhängigkeitsbewertung, Risiko von Kontrolle statt Unterstützung.</w:t>
+      </w:r>
+    </w:p>
+    <w:p>
+      <w:r>
+        <w:rPr>
+          <w:b/>
+          <w:sz w:val="19"/>
+        </w:rPr>
+        <w:t xml:space="preserve">Übertragbarkeit: </w:t>
+      </w:r>
+      <w:r>
+        <w:rPr>
+          <w:sz w:val="19"/>
+        </w:rPr>
+        <w:t>Frankreich, qualitative Feldstudie, einzigartige Struktur französischer Eingliederungshilfe</w:t>
+      </w:r>
+    </w:p>
+    <w:p>
+      <w:r>
+        <w:rPr>
+          <w:color w:val="5A7D3A"/>
+          <w:sz w:val="18"/>
+        </w:rPr>
+        <w:t>https://pubmed.ncbi.nlm.nih.gov/42674987/</w:t>
+      </w:r>
+    </w:p>
+    <w:p>
+      <w:pPr>
+        <w:pStyle w:val="Heading2"/>
+      </w:pPr>
+      <w:r>
+        <w:t>Aufsuchende Psychologen in Spezialisierter Prävention reduzieren Stigma und öffnen Zugang</w:t>
+      </w:r>
+    </w:p>
+    <w:p>
+      <w:r>
+        <w:rPr>
+          <w:i/>
+          <w:color w:val="666666"/>
+          <w:sz w:val="18"/>
+        </w:rPr>
+        <w:t>Niang PM  ·  Sante Publique  ·  2026  ·  PMID 42674985</w:t>
+      </w:r>
+    </w:p>
+    <w:p>
+      <w:r>
+        <w:t>Qualitative Aktionsforschung 2024 mit 7 Straßenpsychologen in Nord-/Pas-de-Calais, Pilotprojekt seit 2018 zur Psychiatrisierung der Spezialisierten Prävention für Jugendliche.</w:t>
+      </w:r>
+    </w:p>
+    <w:p>
+      <w:r>
+        <w:rPr>
+          <w:b/>
+        </w:rPr>
+        <w:t xml:space="preserve">Ergebnis: </w:t>
+      </w:r>
+      <w:r>
+        <w:t>Psychologen entwickeln neue Praxis des Aufsuchen-Gehens ohne Warteerwartung, deconstruieren negative Psychologie-Wahrnehmung in Vororten, bewirken Repositionierung zwischen Pädagogen/Psychologen (Transprofessionalität), Effekte auf junge Leute sichtbar aber durch Stellenprekariat bedroht.</w:t>
+      </w:r>
+    </w:p>
+    <w:p>
+      <w:r>
+        <w:rPr>
+          <w:b/>
+          <w:sz w:val="19"/>
+        </w:rPr>
+        <w:t xml:space="preserve">Übertragbarkeit: </w:t>
+      </w:r>
+      <w:r>
+        <w:rPr>
+          <w:sz w:val="19"/>
+        </w:rPr>
+        <w:t>Frankreich, qualitative Aktionsforschung, spezifisches französisches Präventionssystem</w:t>
+      </w:r>
+    </w:p>
+    <w:p>
+      <w:r>
+        <w:rPr>
+          <w:color w:val="5A7D3A"/>
+          <w:sz w:val="18"/>
+        </w:rPr>
+        <w:t>https://pubmed.ncbi.nlm.nih.gov/42674985/</w:t>
+      </w:r>
+    </w:p>
+    <w:p>
+      <w:pPr>
+        <w:pStyle w:val="Heading2"/>
+      </w:pPr>
+      <w:r>
+        <w:t>Schwerer psychischer Erkrankung: Koordinationsmängel und unzureichende Dokumentation von Modellen</w:t>
+      </w:r>
+    </w:p>
+    <w:p>
+      <w:r>
+        <w:rPr>
+          <w:i/>
+          <w:color w:val="666666"/>
+          <w:sz w:val="18"/>
+        </w:rPr>
+        <w:t>Touitou-Burckard E et al.  ·  Sante Publique  ·  2026  ·  PMID 42674984</w:t>
+      </w:r>
+    </w:p>
+    <w:p>
+      <w:r>
+        <w:t>Narrative Synthesereview französisch- und englischsprachiger Literatur zu Barrieren und Lösungen für ambulante Gesamtversorgung (inklusive somatisch) bei schwerem psychischen Leiden.</w:t>
+      </w:r>
+    </w:p>
+    <w:p>
+      <w:r>
+        <w:rPr>
+          <w:b/>
+        </w:rPr>
+        <w:t xml:space="preserve">Ergebnis: </w:t>
+      </w:r>
+      <w:r>
+        <w:t>Menschen mit schwerem psychischem Leiden scheitern an allen Versorgungsphasen (Primär- bis Palliativ); Ursachen: Sektordenken, soziale Determinanten vergessen. Integrierte Modelle entstehen, aber langfristige reale Effekte untererforscht. Koordiation Sanitär-Sozial schwach, Nutzerpräferenzen zu wenig berücksichtigt.</w:t>
+      </w:r>
+    </w:p>
+    <w:p>
+      <w:r>
+        <w:rPr>
+          <w:b/>
+          <w:sz w:val="19"/>
+        </w:rPr>
+        <w:t xml:space="preserve">Übertragbarkeit: </w:t>
+      </w:r>
+      <w:r>
+        <w:rPr>
+          <w:sz w:val="19"/>
+        </w:rPr>
+        <w:t>Frankreich, Narrative Synthesereview mit französischem Fokus, vergleichbar deutsches System</w:t>
+      </w:r>
+    </w:p>
+    <w:p>
+      <w:r>
+        <w:rPr>
+          <w:color w:val="5A7D3A"/>
+          <w:sz w:val="18"/>
+        </w:rPr>
+        <w:t>https://pubmed.ncbi.nlm.nih.gov/42674984/</w:t>
+      </w:r>
+    </w:p>
+    <w:p>
+      <w:pPr>
+        <w:pStyle w:val="Heading2"/>
+      </w:pPr>
+      <w:r>
+        <w:t>Politiken zur psychischen Gesundheit ignorieren strukturelle Ungleichheit bei universellen Angeboten</w:t>
+      </w:r>
+    </w:p>
+    <w:p>
+      <w:r>
+        <w:rPr>
+          <w:i/>
+          <w:color w:val="666666"/>
+          <w:sz w:val="18"/>
+        </w:rPr>
+        <w:t>Gabet M et al.  ·  Sante Publique  ·  2026  ·  PMID 42674981</w:t>
+      </w:r>
+    </w:p>
+    <w:p>
+      <w:r>
+        <w:t>Kanada/Québec: Normative Evaluierung von 3 Politiken mit EquiFrame-Tool (21 Equity-Konzepte), um zu prüfen, ob Ungleichheit adressiert wird.</w:t>
+      </w:r>
+    </w:p>
+    <w:p>
+      <w:r>
+        <w:rPr>
+          <w:b/>
+        </w:rPr>
+        <w:t xml:space="preserve">Ergebnis: </w:t>
+      </w:r>
+      <w:r>
+        <w:t>Strategische Politiken decken mehr Equity-Konzepte ab als operative; aber Qualität (geplante Maßnahmen/Evaluation) schwach; Equity-deserving groups kaum genannt. Politiken behandeln Interventionen als universell, ohne unterschiedliche Zugangsfähigkeit berücksichtigen. Fragliche politische Absicht hinter Equity-Rhetorik.</w:t>
+      </w:r>
+    </w:p>
+    <w:p>
+      <w:r>
+        <w:rPr>
+          <w:b/>
+          <w:sz w:val="19"/>
+        </w:rPr>
+        <w:t xml:space="preserve">Übertragbarkeit: </w:t>
+      </w:r>
+      <w:r>
+        <w:rPr>
+          <w:sz w:val="19"/>
+        </w:rPr>
+        <w:t>Kanada, aber Framework auf Deutschland übertragbar: zeigt systematische Blindheit gegenüber Ungleichheit</w:t>
+      </w:r>
+    </w:p>
+    <w:p>
+      <w:r>
+        <w:rPr>
+          <w:color w:val="5A7D3A"/>
+          <w:sz w:val="18"/>
+        </w:rPr>
+        <w:t>https://pubmed.ncbi.nlm.nih.gov/42674981/</w:t>
+      </w:r>
+    </w:p>
+    <w:p>
+      <w:pPr>
+        <w:pStyle w:val="Heading2"/>
+      </w:pPr>
+      <w:r>
+        <w:t>Stigma und Krankheitseinsicht erschweren Forschung zu Bedürfnissen bei Psychose erheblich</w:t>
+      </w:r>
+    </w:p>
+    <w:p>
+      <w:r>
+        <w:rPr>
+          <w:i/>
+          <w:color w:val="666666"/>
+          <w:sz w:val="18"/>
+        </w:rPr>
+        <w:t>Claessens Z et al.  ·  Health Expect  ·  Okt. 2026  ·  PMID 42670826</w:t>
+      </w:r>
+    </w:p>
+    <w:p>
+      <w:r>
+        <w:t>Belgien: Methodologische Pilotierung des NEED-Frameworks (Bedürfnisforschung) bei Psychosen; Beschreibung von Adaptationen für Population mit Stigmatisierung, diagnostischer Unsicherheit und kognitiven Einschränkungen.</w:t>
+      </w:r>
+    </w:p>
+    <w:p>
+      <w:r>
+        <w:rPr>
+          <w:b/>
+        </w:rPr>
+        <w:t xml:space="preserve">Ergebnis: </w:t>
+      </w:r>
+      <w:r>
+        <w:t>Psychose-spezifische Herausforderungen: Stigma-Lücke zwischen klinischer Diagnose und Selbstidentifikation, begrenzte Krankheitseinsicht, Konzentrationsprobleme, Misstrauen. Adaptionen: breitere Kriterien, nicht-stigmatisierende Sprache, sensible Fragung, Proxy-Option, breite Rekrutierungskanäle mit Vor-Ort-Unterstützung.</w:t>
+      </w:r>
+    </w:p>
+    <w:p>
+      <w:r>
+        <w:rPr>
+          <w:b/>
+          <w:sz w:val="19"/>
+        </w:rPr>
+        <w:t xml:space="preserve">Übertragbarkeit: </w:t>
+      </w:r>
+      <w:r>
+        <w:rPr>
+          <w:sz w:val="19"/>
+        </w:rPr>
+        <w:t>Belgien/Niederlande, vergleichbares europäisches System, methodische Lernpunkte für Deutschland</w:t>
+      </w:r>
+    </w:p>
+    <w:p>
+      <w:r>
+        <w:rPr>
+          <w:color w:val="5A7D3A"/>
+          <w:sz w:val="18"/>
+        </w:rPr>
+        <w:t>https://pubmed.ncbi.nlm.nih.gov/42670826/</w:t>
       </w:r>
     </w:p>
     <w:p>

--- a/download/studien-archiv.docx
+++ b/download/studien-archiv.docx
@@ -62,7 +62,363 @@
           <w:color w:val="666666"/>
           <w:sz w:val="18"/>
         </w:rPr>
-        <w:t>Stand: 01.09.2026  |  46 Studien  |  mental.m-vf.de</w:t>
+        <w:t>Stand: 02.09.2026  |  52 Studien  |  mental.m-vf.de</w:t>
+      </w:r>
+    </w:p>
+    <w:p>
+      <w:pPr>
+        <w:pStyle w:val="Heading1"/>
+      </w:pPr>
+      <w:r>
+        <w:t>Aufgenommen am 02.09.2026</w:t>
+      </w:r>
+    </w:p>
+    <w:p>
+      <w:pPr>
+        <w:pStyle w:val="Heading2"/>
+      </w:pPr>
+      <w:r>
+        <w:t>Persönlichkeitsstörungen in forensischer Ambulanz unterdiagnostiziert</w:t>
+      </w:r>
+    </w:p>
+    <w:p>
+      <w:r>
+        <w:rPr>
+          <w:i/>
+          <w:color w:val="666666"/>
+          <w:sz w:val="18"/>
+        </w:rPr>
+        <w:t>Van Reijswoud BE et al.  ·  Personal Ment Health  ·  Nov. 2026  ·  PMID 42680701</w:t>
+      </w:r>
+    </w:p>
+    <w:p>
+      <w:r>
+        <w:t>Niederländische Prävalenzstudie der Persönlichkeitsstörungsdiagnosen in ambulanten forensisch-psychiatrischen Einrichtungen (2023); 10.560 Personen aus 15 Institutionen, Analyse demografischer und klinischer Charakteristika.</w:t>
+      </w:r>
+    </w:p>
+    <w:p>
+      <w:r>
+        <w:rPr>
+          <w:b/>
+        </w:rPr>
+        <w:t xml:space="preserve">Ergebnis: </w:t>
+      </w:r>
+      <w:r>
+        <w:t>19,3 % aller Patienten mit Persönlichkeitsstörungsdiagnose, davon 12 % als Hauptdiagnose und 7,3 % als Nebendiagnose – deutet auf Untererfassung hin. Höhere Prävalenz bei Frauen, mittlerem Alter, freiwilliger Behandlung und schwerer Gewalt. Befund: systematische Diagnostik wird nicht ausreichend durchgeführt.</w:t>
+      </w:r>
+    </w:p>
+    <w:p>
+      <w:r>
+        <w:rPr>
+          <w:b/>
+          <w:sz w:val="19"/>
+        </w:rPr>
+        <w:t xml:space="preserve">Übertragbarkeit: </w:t>
+      </w:r>
+      <w:r>
+        <w:rPr>
+          <w:sz w:val="19"/>
+        </w:rPr>
+        <w:t>Niederlande, vergleichbares Versicherungssystem; forensisches System mit Ähnlichkeiten zur DACH-Region.</w:t>
+      </w:r>
+    </w:p>
+    <w:p>
+      <w:r>
+        <w:rPr>
+          <w:color w:val="5A7D3A"/>
+          <w:sz w:val="18"/>
+        </w:rPr>
+        <w:t>https://pubmed.ncbi.nlm.nih.gov/42680701/</w:t>
+      </w:r>
+    </w:p>
+    <w:p>
+      <w:pPr>
+        <w:pStyle w:val="Heading2"/>
+      </w:pPr>
+      <w:r>
+        <w:t>Alkoholabhängigkeit: Übergang von Allgemeinkliniken zur Spezialversorgung scheitert</w:t>
+      </w:r>
+    </w:p>
+    <w:p>
+      <w:r>
+        <w:rPr>
+          <w:i/>
+          <w:color w:val="666666"/>
+          <w:sz w:val="18"/>
+        </w:rPr>
+        <w:t>Inokuchi K et al.  ·  Alcohol Alcohol  ·  20.07.2026  ·  PMID 42680198</w:t>
+      </w:r>
+    </w:p>
+    <w:p>
+      <w:r>
+        <w:t>Qualitative Studie über die Erfahrungen von Patienten mit Alkoholabhängigkeit und deren Familien in japanischen Allgemeinkliniken; untersucht, welche Faktoren den Übergang zur Spezialbehandlung behindern.</w:t>
+      </w:r>
+    </w:p>
+    <w:p>
+      <w:r>
+        <w:rPr>
+          <w:b/>
+        </w:rPr>
+        <w:t xml:space="preserve">Ergebnis: </w:t>
+      </w:r>
+      <w:r>
+        <w:t>Fehlerhafte Kommunikation durch Nichtspezialisten verstärkt Stigma und Widerstand gegen spezialisierte Behandlung; zentral sind mangelndes Wissen des Fachpersonals über Alkoholabhängigkeit, unangemessene Ratschläge wie "weniger trinken" und fehlende Zusammenarbeit mit Familien. Empfehlung: Non-stigmatizing approach, Zusammenarbeit mit Familien, proaktive Vermittlung von Ressourcen.</w:t>
+      </w:r>
+    </w:p>
+    <w:p>
+      <w:r>
+        <w:rPr>
+          <w:b/>
+          <w:sz w:val="19"/>
+        </w:rPr>
+        <w:t xml:space="preserve">Übertragbarkeit: </w:t>
+      </w:r>
+      <w:r>
+        <w:rPr>
+          <w:sz w:val="19"/>
+        </w:rPr>
+        <w:t>Japan, qualitative Perspektive; Probleme der Schnittstellen zwischen Sektoren sind international.</w:t>
+      </w:r>
+    </w:p>
+    <w:p>
+      <w:r>
+        <w:rPr>
+          <w:color w:val="5A7D3A"/>
+          <w:sz w:val="18"/>
+        </w:rPr>
+        <w:t>https://pubmed.ncbi.nlm.nih.gov/42680198/</w:t>
+      </w:r>
+    </w:p>
+    <w:p>
+      <w:pPr>
+        <w:pStyle w:val="Heading2"/>
+      </w:pPr>
+      <w:r>
+        <w:t>Online-Therapie für väterliche Wochenbettdepression wirksam</w:t>
+      </w:r>
+    </w:p>
+    <w:p>
+      <w:r>
+        <w:rPr>
+          <w:i/>
+          <w:color w:val="666666"/>
+          <w:sz w:val="18"/>
+        </w:rPr>
+        <w:t>Holt C et al.  ·  J Med Internet Res  ·  01.09.2026  ·  PMID 42678899</w:t>
+      </w:r>
+    </w:p>
+    <w:p>
+      <w:r>
+        <w:t>Australisches RCT (n=50, Väter ≥18 Jahre, Baby &lt;12 Monate, diagnostizierte Depression, keine andere psychische Störung) mit Vergleich von DadBooster (online CBT) vs. Warteliste-Kontrolle über 12 Wochen; Ziel: erste wirksame Online-Behandlung für väterliche postnatale Depression.</w:t>
+      </w:r>
+    </w:p>
+    <w:p>
+      <w:r>
+        <w:rPr>
+          <w:b/>
+        </w:rPr>
+        <w:t xml:space="preserve">Ergebnis: </w:t>
+      </w:r>
+      <w:r>
+        <w:t>Depression symptoms (DASS-21) signifikant niedriger bei DadBooster vs. Warteliste (adjustierte mittlere Differenz -7,26, 95% KI -11,34 bis -3,18; F1,47=12,81; p&lt;0,001; ηp2=0,21). Symptom-Reduktion 72 % unter DadBooster vs. 40 % Kontrolle; Werte normalisierten sich bei DadBooster. Remission: 2/23 (9 %) DadBooster vs. 7/24 (29 %) Kontrolle (n.s.). Signifikante Unterschiede auch bei Stress (d=0,16), parenting self-efficacy (d=0,14) und negativen automatischen Gedanken (d=0,17). Adherence: 80 % besuchten ≥4 Sitzungen, geringe Attrition, keine adverse events.</w:t>
+      </w:r>
+    </w:p>
+    <w:p>
+      <w:r>
+        <w:rPr>
+          <w:b/>
+          <w:sz w:val="19"/>
+        </w:rPr>
+        <w:t xml:space="preserve">Übertragbarkeit: </w:t>
+      </w:r>
+      <w:r>
+        <w:rPr>
+          <w:sz w:val="19"/>
+        </w:rPr>
+        <w:t>Australien, ähnliche Sozialversicherung; Väterliche Wochenbettdepression ist deutschlandweit vernachlässigtes Versorgungs­problem.</w:t>
+      </w:r>
+    </w:p>
+    <w:p>
+      <w:r>
+        <w:rPr>
+          <w:color w:val="5A7D3A"/>
+          <w:sz w:val="18"/>
+        </w:rPr>
+        <w:t>https://pubmed.ncbi.nlm.nih.gov/42678899/</w:t>
+      </w:r>
+    </w:p>
+    <w:p>
+      <w:pPr>
+        <w:pStyle w:val="Heading2"/>
+      </w:pPr>
+      <w:r>
+        <w:t>Stigmatisierung in Psychiatrie – Zentrales Versorgungshindernis in Europa</w:t>
+      </w:r>
+    </w:p>
+    <w:p>
+      <w:r>
+        <w:rPr>
+          <w:i/>
+          <w:color w:val="666666"/>
+          <w:sz w:val="18"/>
+        </w:rPr>
+        <w:t>Fond-Harmant L et al.  ·  Sante Publique  ·  2026  ·  PMID 42674996</w:t>
+      </w:r>
+    </w:p>
+    <w:p>
+      <w:r>
+        <w:t>Narrative kritische Übersicht (2015-2025, 86 Studien) über Stigmatisierung als Barriere für Zugang und Recovery; untersucht Mechanismen, Folgen und schützende Faktoren in Frankreich und Europa.</w:t>
+      </w:r>
+    </w:p>
+    <w:p>
+      <w:r>
+        <w:rPr>
+          <w:b/>
+        </w:rPr>
+        <w:t xml:space="preserve">Ergebnis: </w:t>
+      </w:r>
+      <w:r>
+        <w:t>Stigmatisierung (Etikettierung, Stereotypisierung, Diskriminierung, Selbststigmatisierung) verzögert Hilfezugang, verschärft psychische Belastung, führt zu sozialer Ausgrenzung und hohen Kosten. Zentrale Hebel: öffentliche Politiken, Medien, Peer Support. Befund: Harmonisierung von Messinstrumenten, Langzeitbewertungen und koordinierte Mobilisierung erforderlich. Innovativ: Strategien aus gelebter Erfahrung, Peer Support und Co-Konstruktion von Politiken.</w:t>
+      </w:r>
+    </w:p>
+    <w:p>
+      <w:r>
+        <w:rPr>
+          <w:b/>
+          <w:sz w:val="19"/>
+        </w:rPr>
+        <w:t xml:space="preserve">Übertragbarkeit: </w:t>
+      </w:r>
+      <w:r>
+        <w:rPr>
+          <w:sz w:val="19"/>
+        </w:rPr>
+        <w:t>Frankreich und europäische Länder; Stigmatisierung ist deutschland-relevantem Versorgungsproblem.</w:t>
+      </w:r>
+    </w:p>
+    <w:p>
+      <w:r>
+        <w:rPr>
+          <w:color w:val="5A7D3A"/>
+          <w:sz w:val="18"/>
+        </w:rPr>
+        <w:t>https://pubmed.ncbi.nlm.nih.gov/42674996/</w:t>
+      </w:r>
+    </w:p>
+    <w:p>
+      <w:pPr>
+        <w:pStyle w:val="Heading2"/>
+      </w:pPr>
+      <w:r>
+        <w:t>Psychische Gesundheit fördern durch lokale Kooperation: SISM-Wochen als Modell</w:t>
+      </w:r>
+    </w:p>
+    <w:p>
+      <w:r>
+        <w:rPr>
+          <w:i/>
+          <w:color w:val="666666"/>
+          <w:sz w:val="18"/>
+        </w:rPr>
+        <w:t>Pierre-François A et al.  ·  Sante Publique  ·  2026  ·  PMID 42674992</w:t>
+      </w:r>
+    </w:p>
+    <w:p>
+      <w:r>
+        <w:t>Quantitative Studie über Kooperationspraktiken in lokalen französischen Kollektiven der "Wochen der Psychischen Gesundheit" (SISM); 143 Befragte aus Selbsthilfeorganisationen und Behörden.</w:t>
+      </w:r>
+    </w:p>
+    <w:p>
+      <w:r>
+        <w:rPr>
+          <w:b/>
+        </w:rPr>
+        <w:t xml:space="preserve">Ergebnis: </w:t>
+      </w:r>
+      <w:r>
+        <w:t>Erfolgreiche Zusammenarbeit beruht auf regelmäßigen Treffen, Koordinierungsinstrumenten und Vertrauensklima zwischen Mitgliedern. Interne Koordination durch Verantwortungsteilung und adaptive Governance gekennzeichnet. Diese Elemente fördern Gefühl kollektiver Wirksamkeit und Zufriedenheit mit Veranstaltungen. Konkrete Facilitators: flexible Führung, persönliche Treffen, formale und informale Austauschgelegenheiten, Charta/Action Plans. Freiwilliges Engagement ist verbreitet, Co-Konstruktion mit Betroffenen reduziert berufliche Silos territorial.</w:t>
+      </w:r>
+    </w:p>
+    <w:p>
+      <w:r>
+        <w:rPr>
+          <w:b/>
+          <w:sz w:val="19"/>
+        </w:rPr>
+        <w:t xml:space="preserve">Übertragbarkeit: </w:t>
+      </w:r>
+      <w:r>
+        <w:rPr>
+          <w:sz w:val="19"/>
+        </w:rPr>
+        <w:t>Frankreich; Modell lokaler Gesundheitsförderung in Nachbarländern mit ähnlichen Strukturen anwendbar.</w:t>
+      </w:r>
+    </w:p>
+    <w:p>
+      <w:r>
+        <w:rPr>
+          <w:color w:val="5A7D3A"/>
+          <w:sz w:val="18"/>
+        </w:rPr>
+        <w:t>https://pubmed.ncbi.nlm.nih.gov/42674992/</w:t>
+      </w:r>
+    </w:p>
+    <w:p>
+      <w:pPr>
+        <w:pStyle w:val="Heading2"/>
+      </w:pPr>
+      <w:r>
+        <w:t>Internet-gestützte CBT für Angststörungen bei Kindern: verzögerter Therapieeffekt anhaltend</w:t>
+      </w:r>
+    </w:p>
+    <w:p>
+      <w:r>
+        <w:rPr>
+          <w:i/>
+          <w:color w:val="666666"/>
+          <w:sz w:val="18"/>
+        </w:rPr>
+        <w:t>Sourander A et al.  ·  JAMA Netw Open  ·  03.08.2026  ·  PMID 42599708</w:t>
+      </w:r>
+    </w:p>
+    <w:p>
+      <w:r>
+        <w:t>Finnische Kohorte des RCT "Master Your Worries" (2017-2020) mit 2-Jahres-Follow-up; 465 Kinder (10-13 Jahre) mit erhöhter Angst, randomisiert zu Internet-CBT (10 Module + Telefoncoaching) vs. Psychoedukation.</w:t>
+      </w:r>
+    </w:p>
+    <w:p>
+      <w:r>
+        <w:rPr>
+          <w:b/>
+        </w:rPr>
+        <w:t xml:space="preserve">Ergebnis: </w:t>
+      </w:r>
+      <w:r>
+        <w:t>Primary outcome (SCARED-C/P total scores) zeigt statistisch signifikante Unterschiede zugunsten iCBT bei 12 Monaten (SCARED-C: Differenz 4,5 Punkte, p&lt;0,001, Cohen d=0,35; SCARED-P: 3,4 Punkte, p&lt;0,001, d=0,36) und 24 Monaten (SCARED-C: 4,4 Punkte, p=0,001, d=0,29; SCARED-P: 2,3 Punkte, p=0,04, d=0,19). Effektgröße nahm von 6 zu 12 Monaten zu und blieb durch 24 Monate erhalten. Besonderheit: verzögerter Anstieg der Effektivität von 6 auf 12 Monate, dann Stabilisierung.</w:t>
+      </w:r>
+    </w:p>
+    <w:p>
+      <w:r>
+        <w:rPr>
+          <w:b/>
+          <w:sz w:val="19"/>
+        </w:rPr>
+        <w:t xml:space="preserve">Übertragbarkeit: </w:t>
+      </w:r>
+      <w:r>
+        <w:rPr>
+          <w:sz w:val="19"/>
+        </w:rPr>
+        <w:t>Schweden (nordeuropäisches Sozialversicherungssystem); Telemedizin für Kinderpsychiatrie mit deutschen Parallelen.</w:t>
+      </w:r>
+    </w:p>
+    <w:p>
+      <w:r>
+        <w:rPr>
+          <w:color w:val="5A7D3A"/>
+          <w:sz w:val="18"/>
+        </w:rPr>
+        <w:t>https://pubmed.ncbi.nlm.nih.gov/42599708/</w:t>
       </w:r>
     </w:p>
     <w:p>

--- a/download/studien-archiv.docx
+++ b/download/studien-archiv.docx
@@ -62,7 +62,363 @@
           <w:color w:val="666666"/>
           <w:sz w:val="18"/>
         </w:rPr>
-        <w:t>Stand: 02.09.2026  |  52 Studien  |  mental.m-vf.de</w:t>
+        <w:t>Stand: 03.09.2026  |  58 Studien  |  mental.m-vf.de</w:t>
+      </w:r>
+    </w:p>
+    <w:p>
+      <w:pPr>
+        <w:pStyle w:val="Heading1"/>
+      </w:pPr>
+      <w:r>
+        <w:t>Aufgenommen am 03.09.2026</w:t>
+      </w:r>
+    </w:p>
+    <w:p>
+      <w:pPr>
+        <w:pStyle w:val="Heading2"/>
+      </w:pPr>
+      <w:r>
+        <w:t>Psychisch erkrankte Schwarze Immigranten: Versorgungsbarrieren und Chancen nach COVID-19</w:t>
+      </w:r>
+    </w:p>
+    <w:p>
+      <w:r>
+        <w:rPr>
+          <w:i/>
+          <w:color w:val="666666"/>
+          <w:sz w:val="18"/>
+        </w:rPr>
+        <w:t>Bilal O et al.  ·  Sante Publique  ·  2026  ·  PMID 42675004</w:t>
+      </w:r>
+    </w:p>
+    <w:p>
+      <w:r>
+        <w:t>Scoping Review über 19 Studien (2021-2024) zu psychischer Gesundheit schwarzer afrikanischer Immigranten in Kanada und UK; untersucht Zugang zu Versorgung und Determinanten der Behandlungslücke.</w:t>
+      </w:r>
+    </w:p>
+    <w:p>
+      <w:r>
+        <w:rPr>
+          <w:b/>
+        </w:rPr>
+        <w:t xml:space="preserve">Ergebnis: </w:t>
+      </w:r>
+      <w:r>
+        <w:t>Hohe Raten von Depression, Angststörung und Psychosen bei schwarzen Immigranten; Hauptbarrieren: Misstrauen gegenüber eurozentrischem System, fehlendes kulturell kompetentes Fachpersonal, finanzielle Hürden, Sprachbarrieren; Schutzfaktoren: Gemeinschaftsanbindung, religiöse Unterstützung, kulturell sensible Fachkräfte. Unterstreicht kritischen Bedarf für kulturell angepasste Dienste.</w:t>
+      </w:r>
+    </w:p>
+    <w:p>
+      <w:r>
+        <w:rPr>
+          <w:b/>
+          <w:sz w:val="19"/>
+        </w:rPr>
+        <w:t xml:space="preserve">Übertragbarkeit: </w:t>
+      </w:r>
+      <w:r>
+        <w:rPr>
+          <w:sz w:val="19"/>
+        </w:rPr>
+        <w:t>Kanada/UK, Fokus auf Versorgungsgerechtigkeit auch für Deutschland relevant.</w:t>
+      </w:r>
+    </w:p>
+    <w:p>
+      <w:r>
+        <w:rPr>
+          <w:color w:val="5A7D3A"/>
+          <w:sz w:val="18"/>
+        </w:rPr>
+        <w:t>https://pubmed.ncbi.nlm.nih.gov/42675004/</w:t>
+      </w:r>
+    </w:p>
+    <w:p>
+      <w:pPr>
+        <w:pStyle w:val="Heading2"/>
+      </w:pPr>
+      <w:r>
+        <w:t>Psychische Gesundheit von Landwirten: Geschlechter- und Ungleichheitsgradienten</w:t>
+      </w:r>
+    </w:p>
+    <w:p>
+      <w:r>
+        <w:rPr>
+          <w:i/>
+          <w:color w:val="666666"/>
+          <w:sz w:val="18"/>
+        </w:rPr>
+        <w:t>Manneville F et al.  ·  Sante Publique  ·  2026  ·  PMID 42675000</w:t>
+      </w:r>
+    </w:p>
+    <w:p>
+      <w:r>
+        <w:t>Querschnittstudie mit 1.084 französischen Landwirten (CAGRIMENT-Kohorte); misst psychisches Wohlbefinden und psychologische Belastung am Arbeitsplatz nach Soziodemografie und Lebensereignissen.</w:t>
+      </w:r>
+    </w:p>
+    <w:p>
+      <w:r>
+        <w:rPr>
+          <w:b/>
+        </w:rPr>
+        <w:t xml:space="preserve">Ergebnis: </w:t>
+      </w:r>
+      <w:r>
+        <w:t>Durchschnittliches Wohlbefindensscore 66,6±14,2 Punkte; Belastungsscore 27,1±15,3 Punkte. Schlechtere Werte bei Frauen (β=-2,3; p=0,04), sozial vulnerablen Personen (β=-8,0; p&lt;0,01) und nach kritischen Lebensereignissen (β=-6,5; p&lt;0,01). Unterstreicht Bedarf für Interventionen bei gefährdeten Untergruppen.</w:t>
+      </w:r>
+    </w:p>
+    <w:p>
+      <w:r>
+        <w:rPr>
+          <w:b/>
+          <w:sz w:val="19"/>
+        </w:rPr>
+        <w:t xml:space="preserve">Übertragbarkeit: </w:t>
+      </w:r>
+      <w:r>
+        <w:rPr>
+          <w:sz w:val="19"/>
+        </w:rPr>
+        <w:t>Frankreich; comparable Landwirtschaft und vulnerable Bevölkerungsgruppen auch in Deutschland.</w:t>
+      </w:r>
+    </w:p>
+    <w:p>
+      <w:r>
+        <w:rPr>
+          <w:color w:val="5A7D3A"/>
+          <w:sz w:val="18"/>
+        </w:rPr>
+        <w:t>https://pubmed.ncbi.nlm.nih.gov/42675000/</w:t>
+      </w:r>
+    </w:p>
+    <w:p>
+      <w:pPr>
+        <w:pStyle w:val="Heading2"/>
+      </w:pPr>
+      <w:r>
+        <w:t>Posttraumatische Belastung und Suizidwiederholung: Co-Konstruktion der Prävention im VigilanS-Programm</w:t>
+      </w:r>
+    </w:p>
+    <w:p>
+      <w:r>
+        <w:rPr>
+          <w:i/>
+          <w:color w:val="666666"/>
+          <w:sz w:val="18"/>
+        </w:rPr>
+        <w:t>Creupelandt C et al.  ·  Sante Publique  ·  2026  ·  PMID 42674994</w:t>
+      </w:r>
+    </w:p>
+    <w:p>
+      <w:r>
+        <w:t>Frankreich: Conceptual Paper über das nationale VigilanS-Suizidpräventionsprogramm; analysiert, wie PTBS die Responsivität auf Nachsorge nach Suizidversuch beeinflusst; schlägt Patientenbeteiligung zur Programmverfassung vor.</w:t>
+      </w:r>
+    </w:p>
+    <w:p>
+      <w:r>
+        <w:rPr>
+          <w:b/>
+        </w:rPr>
+        <w:t xml:space="preserve">Ergebnis: </w:t>
+      </w:r>
+      <w:r>
+        <w:t>PTBS-assoziiert mit Suizidwiederholungen; unterrepräsentiert in bisherigen Präventionsstrategien. VigilanS fokussiert auf Aufrechterhalt des Kontakts, aber PTBS-Patienten weniger responsiv. Empfehlung: Erfahrungswissen von betroffenen Patienten mit PTBS und Suizidversuch in die Interventionsgestaltung integrieren für bessere Anpassung an individuelle Bedürfnisse.</w:t>
+      </w:r>
+    </w:p>
+    <w:p>
+      <w:r>
+        <w:rPr>
+          <w:b/>
+          <w:sz w:val="19"/>
+        </w:rPr>
+        <w:t xml:space="preserve">Übertragbarkeit: </w:t>
+      </w:r>
+      <w:r>
+        <w:rPr>
+          <w:sz w:val="19"/>
+        </w:rPr>
+        <w:t>Frankreich; Suizidprävention und PTBS-Besonderheiten auch im deutschen System (VigilanS-Analogien) relevant.</w:t>
+      </w:r>
+    </w:p>
+    <w:p>
+      <w:r>
+        <w:rPr>
+          <w:color w:val="5A7D3A"/>
+          <w:sz w:val="18"/>
+        </w:rPr>
+        <w:t>https://pubmed.ncbi.nlm.nih.gov/42674994/</w:t>
+      </w:r>
+    </w:p>
+    <w:p>
+      <w:pPr>
+        <w:pStyle w:val="Heading2"/>
+      </w:pPr>
+      <w:r>
+        <w:t>Rechtsstandards für Zwangsunterbringung in Dänemark 2024: Prozessuale Defizite</w:t>
+      </w:r>
+    </w:p>
+    <w:p>
+      <w:r>
+        <w:rPr>
+          <w:i/>
+          <w:color w:val="666666"/>
+          <w:sz w:val="18"/>
+        </w:rPr>
+        <w:t>Munk-Poulsen M et al.  ·  Ugeskr Laeger  ·  10.08.2026  ·  PMID 42671048</w:t>
+      </w:r>
+    </w:p>
+    <w:p>
+      <w:r>
+        <w:t>Dänemark: Review der rechtlichen Anforderungen für psychiatrische Zwangsunterbringung; 2024 wurden 4.985 Zwangsaufnahmen durchgeführt; analysiert Anforderungen an ärztliche Bewertung und psychopathologische Dokumentation.</w:t>
+      </w:r>
+    </w:p>
+    <w:p>
+      <w:r>
+        <w:rPr>
+          <w:b/>
+        </w:rPr>
+        <w:t xml:space="preserve">Ergebnis: </w:t>
+      </w:r>
+      <w:r>
+        <w:t>4.985 Zwangsaufnahmen in Dänemark 2024. Standardproblem: Aufnahmeärzte dürfen nicht in der aufnehmenden Klinik tätig sein, daher meist Nichtpsychiater; schafft Unsicherheit über korrekte Verfahrensschritte, Dokumentation von Symptomen und Motivation zur freiwilligen Aufnahme.</w:t>
+      </w:r>
+    </w:p>
+    <w:p>
+      <w:r>
+        <w:rPr>
+          <w:b/>
+          <w:sz w:val="19"/>
+        </w:rPr>
+        <w:t xml:space="preserve">Übertragbarkeit: </w:t>
+      </w:r>
+      <w:r>
+        <w:rPr>
+          <w:sz w:val="19"/>
+        </w:rPr>
+        <w:t>Dänemark/Nordeuropa; PsychKG-Verfahren in Deutschland strukturell anders, aber Problematik der Dokumentation übertragbar.</w:t>
+      </w:r>
+    </w:p>
+    <w:p>
+      <w:r>
+        <w:rPr>
+          <w:color w:val="5A7D3A"/>
+          <w:sz w:val="18"/>
+        </w:rPr>
+        <w:t>https://pubmed.ncbi.nlm.nih.gov/42671048/</w:t>
+      </w:r>
+    </w:p>
+    <w:p>
+      <w:pPr>
+        <w:pStyle w:val="Heading2"/>
+      </w:pPr>
+      <w:r>
+        <w:t>Anstrengungsvergütungs-Unausgeglichenheit und Psyche bei Polizisten: Zusammenhang unabhängig von Berufsgruppe</w:t>
+      </w:r>
+    </w:p>
+    <w:p>
+      <w:r>
+        <w:rPr>
+          <w:i/>
+          <w:color w:val="666666"/>
+          <w:sz w:val="18"/>
+        </w:rPr>
+        <w:t>Lau B et al.  ·  Int Arch Occup Environ Health  ·  29.08.2026  ·  PMID 42667430</w:t>
+      </w:r>
+    </w:p>
+    <w:p>
+      <w:r>
+        <w:t>Norwegen: Cross-sectional-Studie mit 560 Polizeiangehörigen (Ermittler und zivile Mitarbeiter); testet Effort-Reward-Imbalance-Modell gegen Angst-, Depressionsymptome und berufliche Leistungsfähigkeit.</w:t>
+      </w:r>
+    </w:p>
+    <w:p>
+      <w:r>
+        <w:rPr>
+          <w:b/>
+        </w:rPr>
+        <w:t xml:space="preserve">Ergebnis: </w:t>
+      </w:r>
+      <w:r>
+        <w:t>Höheres ERI-Verhältnis assoziiert mit höherer Angst (β=0,28), höherer Depression (β=0,33), niedrigerem Engagement (β=-0,27), schlechterer Selbstwirksamkeit (β=-0,16). Übercommitment stärker assoziiert mit Angst (β=0,50) und Depression (β=0,46). Keine signifikanten Unterschiede zwischen Berufsgruppen; Muster gelten über Kategorien hinweg.</w:t>
+      </w:r>
+    </w:p>
+    <w:p>
+      <w:r>
+        <w:rPr>
+          <w:b/>
+          <w:sz w:val="19"/>
+        </w:rPr>
+        <w:t xml:space="preserve">Übertragbarkeit: </w:t>
+      </w:r>
+      <w:r>
+        <w:rPr>
+          <w:sz w:val="19"/>
+        </w:rPr>
+        <w:t>Norwegen, Wohlfahrtsstaat; Befunde zur Stress-Psyche-Gesundheit auch auf deutsche Arbeitskontexte übertragbar.</w:t>
+      </w:r>
+    </w:p>
+    <w:p>
+      <w:r>
+        <w:rPr>
+          <w:color w:val="5A7D3A"/>
+          <w:sz w:val="18"/>
+        </w:rPr>
+        <w:t>https://pubmed.ncbi.nlm.nih.gov/42667430/</w:t>
+      </w:r>
+    </w:p>
+    <w:p>
+      <w:pPr>
+        <w:pStyle w:val="Heading2"/>
+      </w:pPr>
+      <w:r>
+        <w:t>Nichtadherenzen und Selbstmord-Rehospitalisierung bei Schizophrenie: Bosniische Kohorte</w:t>
+      </w:r>
+    </w:p>
+    <w:p>
+      <w:r>
+        <w:rPr>
+          <w:i/>
+          <w:color w:val="666666"/>
+          <w:sz w:val="18"/>
+        </w:rPr>
+        <w:t>Osmanovic S et al.  ·  Med Glas (Zenica)  ·  21.07.2026  ·  PMID 42592977</w:t>
+      </w:r>
+    </w:p>
+    <w:p>
+      <w:r>
+        <w:t>Retrospektive Kohorte aus Bosnien, 87 Patienten mit Schizophrenie hospitalisiert 2014-2018, 12-Monats-Nachverfolgung; Rehospitalisierung als Outcome, Adhärenz und Nichtkooperativität als Prädiktoren.</w:t>
+      </w:r>
+    </w:p>
+    <w:p>
+      <w:r>
+        <w:rPr>
+          <w:b/>
+        </w:rPr>
+        <w:t xml:space="preserve">Ergebnis: </w:t>
+      </w:r>
+      <w:r>
+        <w:t>Rehospitalisierungsquote 36,8% (32/87) innerhalb 12 Monaten. Medikamentöse Nichtadherenzen (OR 11,33; 95% CI 3,58-35,87; p&lt;0,001) und dokumentierte Nichtkooperativität (OR 10,00; 95% CI 3,16-31,62; p&lt;0,001) stark mit Wiederaufnahme assoziiert. Antipsychotikaklasse und Polypharmacie nicht signifikant; Depot-Formulierungen in 32,8% dokumentiert.</w:t>
+      </w:r>
+    </w:p>
+    <w:p>
+      <w:r>
+        <w:rPr>
+          <w:b/>
+          <w:sz w:val="19"/>
+        </w:rPr>
+        <w:t xml:space="preserve">Übertragbarkeit: </w:t>
+      </w:r>
+      <w:r>
+        <w:rPr>
+          <w:sz w:val="19"/>
+        </w:rPr>
+        <w:t>Südosteuropa; Adhärenzherausforderungen und Nachsorgedefizite strukturell mit Deutschland vergleichbar.</w:t>
+      </w:r>
+    </w:p>
+    <w:p>
+      <w:r>
+        <w:rPr>
+          <w:color w:val="5A7D3A"/>
+          <w:sz w:val="18"/>
+        </w:rPr>
+        <w:t>https://pubmed.ncbi.nlm.nih.gov/42592977/</w:t>
       </w:r>
     </w:p>
     <w:p>

--- a/download/studien-archiv.docx
+++ b/download/studien-archiv.docx
@@ -62,7 +62,363 @@
           <w:color w:val="666666"/>
           <w:sz w:val="18"/>
         </w:rPr>
-        <w:t>Stand: 03.09.2026  |  58 Studien  |  mental.m-vf.de</w:t>
+        <w:t>Stand: 04.09.2026  |  64 Studien  |  mental.m-vf.de</w:t>
+      </w:r>
+    </w:p>
+    <w:p>
+      <w:pPr>
+        <w:pStyle w:val="Heading1"/>
+      </w:pPr>
+      <w:r>
+        <w:t>Aufgenommen am 04.09.2026</w:t>
+      </w:r>
+    </w:p>
+    <w:p>
+      <w:pPr>
+        <w:pStyle w:val="Heading2"/>
+      </w:pPr>
+      <w:r>
+        <w:t>Hepatitis-C-Screening bei psychisch Erkrankten – Protokoll für aktualisierte Metaanalyse</w:t>
+      </w:r>
+    </w:p>
+    <w:p>
+      <w:r>
+        <w:rPr>
+          <w:i/>
+          <w:color w:val="666666"/>
+          <w:sz w:val="18"/>
+        </w:rPr>
+        <w:t>Maryam S et al.  ·  BMJ Open  ·  03.09.2026  ·  PMID 42692522</w:t>
+      </w:r>
+    </w:p>
+    <w:p>
+      <w:r>
+        <w:t>Protokoll für systematische Übersicht und Metaanalyse zur HCV-Prävalenz, Risikofaktoren und Versorgungsbarrieren bei Menschen mit ernsthafte psychische Erkrankungen (SMI) nach COVID-19.</w:t>
+      </w:r>
+    </w:p>
+    <w:p>
+      <w:r>
+        <w:rPr>
+          <w:b/>
+        </w:rPr>
+        <w:t xml:space="preserve">Ergebnis: </w:t>
+      </w:r>
+      <w:r>
+        <w:t>Weder Ergebnis noch Zahlen verfügbar (Protokoll-Publikation vor Studiendurchführung, geplante Suche bis Juni 2026, bisherige Metaanalyse zeigte 8% HCV-Prävalenz bei SMI vs. niedrigere Allgemeinbevölkerung).</w:t>
+      </w:r>
+    </w:p>
+    <w:p>
+      <w:r>
+        <w:rPr>
+          <w:b/>
+          <w:sz w:val="19"/>
+        </w:rPr>
+        <w:t xml:space="preserve">Übertragbarkeit: </w:t>
+      </w:r>
+      <w:r>
+        <w:rPr>
+          <w:sz w:val="19"/>
+        </w:rPr>
+        <w:t>Systematische Übersicht geplant, Barrieren und Facilitatoren zur Versorgung sind Schwerpunkt</w:t>
+      </w:r>
+    </w:p>
+    <w:p>
+      <w:r>
+        <w:rPr>
+          <w:color w:val="5A7D3A"/>
+          <w:sz w:val="18"/>
+        </w:rPr>
+        <w:t>https://pubmed.ncbi.nlm.nih.gov/42692522/</w:t>
+      </w:r>
+    </w:p>
+    <w:p>
+      <w:pPr>
+        <w:pStyle w:val="Heading2"/>
+      </w:pPr>
+      <w:r>
+        <w:t>Geschulte Gesundheitshelfer verbesserten Mentale-Health-Kompetenz und Leistungserbringung in Indien – aber Evidenz bleibt begrenzt</w:t>
+      </w:r>
+    </w:p>
+    <w:p>
+      <w:r>
+        <w:rPr>
+          <w:i/>
+          <w:color w:val="666666"/>
+          <w:sz w:val="18"/>
+        </w:rPr>
+        <w:t>Ruben JP et al.  ·  Indian J Med Res  ·  Sept. 2026  ·  PMID 42690870</w:t>
+      </w:r>
+    </w:p>
+    <w:p>
+      <w:r>
+        <w:t>Systematische Übersicht von 13 Studien (2000–2025) zu Mental-Health-Schulungsinterventionen für akkreditierte Gesundheitshelfer (ASHAs) in Karnataka, Indien.</w:t>
+      </w:r>
+    </w:p>
+    <w:p>
+      <w:r>
+        <w:rPr>
+          <w:b/>
+        </w:rPr>
+        <w:t xml:space="preserve">Ergebnis: </w:t>
+      </w:r>
+      <w:r>
+        <w:t>Narrative Synthese zeigt verbesserte Anbieter-Kompetenzen und Serviceerbringung in quantitativen Studien (mäßiges Vertrauen in qualitative Studien). Digitale und Hybrid-Modelle zeigten nachhaltigere Gewinne als reine Präsenz-Schulungen. Begrenzte Evidenz wegen Vor-Nach-Designs, kleiner Stichproben und Heterogenität.</w:t>
+      </w:r>
+    </w:p>
+    <w:p>
+      <w:r>
+        <w:rPr>
+          <w:b/>
+          <w:sz w:val="19"/>
+        </w:rPr>
+        <w:t xml:space="preserve">Übertragbarkeit: </w:t>
+      </w:r>
+      <w:r>
+        <w:rPr>
+          <w:sz w:val="19"/>
+        </w:rPr>
+        <w:t>Indien – Low-Income-Setting, aber Aufbau niedrigschwelliger Kapazitäten für Deutschland lehrreich</w:t>
+      </w:r>
+    </w:p>
+    <w:p>
+      <w:r>
+        <w:rPr>
+          <w:color w:val="5A7D3A"/>
+          <w:sz w:val="18"/>
+        </w:rPr>
+        <w:t>https://pubmed.ncbi.nlm.nih.gov/42690870/</w:t>
+      </w:r>
+    </w:p>
+    <w:p>
+      <w:pPr>
+        <w:pStyle w:val="Heading2"/>
+      </w:pPr>
+      <w:r>
+        <w:t>Online-Resilienzintervention für Studierende verbesserte psychisches Wohlbefinden nur mit guter Adhärenz</w:t>
+      </w:r>
+    </w:p>
+    <w:p>
+      <w:r>
+        <w:rPr>
+          <w:i/>
+          <w:color w:val="666666"/>
+          <w:sz w:val="18"/>
+        </w:rPr>
+        <w:t>Bartelt S et al.  ·  Sci Rep  ·  02.09.2026  ·  PMID 42686878</w:t>
+      </w:r>
+    </w:p>
+    <w:p>
+      <w:r>
+        <w:t>Randomisierte Studie mit 216 Studierenden zur Wirksamkeit eines internetgestützten Resilienztrainings via Lernplattform.</w:t>
+      </w:r>
+    </w:p>
+    <w:p>
+      <w:r>
+        <w:rPr>
+          <w:b/>
+        </w:rPr>
+        <w:t xml:space="preserve">Ergebnis: </w:t>
+      </w:r>
+      <w:r>
+        <w:t>Unter Einhaltung des Protokolls (n=150) signifikante Verbesserung der psychischen Belastung und Selbstmitgefühl (p&lt;0,05), bei Mitnahme aller Teilnehmenden (ITT-Analyse, n=216) keine signifikanten Effekte. Adhärenz war niedrig. Mit hoher Einhaltung könnte das Angebot wertvoll für studentische Mental-Health-Services sein.</w:t>
+      </w:r>
+    </w:p>
+    <w:p>
+      <w:r>
+        <w:rPr>
+          <w:b/>
+          <w:sz w:val="19"/>
+        </w:rPr>
+        <w:t xml:space="preserve">Übertragbarkeit: </w:t>
+      </w:r>
+      <w:r>
+        <w:rPr>
+          <w:sz w:val="19"/>
+        </w:rPr>
+        <w:t>Deutschland – Versorgung von Studierenden an einer Universitätsmedizin</w:t>
+      </w:r>
+    </w:p>
+    <w:p>
+      <w:r>
+        <w:rPr>
+          <w:color w:val="5A7D3A"/>
+          <w:sz w:val="18"/>
+        </w:rPr>
+        <w:t>https://pubmed.ncbi.nlm.nih.gov/42686878/</w:t>
+      </w:r>
+    </w:p>
+    <w:p>
+      <w:pPr>
+        <w:pStyle w:val="Heading2"/>
+      </w:pPr>
+      <w:r>
+        <w:t>Care Navigation für Methamphetaminabhängigkeit erreichte Behandlung nicht häufiger</w:t>
+      </w:r>
+    </w:p>
+    <w:p>
+      <w:r>
+        <w:rPr>
+          <w:i/>
+          <w:color w:val="666666"/>
+          <w:sz w:val="18"/>
+        </w:rPr>
+        <w:t>Al-Tayyib A et al.  ·  JAMA Netw Open  ·  01.09.2026  ·  PMID 42684700</w:t>
+      </w:r>
+    </w:p>
+    <w:p>
+      <w:r>
+        <w:t>Randomisiert-kontrollierte Studie (n=192 Teilnehmer) zu Wirkung von dedizierter Care Navigation mit Contingency-Management-Elementen auf Verknüpfung zur Suchtbehandlung.</w:t>
+      </w:r>
+    </w:p>
+    <w:p>
+      <w:r>
+        <w:rPr>
+          <w:b/>
+        </w:rPr>
+        <w:t xml:space="preserve">Ergebnis: </w:t>
+      </w:r>
+      <w:r>
+        <w:t>Linkage zur Behandlung nach 30 Tagen: Intervention 25,0% (24/96) vs. Kontrolle 25,0% (24/96), RR 1,00 (95%-KI 0,61–1,63). Nach 90 Tagen: Intervention 33,3% (32/96) vs. Kontrolle 25,0% (24/96), RR 1,33 (95%-KI 0,85–2,09), beide nicht signifikant. Engagement mit Navigator war höher (62,5%), aber führte nicht zu besserer Linkage.</w:t>
+      </w:r>
+    </w:p>
+    <w:p>
+      <w:r>
+        <w:rPr>
+          <w:b/>
+          <w:sz w:val="19"/>
+        </w:rPr>
+        <w:t xml:space="preserve">Übertragbarkeit: </w:t>
+      </w:r>
+      <w:r>
+        <w:rPr>
+          <w:sz w:val="19"/>
+        </w:rPr>
+        <w:t>USA – Sicherheits-Netzwerk, instabile Wohnverhältnisse (84,9%), aber Kontakt-Befund relevant</w:t>
+      </w:r>
+    </w:p>
+    <w:p>
+      <w:r>
+        <w:rPr>
+          <w:color w:val="5A7D3A"/>
+          <w:sz w:val="18"/>
+        </w:rPr>
+        <w:t>https://pubmed.ncbi.nlm.nih.gov/42684700/</w:t>
+      </w:r>
+    </w:p>
+    <w:p>
+      <w:pPr>
+        <w:pStyle w:val="Heading2"/>
+      </w:pPr>
+      <w:r>
+        <w:t>Schlafstörungen in der hausärztlichen Versorgung verdoppelten sich – Psychotherapie bleibt untergenutzt</w:t>
+      </w:r>
+    </w:p>
+    <w:p>
+      <w:r>
+        <w:rPr>
+          <w:i/>
+          <w:color w:val="666666"/>
+          <w:sz w:val="18"/>
+        </w:rPr>
+        <w:t>Bertrans Vilaró B et al.  ·  Fam Med Community Health  ·  31.08.2026  ·  PMID 42674672</w:t>
+      </w:r>
+    </w:p>
+    <w:p>
+      <w:r>
+        <w:t>Retrospektive Primärversorgungsstudie in Katalonien 2018–2024 zu Prävalenz und Verschreibungspraxis bei Insomnie (n=elektronische Patientenakten).</w:t>
+      </w:r>
+    </w:p>
+    <w:p>
+      <w:r>
+        <w:rPr>
+          <w:b/>
+        </w:rPr>
+        <w:t xml:space="preserve">Ergebnis: </w:t>
+      </w:r>
+      <w:r>
+        <w:t>Insomnie-Prävalenz stieg um 43,4% auf 11,17% (95%-KI 11,05–11,28) im Jahr 2024. Psychopharmaka-Einsatz nahm von 47,88% (2018) auf 55,11% (2024) zu, davon Anxiolytika 36,68% (2018) bis 39,44% (2024). Kognitiv-behaviorale Therapie (CBT), die Erstlinientherapie, wurde untergenutzt.</w:t>
+      </w:r>
+    </w:p>
+    <w:p>
+      <w:r>
+        <w:rPr>
+          <w:b/>
+          <w:sz w:val="19"/>
+        </w:rPr>
+        <w:t xml:space="preserve">Übertragbarkeit: </w:t>
+      </w:r>
+      <w:r>
+        <w:rPr>
+          <w:sz w:val="19"/>
+        </w:rPr>
+        <w:t>Spanien – europäisches Sozialversicherungssystem, vergleichbar mit Deutschland</w:t>
+      </w:r>
+    </w:p>
+    <w:p>
+      <w:r>
+        <w:rPr>
+          <w:color w:val="5A7D3A"/>
+          <w:sz w:val="18"/>
+        </w:rPr>
+        <w:t>https://pubmed.ncbi.nlm.nih.gov/42674672/</w:t>
+      </w:r>
+    </w:p>
+    <w:p>
+      <w:pPr>
+        <w:pStyle w:val="Heading2"/>
+      </w:pPr>
+      <w:r>
+        <w:t>Delirium-Prävention in australischen Krankenhäusern: Nicht-medikamentöse Strategien verbreitet, Antipsychotika-Einsatz bleibt hoch</w:t>
+      </w:r>
+    </w:p>
+    <w:p>
+      <w:r>
+        <w:rPr>
+          <w:i/>
+          <w:color w:val="666666"/>
+          <w:sz w:val="18"/>
+        </w:rPr>
+        <w:t>Huang S et al.  ·  Australas J Ageing  ·  Sept. 2026  ·  PMID 42656048</w:t>
+      </w:r>
+    </w:p>
+    <w:p>
+      <w:r>
+        <w:t>Querschnittserhebung an 257 Stationen in Australien und Neuseeland am World Delirium Awareness Day 2023 zu Erfassung und Management von Delirium.</w:t>
+      </w:r>
+    </w:p>
+    <w:p>
+      <w:r>
+        <w:rPr>
+          <w:b/>
+        </w:rPr>
+        <w:t xml:space="preserve">Ergebnis: </w:t>
+      </w:r>
+      <w:r>
+        <w:t>Erfassungsquote 63% (n=4033/6369 um 8:00 Uhr), detektierte Prävalenz 16% (n=637/4033). Nicht-medikamentöse Maßnahmen (Flüssigkeitsversorgung 87%, Mobilisierung 84%, Schmerzmanagement 84%) sind weit verbreitet. Antipsychotika dennoch häufig genutzt (Risperidon 36%, Haloperidol 35%, Quetiapin 31%). Fachkräftemangel (70%), Zeitmangel zur Fortbildung (53%) sind Barrieren.</w:t>
+      </w:r>
+    </w:p>
+    <w:p>
+      <w:r>
+        <w:rPr>
+          <w:b/>
+          <w:sz w:val="19"/>
+        </w:rPr>
+        <w:t xml:space="preserve">Übertragbarkeit: </w:t>
+      </w:r>
+      <w:r>
+        <w:rPr>
+          <w:sz w:val="19"/>
+        </w:rPr>
+        <w:t>Australien/Neuseeland – Krankenhaus-Systematiken teilweise vergleichbar, aber anderer Organisationsrahmen</w:t>
+      </w:r>
+    </w:p>
+    <w:p>
+      <w:r>
+        <w:rPr>
+          <w:color w:val="5A7D3A"/>
+          <w:sz w:val="18"/>
+        </w:rPr>
+        <w:t>https://pubmed.ncbi.nlm.nih.gov/42656048/</w:t>
       </w:r>
     </w:p>
     <w:p>

--- a/download/studien-archiv.docx
+++ b/download/studien-archiv.docx
@@ -62,7 +62,421 @@
           <w:color w:val="666666"/>
           <w:sz w:val="18"/>
         </w:rPr>
-        <w:t>Stand: 04.09.2026  |  64 Studien  |  mental.m-vf.de</w:t>
+        <w:t>Stand: 05.09.2026  |  71 Studien  |  mental.m-vf.de</w:t>
+      </w:r>
+    </w:p>
+    <w:p>
+      <w:pPr>
+        <w:pStyle w:val="Heading1"/>
+      </w:pPr>
+      <w:r>
+        <w:t>Aufgenommen am 05.09.2026</w:t>
+      </w:r>
+    </w:p>
+    <w:p>
+      <w:pPr>
+        <w:pStyle w:val="Heading2"/>
+      </w:pPr>
+      <w:r>
+        <w:t>Social Prescribing verringerte Angst und Stress bei Kindern und Jugendlichen</w:t>
+      </w:r>
+    </w:p>
+    <w:p>
+      <w:r>
+        <w:rPr>
+          <w:i/>
+          <w:color w:val="666666"/>
+          <w:sz w:val="18"/>
+        </w:rPr>
+        <w:t>Thomson J et al.  ·  BMJ Open  ·  04.09.2026  ·  PMID 42697576</w:t>
+      </w:r>
+    </w:p>
+    <w:p>
+      <w:r>
+        <w:t>Qualitative Studie zu Erfahrungen von 15 Kindern und 27 Betreuungspersonen mit einem Social-Prescribing-Dienst zur frühzeitigen psychischen Unterstützung in Nordengland.</w:t>
+      </w:r>
+    </w:p>
+    <w:p>
+      <w:r>
+        <w:rPr>
+          <w:b/>
+        </w:rPr>
+        <w:t xml:space="preserve">Ergebnis: </w:t>
+      </w:r>
+      <w:r>
+        <w:t>Kinder und Jugendliche berichteten weniger emotionales Unbehagen, niedrigere Angststufen und erhöhtes Selbstvertrauen; Eltern zeigten reduzierte Belastung und verbesserte Familieninteraktion. Die Wirkung erfolgte durch vertrauensvolle Beziehungen zu Fallmanagern und erlernte Bewältigungsstrategien.</w:t>
+      </w:r>
+    </w:p>
+    <w:p>
+      <w:r>
+        <w:rPr>
+          <w:b/>
+          <w:sz w:val="19"/>
+        </w:rPr>
+        <w:t xml:space="preserve">Übertragbarkeit: </w:t>
+      </w:r>
+      <w:r>
+        <w:rPr>
+          <w:sz w:val="19"/>
+        </w:rPr>
+        <w:t>England, nicht-spezialisierte ambulante Früherkennung, Vergleichbarkeit mit gemeindenahen Lotsenmodellen in Deutschland</w:t>
+      </w:r>
+    </w:p>
+    <w:p>
+      <w:r>
+        <w:rPr>
+          <w:color w:val="5A7D3A"/>
+          <w:sz w:val="18"/>
+        </w:rPr>
+        <w:t>https://pubmed.ncbi.nlm.nih.gov/42697576/</w:t>
+      </w:r>
+    </w:p>
+    <w:p>
+      <w:pPr>
+        <w:pStyle w:val="Heading2"/>
+      </w:pPr>
+      <w:r>
+        <w:t>Väter in der Perinatalzeit erleben Isolation und Ausschluss von Unterstützung</w:t>
+      </w:r>
+    </w:p>
+    <w:p>
+      <w:r>
+        <w:rPr>
+          <w:i/>
+          <w:color w:val="666666"/>
+          <w:sz w:val="18"/>
+        </w:rPr>
+        <w:t>Watkins AE et al.  ·  BMJ Open  ·  04.09.2026  ·  PMID 42697571</w:t>
+      </w:r>
+    </w:p>
+    <w:p>
+      <w:r>
+        <w:t>Qualitative Studie mit Interviews und Fokusgruppen von 21 Vätern und 9 Fachleuten (Freiwilligensektor, Soziales) in Nordostengland zu perinatalpsychischen Unterstützungsbedarfen von Vätern.</w:t>
+      </w:r>
+    </w:p>
+    <w:p>
+      <w:r>
+        <w:rPr>
+          <w:b/>
+        </w:rPr>
+        <w:t xml:space="preserve">Ergebnis: </w:t>
+      </w:r>
+      <w:r>
+        <w:t>Väter berichten von Isolation, eingeschränkter emotionaler Unterstützung und Ausschluss aus perinatalen Diensten; Fachleute bestätigen begrenzte Vatereinbindung. Empfehlungen: Stärkere Vatereinbindung in Antenatalkurse, Elternrichtlinien und Gesamtfamilienansätze zur emotionalen Unterstützung.</w:t>
+      </w:r>
+    </w:p>
+    <w:p>
+      <w:r>
+        <w:rPr>
+          <w:b/>
+          <w:sz w:val="19"/>
+        </w:rPr>
+        <w:t xml:space="preserve">Übertragbarkeit: </w:t>
+      </w:r>
+      <w:r>
+        <w:rPr>
+          <w:sz w:val="19"/>
+        </w:rPr>
+        <w:t>England/Deutschland, Primärversorgung und Frühförderung, Zugang und Geschlechtergerechtigkeit</w:t>
+      </w:r>
+    </w:p>
+    <w:p>
+      <w:r>
+        <w:rPr>
+          <w:color w:val="5A7D3A"/>
+          <w:sz w:val="18"/>
+        </w:rPr>
+        <w:t>https://pubmed.ncbi.nlm.nih.gov/42697571/</w:t>
+      </w:r>
+    </w:p>
+    <w:p>
+      <w:pPr>
+        <w:pStyle w:val="Heading2"/>
+      </w:pPr>
+      <w:r>
+        <w:t>Psychisch erkrankte Herzinfarktpatienten erhalten weniger Spezialistenpflege</w:t>
+      </w:r>
+    </w:p>
+    <w:p>
+      <w:r>
+        <w:rPr>
+          <w:i/>
+          <w:color w:val="666666"/>
+          <w:sz w:val="18"/>
+        </w:rPr>
+        <w:t>Fleetwood K et al.  ·  BMJ Open  ·  04.09.2026  ·  PMID 42697570</w:t>
+      </w:r>
+    </w:p>
+    <w:p>
+      <w:r>
+        <w:t>Kohortenstudie mit 131.075 NSTEMI- und 79.045 STEMI-Patienten aus englischen Registerdaten (2019–2023) zur Vergleichbarkeit der kardiologischen Standardversorgung nach psychischer Erkrankung.</w:t>
+      </w:r>
+    </w:p>
+    <w:p>
+      <w:r>
+        <w:rPr>
+          <w:b/>
+        </w:rPr>
+        <w:t xml:space="preserve">Ergebnis: </w:t>
+      </w:r>
+      <w:r>
+        <w:t>Patienten mit Schizophrenie, Bipolarer Störung oder Depression erhielten seltener Angiografie (OR 0,25–0,92 je nach Diagnose), Intensivbetreuung und kardiologische Rehabilitation. Disparitäten waren größer nach NSTEMI; COVID-19 hatte keinen signifikanten Moderatoreffekt.</w:t>
+      </w:r>
+    </w:p>
+    <w:p>
+      <w:r>
+        <w:rPr>
+          <w:b/>
+          <w:sz w:val="19"/>
+        </w:rPr>
+        <w:t xml:space="preserve">Übertragbarkeit: </w:t>
+      </w:r>
+      <w:r>
+        <w:rPr>
+          <w:sz w:val="19"/>
+        </w:rPr>
+        <w:t>England, elektronische Gesundheitsakten, vergleichbar mit deutschen Klinikabrechnungsdaten und sektorialer Kooperation</w:t>
+      </w:r>
+    </w:p>
+    <w:p>
+      <w:r>
+        <w:rPr>
+          <w:color w:val="5A7D3A"/>
+          <w:sz w:val="18"/>
+        </w:rPr>
+        <w:t>https://pubmed.ncbi.nlm.nih.gov/42697570/</w:t>
+      </w:r>
+    </w:p>
+    <w:p>
+      <w:pPr>
+        <w:pStyle w:val="Heading2"/>
+      </w:pPr>
+      <w:r>
+        <w:t>App-basierte Achtsamkeit reduzierte Depressionen bei schwangeren Frauen mit affektiven Störungen</w:t>
+      </w:r>
+    </w:p>
+    <w:p>
+      <w:r>
+        <w:rPr>
+          <w:i/>
+          <w:color w:val="666666"/>
+          <w:sz w:val="18"/>
+        </w:rPr>
+        <w:t>Haßdenteufel K et al.  ·  J Med Internet Res  ·  02.09.2026  ·  PMID 42695336</w:t>
+      </w:r>
+    </w:p>
+    <w:p>
+      <w:r>
+        <w:t>Sekundäranalyse eines deutschen RCT (Baden-Württemberg) mit 147 schwangeren Frauen mit ICD-10-Angst- oder affektiven Störungen und erhöhten depressiven Symptomen (EPDS&gt;9), randomisiert zu 8-wöchiger digitaler Achtsamkeitsintervention oder Standardbehandlung.</w:t>
+      </w:r>
+    </w:p>
+    <w:p>
+      <w:r>
+        <w:rPr>
+          <w:b/>
+        </w:rPr>
+        <w:t xml:space="preserve">Ergebnis: </w:t>
+      </w:r>
+      <w:r>
+        <w:t>Die Interventionsgruppe zeigte signifikant stärkere EPDS-Reduktion in Schwangerschaftswoche 34 (Δ=-2,21, p=0,01) und postpartal (Δ=-4,81, p=0,007); 42,5% erreichten klinisch bedeutsame Verbesserung gegenüber 28,4% in der Kontrolle (aOR 1,56, 95% CI 1,19–2,05).</w:t>
+      </w:r>
+    </w:p>
+    <w:p>
+      <w:r>
+        <w:rPr>
+          <w:b/>
+          <w:sz w:val="19"/>
+        </w:rPr>
+        <w:t xml:space="preserve">Übertragbarkeit: </w:t>
+      </w:r>
+      <w:r>
+        <w:rPr>
+          <w:sz w:val="19"/>
+        </w:rPr>
+        <w:t>Deutschland, ambulante Perinatalpsychiatrie, Krankenkassendatenlage, direkt anwendbar</w:t>
+      </w:r>
+    </w:p>
+    <w:p>
+      <w:r>
+        <w:rPr>
+          <w:color w:val="5A7D3A"/>
+          <w:sz w:val="18"/>
+        </w:rPr>
+        <w:t>https://pubmed.ncbi.nlm.nih.gov/42695336/</w:t>
+      </w:r>
+    </w:p>
+    <w:p>
+      <w:pPr>
+        <w:pStyle w:val="Heading2"/>
+      </w:pPr>
+      <w:r>
+        <w:t>Krebsscreening für Menschen mit Behinderung ist in Europa ungleich verteilt</w:t>
+      </w:r>
+    </w:p>
+    <w:p>
+      <w:r>
+        <w:rPr>
+          <w:i/>
+          <w:color w:val="666666"/>
+          <w:sz w:val="18"/>
+        </w:rPr>
+        <w:t>Vukovic V et al.  ·  Front Public Health  ·  20.08.2026  ·  PMID 42694833</w:t>
+      </w:r>
+    </w:p>
+    <w:p>
+      <w:r>
+        <w:t>Systematische Literaturübersicht von 16 europäischen Richtlinien und Empfehlungen zum Krebsscreening und -prävention für Menschen mit intellektuellen Beeinträchtigungen, davon 15 zu Screening (Vereinigtes Königreich, Niederlande, Belgien, Dänemark, EU).</w:t>
+      </w:r>
+    </w:p>
+    <w:p>
+      <w:r>
+        <w:rPr>
+          <w:b/>
+        </w:rPr>
+        <w:t xml:space="preserve">Ergebnis: </w:t>
+      </w:r>
+      <w:r>
+        <w:t>Richtlinien konzentrieren sich auf Brust-, Gebärmutterhals- und Darmkrebs; Anpassungen umfassen barrierefreie Information, Terminvereinbarung, Begleitperson, Zustimmung und Schulung. Jedoch: Ungleiche Verteilung auf wenige wohlhabende Länder, keine Dokumente aus den meisten EU-Mitgliedstaaten.</w:t>
+      </w:r>
+    </w:p>
+    <w:p>
+      <w:r>
+        <w:rPr>
+          <w:b/>
+          <w:sz w:val="19"/>
+        </w:rPr>
+        <w:t xml:space="preserve">Übertragbarkeit: </w:t>
+      </w:r>
+      <w:r>
+        <w:rPr>
+          <w:sz w:val="19"/>
+        </w:rPr>
+        <w:t>Europa (Niederlande, Belgien), Gesundheitssysteme ohne spezialisierte Leistungen, Ungleichheit und Versorgungslücken</w:t>
+      </w:r>
+    </w:p>
+    <w:p>
+      <w:r>
+        <w:rPr>
+          <w:color w:val="5A7D3A"/>
+          <w:sz w:val="18"/>
+        </w:rPr>
+        <w:t>https://pubmed.ncbi.nlm.nih.gov/42694833/</w:t>
+      </w:r>
+    </w:p>
+    <w:p>
+      <w:pPr>
+        <w:pStyle w:val="Heading2"/>
+      </w:pPr>
+      <w:r>
+        <w:t>VR-Suchttherapie: Krankheitsschwere und Vortherapie-Craving vorhersagen Reaktion</w:t>
+      </w:r>
+    </w:p>
+    <w:p>
+      <w:r>
+        <w:rPr>
+          <w:i/>
+          <w:color w:val="666666"/>
+          <w:sz w:val="18"/>
+        </w:rPr>
+        <w:t>Lütt A et al.  ·  BMC Psychiatry  ·  26.08.2026  ·  PMID 42693426</w:t>
+      </w:r>
+    </w:p>
+    <w:p>
+      <w:r>
+        <w:t>Deutsche Single-Arm-Studie mit 61 Patienten mit Alkoholvergiftung während Virtual-Reality-Cue-Exposure; psychologische und physiologische Craving-Parameter wurden mit Patientenmerkmalen assoziiert.</w:t>
+      </w:r>
+    </w:p>
+    <w:p>
+      <w:r>
+        <w:rPr>
+          <w:b/>
+        </w:rPr>
+        <w:t xml:space="preserve">Ergebnis: </w:t>
+      </w:r>
+      <w:r>
+        <w:t>Alkoholsuchtausmaß (AUDIT, ADS) und Vor-VR-Craving (AUQ, OCDS) vorhersagten subjektive Craving-Reduktion stärker als VR-Faktoren; physiologische und subjektive Maße überlappten minimal. Komplexität des Craving-Konzepts erfordert multidimensionale Bewertung.</w:t>
+      </w:r>
+    </w:p>
+    <w:p>
+      <w:r>
+        <w:rPr>
+          <w:b/>
+          <w:sz w:val="19"/>
+        </w:rPr>
+        <w:t xml:space="preserve">Übertragbarkeit: </w:t>
+      </w:r>
+      <w:r>
+        <w:rPr>
+          <w:sz w:val="19"/>
+        </w:rPr>
+        <w:t>Deutschland, spezialisierte Suchtpsychiatrie, technologiegestützte Interventionsentwicklung</w:t>
+      </w:r>
+    </w:p>
+    <w:p>
+      <w:r>
+        <w:rPr>
+          <w:color w:val="5A7D3A"/>
+          <w:sz w:val="18"/>
+        </w:rPr>
+        <w:t>https://pubmed.ncbi.nlm.nih.gov/42693426/</w:t>
+      </w:r>
+    </w:p>
+    <w:p>
+      <w:pPr>
+        <w:pStyle w:val="Heading2"/>
+      </w:pPr>
+      <w:r>
+        <w:t>Patientensuizid belastet Psychotherapeuten psychisch erheblich</w:t>
+      </w:r>
+    </w:p>
+    <w:p>
+      <w:r>
+        <w:rPr>
+          <w:i/>
+          <w:color w:val="666666"/>
+          <w:sz w:val="18"/>
+        </w:rPr>
+        <w:t>Siebert A et al.  ·  Sci Rep  ·  03.09.2026  ·  PMID 42693165</w:t>
+      </w:r>
+    </w:p>
+    <w:p>
+      <w:r>
+        <w:t>Deutsche Online-Umfrage bei Psychotherapeuten und Psychiatern zu psychischer Belastung nach Patientensuizid; gemischte Methoden (quantitativ: PTSD-Skala; qualitativ: Gefühle und Umstände).</w:t>
+      </w:r>
+    </w:p>
+    <w:p>
+      <w:r>
+        <w:rPr>
+          <w:b/>
+        </w:rPr>
+        <w:t xml:space="preserve">Ergebnis: </w:t>
+      </w:r>
+      <w:r>
+        <w:t>Ein Anteil zeigte klinisch signifikante Symptome einer Posttraumatischen Belastungsstörung; prominente Gefühle waren Trauer, Schock, Entsetzen; Einflussfaktoren: Therapeut-Patient-Beziehung, fehlende Unterstützung, wahrgenommene Gewalt des Suizids, Unvorhersehbarkeit. Postvention und kollegiale Unterstützung fehlen häufig.</w:t>
+      </w:r>
+    </w:p>
+    <w:p>
+      <w:r>
+        <w:rPr>
+          <w:b/>
+          <w:sz w:val="19"/>
+        </w:rPr>
+        <w:t xml:space="preserve">Übertragbarkeit: </w:t>
+      </w:r>
+      <w:r>
+        <w:rPr>
+          <w:sz w:val="19"/>
+        </w:rPr>
+        <w:t>Deutschland, psychotherapeutisches System, Burnout und Personalressourcen</w:t>
+      </w:r>
+    </w:p>
+    <w:p>
+      <w:r>
+        <w:rPr>
+          <w:color w:val="5A7D3A"/>
+          <w:sz w:val="18"/>
+        </w:rPr>
+        <w:t>https://pubmed.ncbi.nlm.nih.gov/42693165/</w:t>
       </w:r>
     </w:p>
     <w:p>

--- a/download/studien-archiv.docx
+++ b/download/studien-archiv.docx
@@ -62,7 +62,421 @@
           <w:color w:val="666666"/>
           <w:sz w:val="18"/>
         </w:rPr>
-        <w:t>Stand: 05.09.2026  |  71 Studien  |  mental.m-vf.de</w:t>
+        <w:t>Stand: 06.09.2026  |  78 Studien  |  mental.m-vf.de</w:t>
+      </w:r>
+    </w:p>
+    <w:p>
+      <w:pPr>
+        <w:pStyle w:val="Heading1"/>
+      </w:pPr>
+      <w:r>
+        <w:t>Aufgenommen am 06.09.2026</w:t>
+      </w:r>
+    </w:p>
+    <w:p>
+      <w:pPr>
+        <w:pStyle w:val="Heading2"/>
+      </w:pPr>
+      <w:r>
+        <w:t>Strukturierte Schulinterventionen reduzierten Angst und Depression ähnlich wie spezialisiertes Protokoll</w:t>
+      </w:r>
+    </w:p>
+    <w:p>
+      <w:r>
+        <w:rPr>
+          <w:i/>
+          <w:color w:val="666666"/>
+          <w:sz w:val="18"/>
+        </w:rPr>
+        <w:t>Fonseca-Pedrero E et al.  ·  Psychol Med  ·  04.09.2026  ·  PMID 42695201</w:t>
+      </w:r>
+    </w:p>
+    <w:p>
+      <w:r>
+        <w:t>Randomisierte Studie mit 676 Schülern (12–18 Jahre, 72,6% weiblich) zum Vergleich des Unified Protocol for Adolescents mit progressiver Muskelentspannung bei subklinischen Symptomen.</w:t>
+      </w:r>
+    </w:p>
+    <w:p>
+      <w:r>
+        <w:rPr>
+          <w:b/>
+        </w:rPr>
+        <w:t xml:space="preserve">Ergebnis: </w:t>
+      </w:r>
+      <w:r>
+        <w:t>Beide Gruppen zeigten signifikante Reduktion depressiver (Cohen's d–Effekte) und Angststörungen ohne signifikante Unterschiede. Nach 12 Monaten UP-A-Gruppe marginal niedrigere Depression. Adhärenz circa 78% (&gt;70% Sitzungen besucht).</w:t>
+      </w:r>
+    </w:p>
+    <w:p>
+      <w:r>
+        <w:rPr>
+          <w:b/>
+          <w:sz w:val="19"/>
+        </w:rPr>
+        <w:t xml:space="preserve">Übertragbarkeit: </w:t>
+      </w:r>
+      <w:r>
+        <w:rPr>
+          <w:sz w:val="19"/>
+        </w:rPr>
+        <w:t>Spanien, Frankreich, vergleichbare europäische Schulstruktur und Versorgungsauftrag der Gesundheit.</w:t>
+      </w:r>
+    </w:p>
+    <w:p>
+      <w:r>
+        <w:rPr>
+          <w:color w:val="5A7D3A"/>
+          <w:sz w:val="18"/>
+        </w:rPr>
+        <w:t>https://pubmed.ncbi.nlm.nih.gov/42695201/</w:t>
+      </w:r>
+    </w:p>
+    <w:p>
+      <w:pPr>
+        <w:pStyle w:val="Heading2"/>
+      </w:pPr>
+      <w:r>
+        <w:t>Sexuelle Minoritäten zeigen niedrigere Hilfesuche trotz höherer Barrieren</w:t>
+      </w:r>
+    </w:p>
+    <w:p>
+      <w:r>
+        <w:rPr>
+          <w:i/>
+          <w:color w:val="666666"/>
+          <w:sz w:val="18"/>
+        </w:rPr>
+        <w:t>Gewirtz-Meydan A et al.  ·  Isr J Health Policy Res  ·  04.09.2026  ·  PMID 42693470</w:t>
+      </w:r>
+    </w:p>
+    <w:p>
+      <w:r>
+        <w:t>Querschnittsbefragung von 1.129 israelischen Jugendlichen (30% sexuelle Minderheiten) zu mentaler Gesundheit, Substanzkonsum und Zugangsbarrieren mittels Latent Profile Analysis.</w:t>
+      </w:r>
+    </w:p>
+    <w:p>
+      <w:r>
+        <w:rPr>
+          <w:b/>
+        </w:rPr>
+        <w:t xml:space="preserve">Ergebnis: </w:t>
+      </w:r>
+      <w:r>
+        <w:t>Vier mentale Gesundheitsprofile identifiziert; sexuelle Minderheiten berichteten signifikant mehr Barrieren und niedrigere Hilfesuche-Absicht (moderierende Effekte). Drei Barriere-Dimensionen: Identität, Struktur, emotionale Faktoren.</w:t>
+      </w:r>
+    </w:p>
+    <w:p>
+      <w:r>
+        <w:rPr>
+          <w:b/>
+          <w:sz w:val="19"/>
+        </w:rPr>
+        <w:t xml:space="preserve">Übertragbarkeit: </w:t>
+      </w:r>
+      <w:r>
+        <w:rPr>
+          <w:sz w:val="19"/>
+        </w:rPr>
+        <w:t>Israel, ähnlich wie Deutschland strukturelle und identitätsbezogene Zugangsungleichheiten bei Jugendlichen.</w:t>
+      </w:r>
+    </w:p>
+    <w:p>
+      <w:r>
+        <w:rPr>
+          <w:color w:val="5A7D3A"/>
+          <w:sz w:val="18"/>
+        </w:rPr>
+        <w:t>https://pubmed.ncbi.nlm.nih.gov/42693470/</w:t>
+      </w:r>
+    </w:p>
+    <w:p>
+      <w:pPr>
+        <w:pStyle w:val="Heading2"/>
+      </w:pPr>
+      <w:r>
+        <w:t>SMILE-Serious-Game für Jugendliche: Machbarkeit und vorläufige Wirksamkeit europaweit</w:t>
+      </w:r>
+    </w:p>
+    <w:p>
+      <w:r>
+        <w:rPr>
+          <w:i/>
+          <w:color w:val="666666"/>
+          <w:sz w:val="18"/>
+        </w:rPr>
+        <w:t>Smoktunowicz E et al.  ·  JMIR Res Protoc  ·  03.09.2026  ·  PMID 42691342</w:t>
+      </w:r>
+    </w:p>
+    <w:p>
+      <w:r>
+        <w:t>Cluster-randomisierte adaptive Studie (7 europäische Länder, N=1.438, 10–24 Jahre) zu CBT-basiertem Gamified Mental Health Intervention mit Experience Sampling und optionaler Rückmeldung.</w:t>
+      </w:r>
+    </w:p>
+    <w:p>
+      <w:r>
+        <w:rPr>
+          <w:b/>
+        </w:rPr>
+        <w:t xml:space="preserve">Ergebnis: </w:t>
+      </w:r>
+      <w:r>
+        <w:t>Hauptoutcomes Angst und Depression; sekundär Resilienz, Emotionsregulation. Bislang 2 Sequenzen abgeschlossen (März 2026); Rekrutierung läuft. Primäre Ergebnisse September 2026 erwartet. Feasibility, Akzeptanz und App-Nutzung werden gemessen.</w:t>
+      </w:r>
+    </w:p>
+    <w:p>
+      <w:r>
+        <w:rPr>
+          <w:b/>
+          <w:sz w:val="19"/>
+        </w:rPr>
+        <w:t xml:space="preserve">Übertragbarkeit: </w:t>
+      </w:r>
+      <w:r>
+        <w:rPr>
+          <w:sz w:val="19"/>
+        </w:rPr>
+        <w:t>Sieben europäische Länder einschließlich Deutschland, direkt transferierbar auf dezentrale digitale Prävention.</w:t>
+      </w:r>
+    </w:p>
+    <w:p>
+      <w:r>
+        <w:rPr>
+          <w:color w:val="5A7D3A"/>
+          <w:sz w:val="18"/>
+        </w:rPr>
+        <w:t>https://pubmed.ncbi.nlm.nih.gov/42691342/</w:t>
+      </w:r>
+    </w:p>
+    <w:p>
+      <w:pPr>
+        <w:pStyle w:val="Heading2"/>
+      </w:pPr>
+      <w:r>
+        <w:t>Contingency management verdoppelte Aufnahmequote bei Suchtbehandlung von Gerichtsklienten</w:t>
+      </w:r>
+    </w:p>
+    <w:p>
+      <w:r>
+        <w:rPr>
+          <w:i/>
+          <w:color w:val="666666"/>
+          <w:sz w:val="18"/>
+        </w:rPr>
+        <w:t>Hartzler B et al.  ·  Front Public Health  ·  19.08.2026  ·  PMID 42688237</w:t>
+      </w:r>
+    </w:p>
+    <w:p>
+      <w:r>
+        <w:t>Implementierungsstudie zur Anwendung von Contingency Management in einer Suchtbehandlungsorganisation für von Justiz überweisene Klienten mit Fachbegleitung und Training.</w:t>
+      </w:r>
+    </w:p>
+    <w:p>
+      <w:r>
+        <w:rPr>
+          <w:b/>
+        </w:rPr>
+        <w:t xml:space="preserve">Ergebnis: </w:t>
+      </w:r>
+      <w:r>
+        <w:t>Aufnahmequoten stiegen um 108%, Gruppentherapie-Teilnahme um 11%, Erfüllung gerichtlicher Auflagen um 11%. Die Organization integrierte Contingency Management dauerhaft in Routineangebote.</w:t>
+      </w:r>
+    </w:p>
+    <w:p>
+      <w:r>
+        <w:rPr>
+          <w:b/>
+          <w:sz w:val="19"/>
+        </w:rPr>
+        <w:t xml:space="preserve">Übertragbarkeit: </w:t>
+      </w:r>
+      <w:r>
+        <w:rPr>
+          <w:sz w:val="19"/>
+        </w:rPr>
+        <w:t>USA, Vergleichbarkeit gering – Finanzierung und Justizsystem unterscheiden sich grundlegend.</w:t>
+      </w:r>
+    </w:p>
+    <w:p>
+      <w:r>
+        <w:rPr>
+          <w:color w:val="5A7D3A"/>
+          <w:sz w:val="18"/>
+        </w:rPr>
+        <w:t>https://pubmed.ncbi.nlm.nih.gov/42688237/</w:t>
+      </w:r>
+    </w:p>
+    <w:p>
+      <w:pPr>
+        <w:pStyle w:val="Heading2"/>
+      </w:pPr>
+      <w:r>
+        <w:t>Diagnostische Wartezeiten für Kinder erreichen 15 Monate – Perspektiven von Stakeholdern</w:t>
+      </w:r>
+    </w:p>
+    <w:p>
+      <w:r>
+        <w:rPr>
+          <w:i/>
+          <w:color w:val="666666"/>
+          <w:sz w:val="18"/>
+        </w:rPr>
+        <w:t>Grundy S et al.  ·  Child Care Health Dev  ·  Sept. 2026  ·  PMID 42687475</w:t>
+      </w:r>
+    </w:p>
+    <w:p>
+      <w:r>
+        <w:t>Qualitative Studie zu Verzögerungen in Entwicklungsdiagnostik in Westaustralien mit Interviews von Eltern (n=17), Pädagogen (n=10) und Fachleuten (n=9).</w:t>
+      </w:r>
+    </w:p>
+    <w:p>
+      <w:r>
+        <w:rPr>
+          <w:b/>
+        </w:rPr>
+        <w:t xml:space="preserve">Ergebnis: </w:t>
+      </w:r>
+      <w:r>
+        <w:t>Über 17.000 Kinder in Warteschlangen, Medianwartezeit 15,1 Monate. Hauptbarrieren: unzureichende Finanzierung (22 Nennungen), lange Wartezeiten (44), fehlende Unterstützung (110). Stakeholder forderten bessere Koordination und Kapazität.</w:t>
+      </w:r>
+    </w:p>
+    <w:p>
+      <w:r>
+        <w:rPr>
+          <w:b/>
+          <w:sz w:val="19"/>
+        </w:rPr>
+        <w:t xml:space="preserve">Übertragbarkeit: </w:t>
+      </w:r>
+      <w:r>
+        <w:rPr>
+          <w:sz w:val="19"/>
+        </w:rPr>
+        <w:t>Australien, vergleichbare Wartzeitprobleme und Personalknappheit wie deutsche Versorgung; strukturelles Problem.</w:t>
+      </w:r>
+    </w:p>
+    <w:p>
+      <w:r>
+        <w:rPr>
+          <w:color w:val="5A7D3A"/>
+          <w:sz w:val="18"/>
+        </w:rPr>
+        <w:t>https://pubmed.ncbi.nlm.nih.gov/42687475/</w:t>
+      </w:r>
+    </w:p>
+    <w:p>
+      <w:pPr>
+        <w:pStyle w:val="Heading2"/>
+      </w:pPr>
+      <w:r>
+        <w:t>Lokale Räte für psychische Gesundheit (CLSM): Governance-Lücke trotz 30 Jahren Existenz</w:t>
+      </w:r>
+    </w:p>
+    <w:p>
+      <w:r>
+        <w:rPr>
+          <w:i/>
+          <w:color w:val="666666"/>
+          <w:sz w:val="18"/>
+        </w:rPr>
+        <w:t>Pastant F et al.  ·  Sante Publique  ·  2026  ·  PMID 42674980</w:t>
+      </w:r>
+    </w:p>
+    <w:p>
+      <w:r>
+        <w:t>Bestandsaufnahme und Positionspapier zu CLSM in Frankreich als Governance-Modell der Bürger- und Sektorbeteiligung in der Gesamtplanung mentaler Gesundheit.</w:t>
+      </w:r>
+    </w:p>
+    <w:p>
+      <w:r>
+        <w:rPr>
+          <w:b/>
+        </w:rPr>
+        <w:t xml:space="preserve">Ergebnis: </w:t>
+      </w:r>
+      <w:r>
+        <w:t>CLSM in etwa 300 französischen Territorien verankert (2025), aber Einsatz ungleich, Mittel unzureichend, Stakeholder-Beteiligung schwach. Kernaussage: CLSM sind nicht nur Koordinationsmechanismus, sondern demokratisches Politikmodell – erfordern institutionelle und kulturelle Bedingungen zur Skalierung.</w:t>
+      </w:r>
+    </w:p>
+    <w:p>
+      <w:r>
+        <w:rPr>
+          <w:b/>
+          <w:sz w:val="19"/>
+        </w:rPr>
+        <w:t xml:space="preserve">Übertragbarkeit: </w:t>
+      </w:r>
+      <w:r>
+        <w:rPr>
+          <w:sz w:val="19"/>
+        </w:rPr>
+        <w:t>Frankreich, deutschsprachiger Raum – vergleichbare soziale Versicherungssysteme; CLSM-Modell zur Territorialisierung und Partizipation direkt übertragbar.</w:t>
+      </w:r>
+    </w:p>
+    <w:p>
+      <w:r>
+        <w:rPr>
+          <w:color w:val="5A7D3A"/>
+          <w:sz w:val="18"/>
+        </w:rPr>
+        <w:t>https://pubmed.ncbi.nlm.nih.gov/42674980/</w:t>
+      </w:r>
+    </w:p>
+    <w:p>
+      <w:pPr>
+        <w:pStyle w:val="Heading2"/>
+      </w:pPr>
+      <w:r>
+        <w:t>Erhebung mentaler Gesundheit mit digitalem Triage an fünf italienischen Universitäten</w:t>
+      </w:r>
+    </w:p>
+    <w:p>
+      <w:r>
+        <w:rPr>
+          <w:i/>
+          <w:color w:val="666666"/>
+          <w:sz w:val="18"/>
+        </w:rPr>
+        <w:t>Vigezzi GP et al.  ·  Front Public Health  ·  21.07.2026  ·  PMID 42553706</w:t>
+      </w:r>
+    </w:p>
+    <w:p>
+      <w:r>
+        <w:t>Multisite Protokoll (Health Mode On Plus) zur Querschnittserhebung und Intervention mentaler Gesundheit bei italienischen Studierenden mit Stepped-Care-Modell und e-CBT für Angst.</w:t>
+      </w:r>
+    </w:p>
+    <w:p>
+      <w:r>
+        <w:rPr>
+          <w:b/>
+        </w:rPr>
+        <w:t xml:space="preserve">Ergebnis: </w:t>
+      </w:r>
+      <w:r>
+        <w:t>Geplant: 249.958 Teilnehmer; primäre Outcomes 12-Monats- und Lifetime-DSM-5-Störungen via CIDI; digitale CBT versus Beratung-as-usual in eingebetteter RCT. Starke digitale Plattform für Triage und Orientierung implementiert; erste Analysen folgen.</w:t>
+      </w:r>
+    </w:p>
+    <w:p>
+      <w:r>
+        <w:rPr>
+          <w:b/>
+          <w:sz w:val="19"/>
+        </w:rPr>
+        <w:t xml:space="preserve">Übertragbarkeit: </w:t>
+      </w:r>
+      <w:r>
+        <w:rPr>
+          <w:sz w:val="19"/>
+        </w:rPr>
+        <w:t>Italien, deutschsprachiger Raum – vergleichbares Hochschulsystem und Präventionsauftrag, Stepped-Care-Rahmen übertragbar.</w:t>
+      </w:r>
+    </w:p>
+    <w:p>
+      <w:r>
+        <w:rPr>
+          <w:color w:val="5A7D3A"/>
+          <w:sz w:val="18"/>
+        </w:rPr>
+        <w:t>https://pubmed.ncbi.nlm.nih.gov/42553706/</w:t>
       </w:r>
     </w:p>
     <w:p>

--- a/download/studien-archiv.docx
+++ b/download/studien-archiv.docx
@@ -62,7 +62,421 @@
           <w:color w:val="666666"/>
           <w:sz w:val="18"/>
         </w:rPr>
-        <w:t>Stand: 06.09.2026  |  78 Studien  |  mental.m-vf.de</w:t>
+        <w:t>Stand: 07.09.2026  |  85 Studien  |  mental.m-vf.de</w:t>
+      </w:r>
+    </w:p>
+    <w:p>
+      <w:pPr>
+        <w:pStyle w:val="Heading1"/>
+      </w:pPr>
+      <w:r>
+        <w:t>Aufgenommen am 07.09.2026</w:t>
+      </w:r>
+    </w:p>
+    <w:p>
+      <w:pPr>
+        <w:pStyle w:val="Heading2"/>
+      </w:pPr>
+      <w:r>
+        <w:t>Schlafmangel in Nachtschichten beeinträchtigt kognitive Kontrolle und Übergabekommunikation</w:t>
+      </w:r>
+    </w:p>
+    <w:p>
+      <w:r>
+        <w:rPr>
+          <w:i/>
+          <w:color w:val="666666"/>
+          <w:sz w:val="18"/>
+        </w:rPr>
+        <w:t>Kaplan A et al.  ·  Int Nurs Rev  ·  Sept. 2026  ·  PMID 42694001</w:t>
+      </w:r>
+    </w:p>
+    <w:p>
+      <w:r>
+        <w:t>Türkische Querschnittsstudie zum Zusammenhang von Müdigkeit während Nachtschichten mit kognitiver Kontrolle, kognitiver Flexibilität und Übergabe-Effektivität bei 270 Pflegekräften.</w:t>
+      </w:r>
+    </w:p>
+    <w:p>
+      <w:r>
+        <w:rPr>
+          <w:b/>
+        </w:rPr>
+        <w:t xml:space="preserve">Ergebnis: </w:t>
+      </w:r>
+      <w:r>
+        <w:t>Mittlere Müdigkeitsscore 6,41±1,81; höhere Müdigkeit war assoziiert mit niedrigerer kognitiver Kontrolle und Flexibilität (β=−0,510, p&lt;0,001) und niedrigerer Übergabe-Effektivität (β=−0,670, p&lt;0,001); indirekte Assoziation via kognitiver Kontrolle bestand (β=−0,107, 95% CI −0,257 to −0,023).</w:t>
+      </w:r>
+    </w:p>
+    <w:p>
+      <w:r>
+        <w:rPr>
+          <w:b/>
+          <w:sz w:val="19"/>
+        </w:rPr>
+        <w:t xml:space="preserve">Übertragbarkeit: </w:t>
+      </w:r>
+      <w:r>
+        <w:rPr>
+          <w:sz w:val="19"/>
+        </w:rPr>
+        <w:t>Türkei, Universitätsklinik; relevante Schichtarbeitsprobleme europäischer Kliniken.</w:t>
+      </w:r>
+    </w:p>
+    <w:p>
+      <w:r>
+        <w:rPr>
+          <w:color w:val="5A7D3A"/>
+          <w:sz w:val="18"/>
+        </w:rPr>
+        <w:t>https://pubmed.ncbi.nlm.nih.gov/42694001/</w:t>
+      </w:r>
+    </w:p>
+    <w:p>
+      <w:pPr>
+        <w:pStyle w:val="Heading2"/>
+      </w:pPr>
+      <w:r>
+        <w:t>Suchtprävention in saudischen Schulen: Sportlehrer unterqualifiziert</w:t>
+      </w:r>
+    </w:p>
+    <w:p>
+      <w:r>
+        <w:rPr>
+          <w:i/>
+          <w:color w:val="666666"/>
+          <w:sz w:val="18"/>
+        </w:rPr>
+        <w:t>Alaqil AI  ·  Front Public Health  ·  19.08.2026  ·  PMID 42688041</w:t>
+      </w:r>
+    </w:p>
+    <w:p>
+      <w:r>
+        <w:t>Querschnittserhebung zum Wissen und zu Praktiken von Sportlehrern (n=176) zu Drogenprävention in Saudi-arabischen Schulen.</w:t>
+      </w:r>
+    </w:p>
+    <w:p>
+      <w:r>
+        <w:rPr>
+          <w:b/>
+        </w:rPr>
+        <w:t xml:space="preserve">Ergebnis: </w:t>
+      </w:r>
+      <w:r>
+        <w:t>Sportlehrer zeigten adequates Wissen (Mittel 5,47/7), aber Missverständnisse zu Gateway-Substanzen; 73% unterstützten Integration in Lehrplan; Wissensscores sagten Präventionspraxen voraus; jedoch fehlte formale Prävention-Schulung bei den meisten, und sie nutzten private Urteile statt evidenzbasierter Ansätze.</w:t>
+      </w:r>
+    </w:p>
+    <w:p>
+      <w:r>
+        <w:rPr>
+          <w:b/>
+          <w:sz w:val="19"/>
+        </w:rPr>
+        <w:t xml:space="preserve">Übertragbarkeit: </w:t>
+      </w:r>
+      <w:r>
+        <w:rPr>
+          <w:sz w:val="19"/>
+        </w:rPr>
+        <w:t>Saudi-Arabien; strukturelle Präventionslücke auch in anderen Ländern mit Schulperspektive.</w:t>
+      </w:r>
+    </w:p>
+    <w:p>
+      <w:r>
+        <w:rPr>
+          <w:color w:val="5A7D3A"/>
+          <w:sz w:val="18"/>
+        </w:rPr>
+        <w:t>https://pubmed.ncbi.nlm.nih.gov/42688041/</w:t>
+      </w:r>
+    </w:p>
+    <w:p>
+      <w:pPr>
+        <w:pStyle w:val="Heading2"/>
+      </w:pPr>
+      <w:r>
+        <w:t>Peer-Recovery-Coaches in südkoreanischer Suchtbehandlung: Qualitative Rollen-Analyse</w:t>
+      </w:r>
+    </w:p>
+    <w:p>
+      <w:r>
+        <w:rPr>
+          <w:i/>
+          <w:color w:val="666666"/>
+          <w:sz w:val="18"/>
+        </w:rPr>
+        <w:t>Kang KI et al.  ·  Nurs Open  ·  Sept. 2026  ·  PMID 42685341</w:t>
+      </w:r>
+    </w:p>
+    <w:p>
+      <w:r>
+        <w:t>Südkoreanische qualitative Studie zu Erfahrungen von Peer-Recovery-Coaches in Suchtbehandlungsprogrammen aus Caring-Perspektive.</w:t>
+      </w:r>
+    </w:p>
+    <w:p>
+      <w:r>
+        <w:rPr>
+          <w:b/>
+        </w:rPr>
+        <w:t xml:space="preserve">Ergebnis: </w:t>
+      </w:r>
+      <w:r>
+        <w:t>Fünf zentrale Rollen identifiziert: helfender Akteur mit objektiver Einsicht, Begleiter, erfahrungsbasierter Navigator, Facilitator des Wachstums und Betreuer mit positiven Werten; Peer Recovery Coaches fördern gegenseitige Genesung innerhalb des Caring-Prozesses.</w:t>
+      </w:r>
+    </w:p>
+    <w:p>
+      <w:r>
+        <w:rPr>
+          <w:b/>
+          <w:sz w:val="19"/>
+        </w:rPr>
+        <w:t xml:space="preserve">Übertragbarkeit: </w:t>
+      </w:r>
+      <w:r>
+        <w:rPr>
+          <w:sz w:val="19"/>
+        </w:rPr>
+        <w:t>Südkorea, qualitativ; Peer-Ansätze in Sucht international, aber Suchtversorgung eigenständiges System.</w:t>
+      </w:r>
+    </w:p>
+    <w:p>
+      <w:r>
+        <w:rPr>
+          <w:color w:val="5A7D3A"/>
+          <w:sz w:val="18"/>
+        </w:rPr>
+        <w:t>https://pubmed.ncbi.nlm.nih.gov/42685341/</w:t>
+      </w:r>
+    </w:p>
+    <w:p>
+      <w:pPr>
+        <w:pStyle w:val="Heading2"/>
+      </w:pPr>
+      <w:r>
+        <w:t>Psychotische Depression: Hospitalisierung und Suizidrisiko in Schweden</w:t>
+      </w:r>
+    </w:p>
+    <w:p>
+      <w:r>
+        <w:rPr>
+          <w:i/>
+          <w:color w:val="666666"/>
+          <w:sz w:val="18"/>
+        </w:rPr>
+        <w:t>Al-Wandi A et al.  ·  J Affect Disord  ·  01.12.2026  ·  PMID 42624214</w:t>
+      </w:r>
+    </w:p>
+    <w:p>
+      <w:r>
+        <w:t>Landesregister-Studie zu klinischen Ergebnissen nach Diagnose psychotischer Depression in Schweden 2012–2020.</w:t>
+      </w:r>
+    </w:p>
+    <w:p>
+      <w:r>
+        <w:rPr>
+          <w:b/>
+        </w:rPr>
+        <w:t xml:space="preserve">Ergebnis: </w:t>
+      </w:r>
+      <w:r>
+        <w:t>Von 8048 Patienten (54,8% Frauen, Median 47 Jahre) wurden 25,1% innerhalb von 36 Wochen hospitalisiert und 0,8% starben durch Suizid; jüngeres Alter (≤25 Jahre), inpatiente Diagnose, Antipsychotika-Behandlung und frühere Hospitalisierungen erhöhten Hospitalisierungsrisiko; unter ECT-Patienten erreichten 89,8% Response und 48,4% Remission.</w:t>
+      </w:r>
+    </w:p>
+    <w:p>
+      <w:r>
+        <w:rPr>
+          <w:b/>
+          <w:sz w:val="19"/>
+        </w:rPr>
+        <w:t xml:space="preserve">Übertragbarkeit: </w:t>
+      </w:r>
+      <w:r>
+        <w:rPr>
+          <w:sz w:val="19"/>
+        </w:rPr>
+        <w:t>Schweden, Routinedaten; vergleichbares öffentliches Versicherungssystem.</w:t>
+      </w:r>
+    </w:p>
+    <w:p>
+      <w:r>
+        <w:rPr>
+          <w:color w:val="5A7D3A"/>
+          <w:sz w:val="18"/>
+        </w:rPr>
+        <w:t>https://pubmed.ncbi.nlm.nih.gov/42624214/</w:t>
+      </w:r>
+    </w:p>
+    <w:p>
+      <w:pPr>
+        <w:pStyle w:val="Heading2"/>
+      </w:pPr>
+      <w:r>
+        <w:t>Elternbelastung nach extremer Frühgeburt: Psychische Symptome vom NICU bis zum Term</w:t>
+      </w:r>
+    </w:p>
+    <w:p>
+      <w:r>
+        <w:rPr>
+          <w:i/>
+          <w:color w:val="666666"/>
+          <w:sz w:val="18"/>
+        </w:rPr>
+        <w:t>Muller KS et al.  ·  Pediatrics  ·  01.09.2026  ·  PMID 42608027</w:t>
+      </w:r>
+    </w:p>
+    <w:p>
+      <w:r>
+        <w:t>Niederländische Prospektivstudie zur Trajektorie mütterlicher und väterlicher psychischer Belastung nach Frühgeburt &lt;29. Woche über Term-Äquivalentalter.</w:t>
+      </w:r>
+    </w:p>
+    <w:p>
+      <w:r>
+        <w:rPr>
+          <w:b/>
+        </w:rPr>
+        <w:t xml:space="preserve">Ergebnis: </w:t>
+      </w:r>
+      <w:r>
+        <w:t>Bei 217 Familien (259/446 Kinder) waren 35,1% der Mütter und 16,4% der Väter bei Term-Äquivalentalter klinisch erhöhte Posttraumatische Belastungssymptome, 39,5% der Mütter und 24,3% der Väter klinisch erhöhte Depression; pränatale psychosoziale Geschichte und NICU-bezogene elterliche Stressoren waren für beide Elternteile signifikant.</w:t>
+      </w:r>
+    </w:p>
+    <w:p>
+      <w:r>
+        <w:rPr>
+          <w:b/>
+          <w:sz w:val="19"/>
+        </w:rPr>
+        <w:t xml:space="preserve">Übertragbarkeit: </w:t>
+      </w:r>
+      <w:r>
+        <w:rPr>
+          <w:sz w:val="19"/>
+        </w:rPr>
+        <w:t>Niederlande, NICU-Netzwerk; vergleichbares Versorgungssystem.</w:t>
+      </w:r>
+    </w:p>
+    <w:p>
+      <w:r>
+        <w:rPr>
+          <w:color w:val="5A7D3A"/>
+          <w:sz w:val="18"/>
+        </w:rPr>
+        <w:t>https://pubmed.ncbi.nlm.nih.gov/42608027/</w:t>
+      </w:r>
+    </w:p>
+    <w:p>
+      <w:pPr>
+        <w:pStyle w:val="Heading2"/>
+      </w:pPr>
+      <w:r>
+        <w:t>Psychisches Wohlbefinden von Jugendlichen mit belasteter Familie: Substanzmissbrauch ist Risikofaktor</w:t>
+      </w:r>
+    </w:p>
+    <w:p>
+      <w:r>
+        <w:rPr>
+          <w:i/>
+          <w:color w:val="666666"/>
+          <w:sz w:val="18"/>
+        </w:rPr>
+        <w:t>Van Geerenstein E et al.  ·  BMJ Paediatr Open  ·  13.08.2026  ·  PMID 42595438</w:t>
+      </w:r>
+    </w:p>
+    <w:p>
+      <w:r>
+        <w:t>Schwedische Schulquerschnittsstudie zu Prävalenz und Assoziationen von psychischem Wohlbefinden bei Jugendlichen mit Verwandten mit schwerwiegenden Gesundheitsproblemen.</w:t>
+      </w:r>
+    </w:p>
+    <w:p>
+      <w:r>
+        <w:rPr>
+          <w:b/>
+        </w:rPr>
+        <w:t xml:space="preserve">Ergebnis: </w:t>
+      </w:r>
+      <w:r>
+        <w:t>50% der 4140 Jugendlichen hatten mindestens eine Verwandte mit schwerer Erkrankung; Substanzmissbrauch in enger Verwandtschaft blieb nach Adjustment assoziiert mit niedrigerem Wohlbefinden, während andere Erkrankungen attenuierten; allgemeiner Stress und wahrgenommene Vertrauensperson waren stark protektiv.</w:t>
+      </w:r>
+    </w:p>
+    <w:p>
+      <w:r>
+        <w:rPr>
+          <w:b/>
+          <w:sz w:val="19"/>
+        </w:rPr>
+        <w:t xml:space="preserve">Übertragbarkeit: </w:t>
+      </w:r>
+      <w:r>
+        <w:rPr>
+          <w:sz w:val="19"/>
+        </w:rPr>
+        <w:t>Schweden, bevölkerungsbasierte Schulstichprobe; europäischer Kontext.</w:t>
+      </w:r>
+    </w:p>
+    <w:p>
+      <w:r>
+        <w:rPr>
+          <w:color w:val="5A7D3A"/>
+          <w:sz w:val="18"/>
+        </w:rPr>
+        <w:t>https://pubmed.ncbi.nlm.nih.gov/42595438/</w:t>
+      </w:r>
+    </w:p>
+    <w:p>
+      <w:pPr>
+        <w:pStyle w:val="Heading2"/>
+      </w:pPr>
+      <w:r>
+        <w:t>Aberrante Insula-Aktivität bei Depression: Negative Rückmeldungen und beeinträchtigtes Lernen</w:t>
+      </w:r>
+    </w:p>
+    <w:p>
+      <w:r>
+        <w:rPr>
+          <w:i/>
+          <w:color w:val="666666"/>
+          <w:sz w:val="18"/>
+        </w:rPr>
+        <w:t>Czekalla N et al.  ·  Transl Psychiatry  ·  06.08.2026  ·  PMID 42562807</w:t>
+      </w:r>
+    </w:p>
+    <w:p>
+      <w:r>
+        <w:t>Neuroimaging-Studie zur Neurokomputationalen Basis maladaptiver Selbstüberzeugungen bei depressiven Patienten</w:t>
+      </w:r>
+    </w:p>
+    <w:p>
+      <w:r>
+        <w:rPr>
+          <w:b/>
+        </w:rPr>
+        <w:t xml:space="preserve">Ergebnis: </w:t>
+      </w:r>
+      <w:r>
+        <w:t>Erhöhte Insula-Reaktivität auf negative Rückmeldungen und reduziertes Lernen von positiver Rückmeldung waren mit symptombelasteter Depression assoziiert; diese Mechanismen tragen zu kognitiven Verzerrungen und Persistenz maladaptiver Überzeugungen bei.</w:t>
+      </w:r>
+    </w:p>
+    <w:p>
+      <w:r>
+        <w:rPr>
+          <w:b/>
+          <w:sz w:val="19"/>
+        </w:rPr>
+        <w:t xml:space="preserve">Übertragbarkeit: </w:t>
+      </w:r>
+      <w:r>
+        <w:rPr>
+          <w:sz w:val="19"/>
+        </w:rPr>
+        <w:t>Deutschland, Universitätsklinik Lübeck; Neurobiologie, nicht Versorgung.</w:t>
+      </w:r>
+    </w:p>
+    <w:p>
+      <w:r>
+        <w:rPr>
+          <w:color w:val="5A7D3A"/>
+          <w:sz w:val="18"/>
+        </w:rPr>
+        <w:t>https://pubmed.ncbi.nlm.nih.gov/42562807/</w:t>
       </w:r>
     </w:p>
     <w:p>

--- a/download/studien-archiv.docx
+++ b/download/studien-archiv.docx
@@ -62,7 +62,363 @@
           <w:color w:val="666666"/>
           <w:sz w:val="18"/>
         </w:rPr>
-        <w:t>Stand: 07.09.2026  |  85 Studien  |  mental.m-vf.de</w:t>
+        <w:t>Stand: 08.09.2026  |  91 Studien  |  mental.m-vf.de</w:t>
+      </w:r>
+    </w:p>
+    <w:p>
+      <w:pPr>
+        <w:pStyle w:val="Heading1"/>
+      </w:pPr>
+      <w:r>
+        <w:t>Aufgenommen am 08.09.2026</w:t>
+      </w:r>
+    </w:p>
+    <w:p>
+      <w:pPr>
+        <w:pStyle w:val="Heading2"/>
+      </w:pPr>
+      <w:r>
+        <w:t>Governance-Strukturen sind zentral für integrierte Jugendversorgung mit Sucht- und Psychomorbidität</w:t>
+      </w:r>
+    </w:p>
+    <w:p>
+      <w:r>
+        <w:rPr>
+          <w:i/>
+          <w:color w:val="666666"/>
+          <w:sz w:val="18"/>
+        </w:rPr>
+        <w:t>Kihlström J et al.  ·  Int J Ment Health Nurs  ·  Okt. 2026  ·  PMID 42703970</w:t>
+      </w:r>
+    </w:p>
+    <w:p>
+      <w:r>
+        <w:t>Eine qualitative Fallstudie am schwedischen MiniMaria-Behandlungszentrum untersuchte, wie Schnittstellen zwischen Gesundheit und Sozialhilfe bei der Betreuung von Jugendlichen mit Mental-Health- und Suchtproblemen funktionieren.</w:t>
+      </w:r>
+    </w:p>
+    <w:p>
+      <w:r>
+        <w:rPr>
+          <w:b/>
+        </w:rPr>
+        <w:t xml:space="preserve">Ergebnis: </w:t>
+      </w:r>
+      <w:r>
+        <w:t>Vier zentrale Themen: (1) divergente Organisationskulturen und Machtfragen, (2) fragmentiertes Zielmanagement auf strategischer Ebene, (3) wechselndes Vertrauen und Leadership, (4) operative Auswirkungen auf das Team. Middle-Management-Pragmatismus stabilisierte die Leistung trotz unzureichender strategischer Abstimmung, aber der Erfolg hing von expliziten Merkzetteln, gemeinsamen IT-Systemen und kontinuierlicher Kulturüberwachung ab.</w:t>
+      </w:r>
+    </w:p>
+    <w:p>
+      <w:r>
+        <w:rPr>
+          <w:b/>
+          <w:sz w:val="19"/>
+        </w:rPr>
+        <w:t xml:space="preserve">Übertragbarkeit: </w:t>
+      </w:r>
+      <w:r>
+        <w:rPr>
+          <w:sz w:val="19"/>
+        </w:rPr>
+        <w:t>Schweden, vergleichbares Versicherungssystem; transferierbare Befunde zu Schnittstellen-Governance</w:t>
+      </w:r>
+    </w:p>
+    <w:p>
+      <w:r>
+        <w:rPr>
+          <w:color w:val="5A7D3A"/>
+          <w:sz w:val="18"/>
+        </w:rPr>
+        <w:t>https://pubmed.ncbi.nlm.nih.gov/42703970/</w:t>
+      </w:r>
+    </w:p>
+    <w:p>
+      <w:pPr>
+        <w:pStyle w:val="Heading2"/>
+      </w:pPr>
+      <w:r>
+        <w:t>Peer-geführte Dementia-Versorgungsdienste zeigen positive Outcomes, benötigen aber eigene Messinstrumente</w:t>
+      </w:r>
+    </w:p>
+    <w:p>
+      <w:r>
+        <w:rPr>
+          <w:i/>
+          <w:color w:val="666666"/>
+          <w:sz w:val="18"/>
+        </w:rPr>
+        <w:t>Roennfeldt H et al.  ·  Health Expect  ·  Okt. 2026  ·  PMID 42703949</w:t>
+      </w:r>
+    </w:p>
+    <w:p>
+      <w:r>
+        <w:t>Ein Scoping Review (13 Studien) identifizierte, welche Outcome-Messinstrumente in von Genesungsbegleitern geführten psychischen Versorgungsdiensten verwendet werden und ob diese Dienste als Alternativen zu klinischen Angeboten evaluiert werden können.</w:t>
+      </w:r>
+    </w:p>
+    <w:p>
+      <w:r>
+        <w:rPr>
+          <w:b/>
+        </w:rPr>
+        <w:t xml:space="preserve">Ergebnis: </w:t>
+      </w:r>
+      <w:r>
+        <w:t>Alle 13 Studien berichteten positive Outcomes bei Peer-Respite- oder Peer-Support-Angeboten. Messungen waren heterogen: Gemischte Nutzung von klinischen, adaptieren und explorativen Skalen; 0 (null) Studien nutzten von Genesungsbegleitern entwickelte Messinstrumente. Kritische Erkenntnis: Fehlende, von der Lived-Experience-Workforce mitentwickelte Outcome-Messinstrumente, die mit Werten und Praxis dieser Dienste übereinstimmen.</w:t>
+      </w:r>
+    </w:p>
+    <w:p>
+      <w:r>
+        <w:rPr>
+          <w:b/>
+          <w:sz w:val="19"/>
+        </w:rPr>
+        <w:t xml:space="preserve">Übertragbarkeit: </w:t>
+      </w:r>
+      <w:r>
+        <w:rPr>
+          <w:sz w:val="19"/>
+        </w:rPr>
+        <w:t>Australien; internationale Best-Practice-Synthese zu Peer-Versorgung, relevant für Genesungsbegleiter-Programme im deutschen System</w:t>
+      </w:r>
+    </w:p>
+    <w:p>
+      <w:r>
+        <w:rPr>
+          <w:color w:val="5A7D3A"/>
+          <w:sz w:val="18"/>
+        </w:rPr>
+        <w:t>https://pubmed.ncbi.nlm.nih.gov/42703949/</w:t>
+      </w:r>
+    </w:p>
+    <w:p>
+      <w:pPr>
+        <w:pStyle w:val="Heading2"/>
+      </w:pPr>
+      <w:r>
+        <w:t>Kognitive Verhaltenstherapie für Psychose ist auch bei Intelligenzminderung machbar</w:t>
+      </w:r>
+    </w:p>
+    <w:p>
+      <w:r>
+        <w:rPr>
+          <w:i/>
+          <w:color w:val="666666"/>
+          <w:sz w:val="18"/>
+        </w:rPr>
+        <w:t>Vogels SR et al.  ·  Schizophr Bull  ·  20.08.2026  ·  PMID 42700400</w:t>
+      </w:r>
+    </w:p>
+    <w:p>
+      <w:r>
+        <w:t>Ein Scoping Review (18 Studien, davon 4 Fallserien mit n=9 Patienten) untersuchte, ob CBT für Psychose (CBTp) bei Menschen mit Psychose und Intelligenzminderung effektiv und machbar ist.</w:t>
+      </w:r>
+    </w:p>
+    <w:p>
+      <w:r>
+        <w:rPr>
+          <w:b/>
+        </w:rPr>
+        <w:t xml:space="preserve">Ergebnis: </w:t>
+      </w:r>
+      <w:r>
+        <w:t>Neun Patienten aus Fallserien: vorläufige Evidenz für CBTp-Effektivität trotz Intelligenzminderung; alle konnten Schlüsselelemente verstehen. Sechs RCT-Moderator-Analysen zeigten: kognitiv beeinträchtigte Patienten profitierten nicht weniger von CBTp als andere. Notwendige praktische Anpassungen: Vereinfachte Sprache, längere Sitzungen, schriftliche Hilfsmittel – aber Kern-CBTp-Elemente blieben unangetastet. Fazit: CBTp ist für diese Population machbar; RCTs sind erforderlich.</w:t>
+      </w:r>
+    </w:p>
+    <w:p>
+      <w:r>
+        <w:rPr>
+          <w:b/>
+          <w:sz w:val="19"/>
+        </w:rPr>
+        <w:t xml:space="preserve">Übertragbarkeit: </w:t>
+      </w:r>
+      <w:r>
+        <w:rPr>
+          <w:sz w:val="19"/>
+        </w:rPr>
+        <w:t>Niederländische Forschung; transferierbar auf deutsches Gesundheitssystem mit vergleichbaren Psychose-Services</w:t>
+      </w:r>
+    </w:p>
+    <w:p>
+      <w:r>
+        <w:rPr>
+          <w:color w:val="5A7D3A"/>
+          <w:sz w:val="18"/>
+        </w:rPr>
+        <w:t>https://pubmed.ncbi.nlm.nih.gov/42700400/</w:t>
+      </w:r>
+    </w:p>
+    <w:p>
+      <w:pPr>
+        <w:pStyle w:val="Heading2"/>
+      </w:pPr>
+      <w:r>
+        <w:t>Systemische Inflammationsindizes bei psychisch erkrankten Patienten mit Drogenkonsum: assoziiert mit Immunstörung</w:t>
+      </w:r>
+    </w:p>
+    <w:p>
+      <w:r>
+        <w:rPr>
+          <w:i/>
+          <w:color w:val="666666"/>
+          <w:sz w:val="18"/>
+        </w:rPr>
+        <w:t>Yildiz A et al.  ·  BMC Psychiatry  ·  03.09.2026  ·  PMID 42693429</w:t>
+      </w:r>
+    </w:p>
+    <w:p>
+      <w:r>
+        <w:t>Eine retrospektive Vergleichsstudie (760 Psychiater-Inpatients mit positiven Drogen-Urinscreenings, 171 ohne, 151 Kontrollen) untersuchte, ob der Systemic Inflammation Response Index (SIRI), Systemic Immune-Inflammation Index (SII) und Prognostic Nutritional Index (PNI) zwischen Gruppen variieren.</w:t>
+      </w:r>
+    </w:p>
+    <w:p>
+      <w:r>
+        <w:rPr>
+          <w:b/>
+        </w:rPr>
+        <w:t xml:space="preserve">Ergebnis: </w:t>
+      </w:r>
+      <w:r>
+        <w:t>Patienten mit Drogennachweisen hatten höheres SIRI (Median 1,24 vs. 0,98, p&lt;0,001) und niedriges PNI (56,0 vs. 58,8, p&lt;0,001) als Kontrollen; SII unterschied sich nicht (p=0,108). SIRI war positiv mit Erkrankung assoziiert (OR=1,847, p&lt;0,001); PNI invers (OR=0,917, p&lt;0,001). ROC-Analysen in der Schizophrenie-Subgruppe: AUC 0,727 (SIRI), 0,804 (PNI). Substanz-spezifische Unterschiede waren heterogen; Assoziation schwächten sich nach Alters-/Geschlechtsanpassung ab.</w:t>
+      </w:r>
+    </w:p>
+    <w:p>
+      <w:r>
+        <w:rPr>
+          <w:b/>
+          <w:sz w:val="19"/>
+        </w:rPr>
+        <w:t xml:space="preserve">Übertragbarkeit: </w:t>
+      </w:r>
+      <w:r>
+        <w:rPr>
+          <w:sz w:val="19"/>
+        </w:rPr>
+        <w:t>Türkei; methodisch umsetzbar, aber Replikation in deutschem Kontext erforderlich</w:t>
+      </w:r>
+    </w:p>
+    <w:p>
+      <w:r>
+        <w:rPr>
+          <w:color w:val="5A7D3A"/>
+          <w:sz w:val="18"/>
+        </w:rPr>
+        <w:t>https://pubmed.ncbi.nlm.nih.gov/42693429/</w:t>
+      </w:r>
+    </w:p>
+    <w:p>
+      <w:pPr>
+        <w:pStyle w:val="Heading2"/>
+      </w:pPr>
+      <w:r>
+        <w:t>Impulsivität vorhersagt schlechtere Outcomes bei PTBS mit Borderline-Persönlichkeitszügen nach CPT</w:t>
+      </w:r>
+    </w:p>
+    <w:p>
+      <w:r>
+        <w:rPr>
+          <w:i/>
+          <w:color w:val="666666"/>
+          <w:sz w:val="18"/>
+        </w:rPr>
+        <w:t>Enning F et al.  ·  J Psychiatr Res  ·  13.08.2026  ·  PMID 42617371</w:t>
+      </w:r>
+    </w:p>
+    <w:p>
+      <w:r>
+        <w:t>Eine Sekundäranalyse einer Randomisierten Klinischen Studie (n=193 Frauen mit PTBS aus Kindesmissbrauch und Borderline-Zügen) untersuchte, ob Impulsivität die Therapieergebnisse bei Dialectical Behavior Therapy für PTBS (DBT-PTSD) versus Cognitive Processing Therapy (CPT) vorhersagt.</w:t>
+      </w:r>
+    </w:p>
+    <w:p>
+      <w:r>
+        <w:rPr>
+          <w:b/>
+        </w:rPr>
+        <w:t xml:space="preserve">Ergebnis: </w:t>
+      </w:r>
+      <w:r>
+        <w:t>Höhere Baseline-Impulsivität war mit erhöhtem Dropout (p=0,049) assoziiert, besonders Non-Planning-Impulsivität (p=0,012). Bei CPT-Teilnehmern: Höhere Impulsivität korrelierte mit schlechterer PTBS-Symptomreduktion (ΔCAPS, p=0,021); dieser Zusammenhang bestand bei DBT-PTSD nicht (n.s.). Die Befunde unterstützen Personalisierung: Hochimpulsive Patienten könnten von DBT-PTSD besser profitieren als von CPT.</w:t>
+      </w:r>
+    </w:p>
+    <w:p>
+      <w:r>
+        <w:rPr>
+          <w:b/>
+          <w:sz w:val="19"/>
+        </w:rPr>
+        <w:t xml:space="preserve">Übertragbarkeit: </w:t>
+      </w:r>
+      <w:r>
+        <w:rPr>
+          <w:sz w:val="19"/>
+        </w:rPr>
+        <w:t>Deutschland, deutsche RCT-Zentren; direkt übertragbar auf deutsches Gesundheitssystem</w:t>
+      </w:r>
+    </w:p>
+    <w:p>
+      <w:r>
+        <w:rPr>
+          <w:color w:val="5A7D3A"/>
+          <w:sz w:val="18"/>
+        </w:rPr>
+        <w:t>https://pubmed.ncbi.nlm.nih.gov/42617371/</w:t>
+      </w:r>
+    </w:p>
+    <w:p>
+      <w:pPr>
+        <w:pStyle w:val="Heading2"/>
+      </w:pPr>
+      <w:r>
+        <w:t>Waldverbesserungen reduzierten Antidepressiva-Verordnungen in schottischen Stadtgebieten</w:t>
+      </w:r>
+    </w:p>
+    <w:p>
+      <w:r>
+        <w:rPr>
+          <w:i/>
+          <w:color w:val="666666"/>
+          <w:sz w:val="18"/>
+        </w:rPr>
+        <w:t>Ogletree S et al.  ·  Lancet Planet Health  ·  13.08.2026  ·  PMID 42594933</w:t>
+      </w:r>
+    </w:p>
+    <w:p>
+      <w:r>
+        <w:t>Eine Langzeitkohorte mit 129.335 Erwachsenen in Schottland untersuchte, ob verbesserte Stadtwaldflächen die Verschreibung von Antidepressiva und Anxiolytika senkt.</w:t>
+      </w:r>
+    </w:p>
+    <w:p>
+      <w:r>
+        <w:rPr>
+          <w:b/>
+        </w:rPr>
+        <w:t xml:space="preserve">Ergebnis: </w:t>
+      </w:r>
+      <w:r>
+        <w:t>Im Längsschnitt (within-individual): Personen, die in die Nähe verbesserter Waldflächen (≤800 m) zogen, zeigten eine reduzierte Verschreibungsrate für Antidepressiva (aOR 0,90, 95% CI 0,87–0,93) und Anxiolytika (aOR 0,94, 95% CI 0,90–0,99) im Vergleich zu Zeiträumen außerhalb dieser Gebiete. Die Umweltintervention hatte einen präventiven Effekt auf die Bevölkerungsmenge.</w:t>
+      </w:r>
+    </w:p>
+    <w:p>
+      <w:r>
+        <w:rPr>
+          <w:b/>
+          <w:sz w:val="19"/>
+        </w:rPr>
+        <w:t xml:space="preserve">Übertragbarkeit: </w:t>
+      </w:r>
+      <w:r>
+        <w:rPr>
+          <w:sz w:val="19"/>
+        </w:rPr>
+        <w:t>Schottische NHS-Daten, vergleichbares Sozialversicherungssystem; EU-Finanzierung</w:t>
+      </w:r>
+    </w:p>
+    <w:p>
+      <w:r>
+        <w:rPr>
+          <w:color w:val="5A7D3A"/>
+          <w:sz w:val="18"/>
+        </w:rPr>
+        <w:t>https://pubmed.ncbi.nlm.nih.gov/42594933/</w:t>
       </w:r>
     </w:p>
     <w:p>

--- a/download/studien-archiv.docx
+++ b/download/studien-archiv.docx
@@ -62,7 +62,305 @@
           <w:color w:val="666666"/>
           <w:sz w:val="18"/>
         </w:rPr>
-        <w:t>Stand: 08.09.2026  |  91 Studien  |  mental.m-vf.de</w:t>
+        <w:t>Stand: 09.09.2026  |  96 Studien  |  mental.m-vf.de</w:t>
+      </w:r>
+    </w:p>
+    <w:p>
+      <w:pPr>
+        <w:pStyle w:val="Heading1"/>
+      </w:pPr>
+      <w:r>
+        <w:t>Aufgenommen am 09.09.2026</w:t>
+      </w:r>
+    </w:p>
+    <w:p>
+      <w:pPr>
+        <w:pStyle w:val="Heading2"/>
+      </w:pPr>
+      <w:r>
+        <w:t>Long-Acting-Antipsychotika bei Menschen mit Behinderung: geringere Notfall- und Psychiatrie-Aufnahmen</w:t>
+      </w:r>
+    </w:p>
+    <w:p>
+      <w:r>
+        <w:rPr>
+          <w:i/>
+          <w:color w:val="666666"/>
+          <w:sz w:val="18"/>
+        </w:rPr>
+        <w:t>Leung SM et al.  ·  BMJ Ment Health  ·  08.09.2026  ·  PMID 42711066</w:t>
+      </w:r>
+    </w:p>
+    <w:p>
+      <w:r>
+        <w:t>Selbstkontrollierte Fallserie von 1675 Patienten mit intellektueller Behinderung in Hong Kong, vergleichend LAIA (Long-Acting Injectable Antipsychotika) versus orale Antipsychotika über Zeiträume 2004-2023.</w:t>
+      </w:r>
+    </w:p>
+    <w:p>
+      <w:r>
+        <w:rPr>
+          <w:b/>
+        </w:rPr>
+        <w:t xml:space="preserve">Ergebnis: </w:t>
+      </w:r>
+      <w:r>
+        <w:t>LAIA assoziiert mit 29% niedrigerem Risiko für Notfallabteilung-Visits (IRR 0,71, 95%-CI 0,51-0,98) und 9% niedrigerem Hospitalisierungsrisiko (IRR 0,91). Bei Patienten mit Schizophrenie/bipolarer Störung niedriger für psychiatrische Hospitalierungen und extrapyramidale Symptome (34% Reduktion). Warnung: Bei Patienten ohne diese Diagnosen höheres Risiko – Off-Label-Gebrauch sollte hinterfragt werden.</w:t>
+      </w:r>
+    </w:p>
+    <w:p>
+      <w:r>
+        <w:rPr>
+          <w:b/>
+          <w:sz w:val="19"/>
+        </w:rPr>
+        <w:t xml:space="preserve">Übertragbarkeit: </w:t>
+      </w:r>
+      <w:r>
+        <w:rPr>
+          <w:sz w:val="19"/>
+        </w:rPr>
+        <w:t>Hong Kong, aber Befund zu Hospitalisierungsreduktion relevant für deutsche Versorgungspraxis bei Behinderung</w:t>
+      </w:r>
+    </w:p>
+    <w:p>
+      <w:r>
+        <w:rPr>
+          <w:color w:val="5A7D3A"/>
+          <w:sz w:val="18"/>
+        </w:rPr>
+        <w:t>https://pubmed.ncbi.nlm.nih.gov/42711066/</w:t>
+      </w:r>
+    </w:p>
+    <w:p>
+      <w:pPr>
+        <w:pStyle w:val="Heading2"/>
+      </w:pPr>
+      <w:r>
+        <w:t>Nach 20 Jahren: 42% der Patienten mit Schizophrenie zeigen keine funktionale Besserung</w:t>
+      </w:r>
+    </w:p>
+    <w:p>
+      <w:r>
+        <w:rPr>
+          <w:i/>
+          <w:color w:val="666666"/>
+          <w:sz w:val="18"/>
+        </w:rPr>
+        <w:t>Abella M et al.  ·  Schizophr Bull  ·  20.08.2026  ·  PMID 42710093</w:t>
+      </w:r>
+    </w:p>
+    <w:p>
+      <w:r>
+        <w:t>376 dänische Patienten mit Erstpsychose wurden über 20 Jahre verfolgt. Latente Wachstumsmischmodelle identifizierten unterschiedliche Funktionsverlaufsgruppen.</w:t>
+      </w:r>
+    </w:p>
+    <w:p>
+      <w:r>
+        <w:rPr>
+          <w:b/>
+        </w:rPr>
+        <w:t xml:space="preserve">Ergebnis: </w:t>
+      </w:r>
+      <w:r>
+        <w:t>Drei Trajektorien: Funktionale Erholung (21%), moderate Besserung mit späterem Rückgang (37%), anhaltende Behinderung (42%). Schlechte Prädiktoren für Verlauf: männliches Geschlecht, höhere Negativsymptome, keine Schulabschluss. Nach 20 Jahren zeigten beeinträchtigte Gruppe schlechteste Remissionsraten, kognitive Funktion, Lebensqualität und höchstes Suizidrisiko.</w:t>
+      </w:r>
+    </w:p>
+    <w:p>
+      <w:r>
+        <w:rPr>
+          <w:b/>
+          <w:sz w:val="19"/>
+        </w:rPr>
+        <w:t xml:space="preserve">Übertragbarkeit: </w:t>
+      </w:r>
+      <w:r>
+        <w:rPr>
+          <w:sz w:val="19"/>
+        </w:rPr>
+        <w:t>Dänemark, vergleichbares System, zeigt Versorgungslücken auch in gutversorgten Ländern</w:t>
+      </w:r>
+    </w:p>
+    <w:p>
+      <w:r>
+        <w:rPr>
+          <w:color w:val="5A7D3A"/>
+          <w:sz w:val="18"/>
+        </w:rPr>
+        <w:t>https://pubmed.ncbi.nlm.nih.gov/42710093/</w:t>
+      </w:r>
+    </w:p>
+    <w:p>
+      <w:pPr>
+        <w:pStyle w:val="Heading2"/>
+      </w:pPr>
+      <w:r>
+        <w:t>Coordinated Specialty Care reduzierte Krankenhausaufenthalte bei Erstpsychose</w:t>
+      </w:r>
+    </w:p>
+    <w:p>
+      <w:r>
+        <w:rPr>
+          <w:i/>
+          <w:color w:val="666666"/>
+          <w:sz w:val="18"/>
+        </w:rPr>
+        <w:t>Tayfur SN et al.  ·  Schizophr Bull  ·  20.08.2026  ·  PMID 42710092</w:t>
+      </w:r>
+    </w:p>
+    <w:p>
+      <w:r>
+        <w:t>2951 Patienten mit Erstpsychose aus 87 Kliniken der USA wurden über 2 Jahre in Coordinated Specialty Care verfolgt (CSC: spezialisierte, integrierte ambulante Teams für Erstpsychose).</w:t>
+      </w:r>
+    </w:p>
+    <w:p>
+      <w:r>
+        <w:rPr>
+          <w:b/>
+        </w:rPr>
+        <w:t xml:space="preserve">Ergebnis: </w:t>
+      </w:r>
+      <w:r>
+        <w:t>Bei Aufnahme waren 71,2% in den vorherigen 6 Monaten hospitalisiert. Nach CSC-Aufnahme sanken Hospitalisierungen deutlich und blieben über 2 Jahre niedrig. Frühere Hospitalisierung präsagte höheres Risiko (OR 1,52), kürzere Dauer der unbehandelten Psychose korrelierte paradox mit mehr Aufnahmen – Marker für schwere frühe Erkrankung.</w:t>
+      </w:r>
+    </w:p>
+    <w:p>
+      <w:r>
+        <w:rPr>
+          <w:b/>
+          <w:sz w:val="19"/>
+        </w:rPr>
+        <w:t xml:space="preserve">Übertragbarkeit: </w:t>
+      </w:r>
+      <w:r>
+        <w:rPr>
+          <w:sz w:val="19"/>
+        </w:rPr>
+        <w:t>USA-System, aber Kernbefund (CSC reduziert stationäre Tage) übertragbar auf deutsche frühzeitige Intervention</w:t>
+      </w:r>
+    </w:p>
+    <w:p>
+      <w:r>
+        <w:rPr>
+          <w:color w:val="5A7D3A"/>
+          <w:sz w:val="18"/>
+        </w:rPr>
+        <w:t>https://pubmed.ncbi.nlm.nih.gov/42710092/</w:t>
+      </w:r>
+    </w:p>
+    <w:p>
+      <w:pPr>
+        <w:pStyle w:val="Heading2"/>
+      </w:pPr>
+      <w:r>
+        <w:t>Primary Care Behavioral Health reduzierte Wartezeiten um 30-39 %</w:t>
+      </w:r>
+    </w:p>
+    <w:p>
+      <w:r>
+        <w:rPr>
+          <w:i/>
+          <w:color w:val="666666"/>
+          <w:sz w:val="18"/>
+        </w:rPr>
+        <w:t>Nordgren LB et al.  ·  BMC Health Serv Res  ·  03.09.2026  ·  PMID 42706525</w:t>
+      </w:r>
+    </w:p>
+    <w:p>
+      <w:r>
+        <w:t>In vier schwedischen Praxen wurde das PCBH-Modell (Primary Care Behavioral Health) implementiert, um die Verfügbarkeit von psychischer Versorgung in der Grundversorgung zu verbessern.</w:t>
+      </w:r>
+    </w:p>
+    <w:p>
+      <w:r>
+        <w:rPr>
+          <w:b/>
+        </w:rPr>
+        <w:t xml:space="preserve">Ergebnis: </w:t>
+      </w:r>
+      <w:r>
+        <w:t>Wartezeiten für die erste Sprechstunde mit Behavioral Health Consultant sanken von 16 auf 10-11 Tage (30-39% Reduktion, p &lt; 0,001). Alle BHC-Termine reduzierten sich von 18 auf 13,7-14,2 Tage (21-24% Reduktion, p &lt; 0,001). BHC-Termine insgesamt stiegen um 21-34%, Patienten, die BHC-Leistungen erhielten, um 16-42%. Psychotrope Verschreibungen sanken um 14-18%.</w:t>
+      </w:r>
+    </w:p>
+    <w:p>
+      <w:r>
+        <w:rPr>
+          <w:b/>
+          <w:sz w:val="19"/>
+        </w:rPr>
+        <w:t xml:space="preserve">Übertragbarkeit: </w:t>
+      </w:r>
+      <w:r>
+        <w:rPr>
+          <w:sz w:val="19"/>
+        </w:rPr>
+        <w:t>Schweden, ähnliches Versicherungssystem, vergleichbare Dokumentation</w:t>
+      </w:r>
+    </w:p>
+    <w:p>
+      <w:r>
+        <w:rPr>
+          <w:color w:val="5A7D3A"/>
+          <w:sz w:val="18"/>
+        </w:rPr>
+        <w:t>https://pubmed.ncbi.nlm.nih.gov/42706525/</w:t>
+      </w:r>
+    </w:p>
+    <w:p>
+      <w:pPr>
+        <w:pStyle w:val="Heading2"/>
+      </w:pPr>
+      <w:r>
+        <w:t>Resilienz in Trauma-Therapie: Therapeuten finden keine klare Operationalisierung</w:t>
+      </w:r>
+    </w:p>
+    <w:p>
+      <w:r>
+        <w:rPr>
+          <w:i/>
+          <w:color w:val="666666"/>
+          <w:sz w:val="18"/>
+        </w:rPr>
+        <w:t>Visser I et al.  ·  Eur J Psychotraumatol  ·  07.09.2026  ·  PMID 42704002</w:t>
+      </w:r>
+    </w:p>
+    <w:p>
+      <w:r>
+        <w:t>23 Traumatherapeuten aus vier niederländischen akademischen Zentren für Kinder- und Jugendpsychiatrie wurden zu ihrer Operationalisierung von Resilienz in der klinischen Praxis befragt.</w:t>
+      </w:r>
+    </w:p>
+    <w:p>
+      <w:r>
+        <w:rPr>
+          <w:b/>
+        </w:rPr>
+        <w:t xml:space="preserve">Ergebnis: </w:t>
+      </w:r>
+      <w:r>
+        <w:t>Therapeuten beschreiben Resilienz als multidimensionales und multifaktorielles Konstrukt, das schwer in konkrete therapeutische Ziele übersetzbar ist. Schlüsselbefund: Klinische Ambiguität erschwert die Integration von Resilienz in alltägliche Behandlung, weshalb praktische Leitfäden und gemeinsame Definitionen mit Therapeuten erforderlich sind.</w:t>
+      </w:r>
+    </w:p>
+    <w:p>
+      <w:r>
+        <w:rPr>
+          <w:b/>
+          <w:sz w:val="19"/>
+        </w:rPr>
+        <w:t xml:space="preserve">Übertragbarkeit: </w:t>
+      </w:r>
+      <w:r>
+        <w:rPr>
+          <w:sz w:val="19"/>
+        </w:rPr>
+        <w:t>Niederlande, ähnliches Versicherungssystem und Ausbildungsstandards</w:t>
+      </w:r>
+    </w:p>
+    <w:p>
+      <w:r>
+        <w:rPr>
+          <w:color w:val="5A7D3A"/>
+          <w:sz w:val="18"/>
+        </w:rPr>
+        <w:t>https://pubmed.ncbi.nlm.nih.gov/42704002/</w:t>
       </w:r>
     </w:p>
     <w:p>

--- a/download/studien-archiv.docx
+++ b/download/studien-archiv.docx
@@ -62,7 +62,363 @@
           <w:color w:val="666666"/>
           <w:sz w:val="18"/>
         </w:rPr>
-        <w:t>Stand: 09.09.2026  |  96 Studien  |  mental.m-vf.de</w:t>
+        <w:t>Stand: 10.09.2026  |  102 Studien  |  mental.m-vf.de</w:t>
+      </w:r>
+    </w:p>
+    <w:p>
+      <w:pPr>
+        <w:pStyle w:val="Heading1"/>
+      </w:pPr>
+      <w:r>
+        <w:t>Aufgenommen am 10.09.2026</w:t>
+      </w:r>
+    </w:p>
+    <w:p>
+      <w:pPr>
+        <w:pStyle w:val="Heading2"/>
+      </w:pPr>
+      <w:r>
+        <w:t>Frühe Psychosebehandlung braucht Beziehungsarbeit, Toleranz von Unsicherheit und Recovery-Hoffnung als Treue-Marker</w:t>
+      </w:r>
+    </w:p>
+    <w:p>
+      <w:r>
+        <w:rPr>
+          <w:i/>
+          <w:color w:val="666666"/>
+          <w:sz w:val="18"/>
+        </w:rPr>
+        <w:t>O' Connor K MD, MSc (Leadership), MRCPsych et al.  ·  BMJ Ment Health  ·  09.09.2026  ·  PMID 42716695</w:t>
+      </w:r>
+    </w:p>
+    <w:p>
+      <w:r>
+        <w:t>Perspektiv-Paper zu Early Intervention in Psychosis (EIP): konzeptuelle Analyse der relationalen Arbeit in EIP-Programmen (Vereinigtes Königreich, Irland); keine primäre Studiendaten.</w:t>
+      </w:r>
+    </w:p>
+    <w:p>
+      <w:r>
+        <w:rPr>
+          <w:b/>
+        </w:rPr>
+        <w:t xml:space="preserve">Ergebnis: </w:t>
+      </w:r>
+      <w:r>
+        <w:t>EIP erfordert nachhaltige Beziehung, Mentalitätswechsel zur Mehrperspektivität, Stigma-Navigation; zentral: Toleranz von Unsicherheit, Hoffnungspflege. Organisatorische Risiken: Burnout, Grenzverletzungen, Ressourcenknappheit. "Relationale Fidelität" (Bewahrung der Bedingungen für Vertrauensbeziehung, Kontinuität) als Fidelity-Kriterium nötig; Caseload-Größe und Supervision entscheidend.</w:t>
+      </w:r>
+    </w:p>
+    <w:p>
+      <w:r>
+        <w:rPr>
+          <w:b/>
+          <w:sz w:val="19"/>
+        </w:rPr>
+        <w:t xml:space="preserve">Übertragbarkeit: </w:t>
+      </w:r>
+      <w:r>
+        <w:rPr>
+          <w:sz w:val="19"/>
+        </w:rPr>
+        <w:t>UK/Irland, EIP-Perspektive; Deutschland hat EIP-Strukturen – Empfehlung zu Beteiligung, Supervision, angemessene Ausstattung direkt übertragbar.</w:t>
+      </w:r>
+    </w:p>
+    <w:p>
+      <w:r>
+        <w:rPr>
+          <w:color w:val="5A7D3A"/>
+          <w:sz w:val="18"/>
+        </w:rPr>
+        <w:t>https://pubmed.ncbi.nlm.nih.gov/42716695/</w:t>
+      </w:r>
+    </w:p>
+    <w:p>
+      <w:pPr>
+        <w:pStyle w:val="Heading2"/>
+      </w:pPr>
+      <w:r>
+        <w:t>Psychodynamische Psychotherapie verbessert Psychosoziale Funktionen bei Schizophrenie um 3–4 Skalenpunkte</w:t>
+      </w:r>
+    </w:p>
+    <w:p>
+      <w:r>
+        <w:rPr>
+          <w:i/>
+          <w:color w:val="666666"/>
+          <w:sz w:val="18"/>
+        </w:rPr>
+        <w:t>Montag C et al.  ·  Lancet Psychiatry  ·  Okt. 2026  ·  PMID 42716057</w:t>
+      </w:r>
+    </w:p>
+    <w:p>
+      <w:r>
+        <w:t>Randomisierte Studie in Berlin (130 Patienten mit Schizophrenie/Schizoaffektiver Störung): Modified Psychodynamic Psychotherapy for Schizophrenia (MPP-S, mind. 30 Sitzungen) + Treatment as Usual vs. TAU allein über 36 Monate.</w:t>
+      </w:r>
+    </w:p>
+    <w:p>
+      <w:r>
+        <w:rPr>
+          <w:b/>
+        </w:rPr>
+        <w:t xml:space="preserve">Ergebnis: </w:t>
+      </w:r>
+      <w:r>
+        <w:t>Signifikante Verbesserung der psychosozialen Funktionen (Mini-ICF-APP): Gruppendifferenz bei 24 Monaten -3,45 (95% KI -5,51 bis -1,40; p=0,0011), bei 36 Monaten -4,07 (-6,19 bis -1,94; p=0,0002); keine Unterschiede in unerwünschten Ereignissen; 2 Suizide in beiden Gruppen, 1 Überstellung in forensische Psychiatrie (MPP-S Gruppe, kein Therapiestart).</w:t>
+      </w:r>
+    </w:p>
+    <w:p>
+      <w:r>
+        <w:rPr>
+          <w:b/>
+          <w:sz w:val="19"/>
+        </w:rPr>
+        <w:t xml:space="preserve">Übertragbarkeit: </w:t>
+      </w:r>
+      <w:r>
+        <w:rPr>
+          <w:sz w:val="19"/>
+        </w:rPr>
+        <w:t>Deutschland, Berlin: Deutsche Kliniken, Kassenfinanzierung, Richtlinienpsychotherapie anwendbar.</w:t>
+      </w:r>
+    </w:p>
+    <w:p>
+      <w:r>
+        <w:rPr>
+          <w:color w:val="5A7D3A"/>
+          <w:sz w:val="18"/>
+        </w:rPr>
+        <w:t>https://pubmed.ncbi.nlm.nih.gov/42716057/</w:t>
+      </w:r>
+    </w:p>
+    <w:p>
+      <w:pPr>
+        <w:pStyle w:val="Heading2"/>
+      </w:pPr>
+      <w:r>
+        <w:t>Intensive aufsuchende Gemeindebehandlung für junge Menschen: Vertrauensarbeit schlägt Symptom-Fokus</w:t>
+      </w:r>
+    </w:p>
+    <w:p>
+      <w:r>
+        <w:rPr>
+          <w:i/>
+          <w:color w:val="666666"/>
+          <w:sz w:val="18"/>
+        </w:rPr>
+        <w:t>Atanda O et al.  ·  PLoS One  ·  09.09.2026  ·  PMID 42715183</w:t>
+      </w:r>
+    </w:p>
+    <w:p>
+      <w:r>
+        <w:t>Prozess-Evaluierung einer RCT zu Intensive Community Care Services (ICCS) vs. TAU für Kinder/Jugendliche: 34 halbstrukturierte Interviews mit Fachpersonen (20 ICCS, 14 TAU) in englischen Diensten; thematische Analyse.</w:t>
+      </w:r>
+    </w:p>
+    <w:p>
+      <w:r>
+        <w:rPr>
+          <w:b/>
+        </w:rPr>
+        <w:t xml:space="preserve">Ergebnis: </w:t>
+      </w:r>
+      <w:r>
+        <w:t>Drei Themen: (1) Beziehungs-Ökologien (Barrieren/Enablers für Engagement), (2) Flexibilität trotz Systemdruck, (3) Vertrauensnetz in Beziehungsaufbau. Zentral: nicht-klinische Engagement-Strategien (informelle Besuche, personalisierte Interaktionen) nötig für Vertrauen; ohne Vertrauen sinkt Behandlungseffektivität; Flexibilität bei Dauer + Methoden essentiell; ICCS zeigte bessere Ergebnisse durch Anpassung an Bedarf statt Standardmodell.</w:t>
+      </w:r>
+    </w:p>
+    <w:p>
+      <w:r>
+        <w:rPr>
+          <w:b/>
+          <w:sz w:val="19"/>
+        </w:rPr>
+        <w:t xml:space="preserve">Übertragbarkeit: </w:t>
+      </w:r>
+      <w:r>
+        <w:rPr>
+          <w:sz w:val="19"/>
+        </w:rPr>
+        <w:t>England, NHS CAMHS: Kinder/Jugendliche, aufsuchend; Prinzipien auf deutsche KJHP-Dienste übertragbar.</w:t>
+      </w:r>
+    </w:p>
+    <w:p>
+      <w:r>
+        <w:rPr>
+          <w:color w:val="5A7D3A"/>
+          <w:sz w:val="18"/>
+        </w:rPr>
+        <w:t>https://pubmed.ncbi.nlm.nih.gov/42715183/</w:t>
+      </w:r>
+    </w:p>
+    <w:p>
+      <w:pPr>
+        <w:pStyle w:val="Heading2"/>
+      </w:pPr>
+      <w:r>
+        <w:t>Peer Support wirkt über Hoffnung und soziale Einbindung, nicht direkt auf Genesung</w:t>
+      </w:r>
+    </w:p>
+    <w:p>
+      <w:r>
+        <w:rPr>
+          <w:i/>
+          <w:color w:val="666666"/>
+          <w:sz w:val="18"/>
+        </w:rPr>
+        <w:t>Hiltensperger R et al.  ·  Epidemiol Psychiatr Sci  ·  09.09.2026  ·  PMID 42713678</w:t>
+      </w:r>
+    </w:p>
+    <w:p>
+      <w:r>
+        <w:t>Multinationale UPSIDES-RCT (565 Schwer-Erkrankte in Deutschland, Uganda, Tansania, Indien, Israel): strukturiertes Peer Support (6–8 Monate) vs. Kontrolle; Wirkmechanismen via Mediationsanalyse untersucht.</w:t>
+      </w:r>
+    </w:p>
+    <w:p>
+      <w:r>
+        <w:rPr>
+          <w:b/>
+        </w:rPr>
+        <w:t xml:space="preserve">Ergebnis: </w:t>
+      </w:r>
+      <w:r>
+        <w:t>Keine direkten Effekte von Peer Support auf persönliche Recovery oder psychische Funktionen (Modelle zeigten stabile autoregressive Effekte). Signifikante indirekte Effekte über soziale Einbindung (β=0,114, 95% KI [0,049–0,194], p&lt;0,05) und Hoffnung (β=0,037, 95% KI [0,001–0,086], p&lt;0,05); ähnliche Muster für Funktionen. Personen mit niedriger Baseline-Hoffnung/sozialer Einbindung profitieren besonders.</w:t>
+      </w:r>
+    </w:p>
+    <w:p>
+      <w:r>
+        <w:rPr>
+          <w:b/>
+          <w:sz w:val="19"/>
+        </w:rPr>
+        <w:t xml:space="preserve">Übertragbarkeit: </w:t>
+      </w:r>
+      <w:r>
+        <w:rPr>
+          <w:sz w:val="19"/>
+        </w:rPr>
+        <w:t>Multiländer: inkl. Deutschland (Hamburg), hohe Übertragbarkeit auf gemeindepsychiatrische Träger, Kostenträger-Modelle.</w:t>
+      </w:r>
+    </w:p>
+    <w:p>
+      <w:r>
+        <w:rPr>
+          <w:color w:val="5A7D3A"/>
+          <w:sz w:val="18"/>
+        </w:rPr>
+        <w:t>https://pubmed.ncbi.nlm.nih.gov/42713678/</w:t>
+      </w:r>
+    </w:p>
+    <w:p>
+      <w:pPr>
+        <w:pStyle w:val="Heading2"/>
+      </w:pPr>
+      <w:r>
+        <w:t>Bewegungsangebote auf Akutstation: erreichbar, wenn Fachkräfte und Patienten Ko-Design gestalten</w:t>
+      </w:r>
+    </w:p>
+    <w:p>
+      <w:r>
+        <w:rPr>
+          <w:i/>
+          <w:color w:val="666666"/>
+          <w:sz w:val="18"/>
+        </w:rPr>
+        <w:t>Glascott M et al.  ·  Int J Ment Health Nurs  ·  Okt. 2026  ·  PMID 42706819</w:t>
+      </w:r>
+    </w:p>
+    <w:p>
+      <w:r>
+        <w:t>Qualitative Studie in 2 englischen NHS-Trusts (30 Teilnehmer: Pflegefachpersonen, Multidisziplinäres Team, Erlebnis-Expertise): Fokusgruppen zu Barrieren/Chancen und Umsetzung von Bewegungsinterventionen auf Akutstationen.</w:t>
+      </w:r>
+    </w:p>
+    <w:p>
+      <w:r>
+        <w:rPr>
+          <w:b/>
+        </w:rPr>
+        <w:t xml:space="preserve">Ergebnis: </w:t>
+      </w:r>
+      <w:r>
+        <w:t>Barrieren: Patient:innen-Akuität, Nebenwirkungen, restriktive Praktiken, Fachkraftmangel, Stationsorganisation. Enablers: Pflegeleitung, flexible/relationale Angebote, Mitarbeitendenbeteiligung, aktive Patient:innenbeteiligung im Design; Evaluation sollte Durchführbarkeit + Patient:innen-Zentred-Ergebnisse (inkl. Stationsatmosphäre, Teamwohlbefinden) berücksichtigen. Bewegung ist erreichbar bei Anpassung an Realität von Akutstationen.</w:t>
+      </w:r>
+    </w:p>
+    <w:p>
+      <w:r>
+        <w:rPr>
+          <w:b/>
+          <w:sz w:val="19"/>
+        </w:rPr>
+        <w:t xml:space="preserve">Übertragbarkeit: </w:t>
+      </w:r>
+      <w:r>
+        <w:rPr>
+          <w:sz w:val="19"/>
+        </w:rPr>
+        <w:t>England/UK, NHS: Akutstationen, Personalstruktur vergleichbar; lokale Anpassung nötig.</w:t>
+      </w:r>
+    </w:p>
+    <w:p>
+      <w:r>
+        <w:rPr>
+          <w:color w:val="5A7D3A"/>
+          <w:sz w:val="18"/>
+        </w:rPr>
+        <w:t>https://pubmed.ncbi.nlm.nih.gov/42706819/</w:t>
+      </w:r>
+    </w:p>
+    <w:p>
+      <w:pPr>
+        <w:pStyle w:val="Heading2"/>
+      </w:pPr>
+      <w:r>
+        <w:t>Open Dialogue reduziert Notaufnahmen und Wiederaufnahmen stärker als reguläre Krisenversorgung</w:t>
+      </w:r>
+    </w:p>
+    <w:p>
+      <w:r>
+        <w:rPr>
+          <w:i/>
+          <w:color w:val="666666"/>
+          <w:sz w:val="18"/>
+        </w:rPr>
+        <w:t>Pilling S et al.  ·  Lancet Psychiatry  ·  26.08.2026  ·  PMID 42648300</w:t>
+      </w:r>
+    </w:p>
+    <w:p>
+      <w:r>
+        <w:t>Cluster-randomisierte Studie mit 494 Patienten (&gt;80% Recovery nach initialer Krise) in englischen Krisendiensten: Open Dialogue (Dialogische Systemische Therapie mit Angehörigen) vs. reguläre Behandlung über 2 Jahre.</w:t>
+      </w:r>
+    </w:p>
+    <w:p>
+      <w:r>
+        <w:rPr>
+          <w:b/>
+        </w:rPr>
+        <w:t xml:space="preserve">Ergebnis: </w:t>
+      </w:r>
+      <w:r>
+        <w:t>Open Dialogue verringerte Notaufnahmen (unadjustiert signifikant), Re-Kontakte zu Krisendiensten und psychiatrische stationäre Aufnahmen signifikant; zeitlich bis erste Rückfallrate nicht reduziert (Hazard Ratio 0,95 [95% KI 0,67–1,32]); Patientenzufriedenheit, Lebensqualität und Selbstberichtetes Recovery deutlich besser; kein erhöhtes Sicherheitsrisiko (376/386 SAE unbezogen zur Intervention).</w:t>
+      </w:r>
+    </w:p>
+    <w:p>
+      <w:r>
+        <w:rPr>
+          <w:b/>
+          <w:sz w:val="19"/>
+        </w:rPr>
+        <w:t xml:space="preserve">Übertragbarkeit: </w:t>
+      </w:r>
+      <w:r>
+        <w:rPr>
+          <w:sz w:val="19"/>
+        </w:rPr>
+        <w:t>England, vergleichbar: NHS-Versorgung, Krisendienste, Angehörigenarbeit; Kostenersparnis durch weniger Notaufnahmen relevant.</w:t>
+      </w:r>
+    </w:p>
+    <w:p>
+      <w:r>
+        <w:rPr>
+          <w:color w:val="5A7D3A"/>
+          <w:sz w:val="18"/>
+        </w:rPr>
+        <w:t>https://pubmed.ncbi.nlm.nih.gov/42648300/</w:t>
       </w:r>
     </w:p>
     <w:p>

--- a/download/studien-archiv.docx
+++ b/download/studien-archiv.docx
@@ -62,7 +62,421 @@
           <w:color w:val="666666"/>
           <w:sz w:val="18"/>
         </w:rPr>
-        <w:t>Stand: 10.09.2026  |  102 Studien  |  mental.m-vf.de</w:t>
+        <w:t>Stand: 11.09.2026  |  109 Studien  |  mental.m-vf.de</w:t>
+      </w:r>
+    </w:p>
+    <w:p>
+      <w:pPr>
+        <w:pStyle w:val="Heading1"/>
+      </w:pPr>
+      <w:r>
+        <w:t>Aufgenommen am 11.09.2026</w:t>
+      </w:r>
+    </w:p>
+    <w:p>
+      <w:pPr>
+        <w:pStyle w:val="Heading2"/>
+      </w:pPr>
+      <w:r>
+        <w:t>Kurzkurse Internettherapie für Sozialangststörung: höhere Adhärenz ohne Wirksamkeitsverlust</w:t>
+      </w:r>
+    </w:p>
+    <w:p>
+      <w:r>
+        <w:rPr>
+          <w:i/>
+          <w:color w:val="666666"/>
+          <w:sz w:val="18"/>
+        </w:rPr>
+        <w:t>Laizane AP et al.  ·  J Med Internet Res  ·  10.09.2026  ·  PMID 42721423</w:t>
+      </w:r>
+    </w:p>
+    <w:p>
+      <w:r>
+        <w:t>Retrospektive Analyse eines finnischen 7-Wochen-Programms für internetgestützte Verhaltenstherapie (iCBT) zur Behandlung von Sozialangststörung in der Routineversorgung mit 1.654 Patienten (2019-2022).</w:t>
+      </w:r>
+    </w:p>
+    <w:p>
+      <w:r>
+        <w:rPr>
+          <w:b/>
+        </w:rPr>
+        <w:t xml:space="preserve">Ergebnis: </w:t>
+      </w:r>
+      <w:r>
+        <w:t>41,1 % der Teilnehmer zeigten klinisch relevante Verbesserungen, 54 % beendeten das Programm; durchschnittliche Completion 5,74 von 7 Sitzungen (82 % %, deutlich höher als frühere 9+-Wochen-Programme mit 59–68 %). Effektgröße Cohen d=1,09 in der Intentional-to-treat-Population.</w:t>
+      </w:r>
+    </w:p>
+    <w:p>
+      <w:r>
+        <w:rPr>
+          <w:b/>
+          <w:sz w:val="19"/>
+        </w:rPr>
+        <w:t xml:space="preserve">Übertragbarkeit: </w:t>
+      </w:r>
+      <w:r>
+        <w:rPr>
+          <w:sz w:val="19"/>
+        </w:rPr>
+        <w:t>Finnland, vergleichbares öffentliches Versicherungssystem, hohe IT-Infrastruktur.</w:t>
+      </w:r>
+    </w:p>
+    <w:p>
+      <w:r>
+        <w:rPr>
+          <w:color w:val="5A7D3A"/>
+          <w:sz w:val="18"/>
+        </w:rPr>
+        <w:t>https://pubmed.ncbi.nlm.nih.gov/42721423/</w:t>
+      </w:r>
+    </w:p>
+    <w:p>
+      <w:pPr>
+        <w:pStyle w:val="Heading2"/>
+      </w:pPr>
+      <w:r>
+        <w:t>Antipsychotika-Zugang für Schizophrenie in Afrika: Konsens zu Prioritäten</w:t>
+      </w:r>
+    </w:p>
+    <w:p>
+      <w:r>
+        <w:rPr>
+          <w:i/>
+          <w:color w:val="666666"/>
+          <w:sz w:val="18"/>
+        </w:rPr>
+        <w:t>Smith KA et al.  ·  Lancet Psychiatry  ·  Okt. 2026  ·  PMID 42716058</w:t>
+      </w:r>
+    </w:p>
+    <w:p>
+      <w:r>
+        <w:t>Internationale Expertengruppe (INTERDEM) erstellte Konsensempfehlungen für Antipsychotika-Versorgung in Äthiopien, Nigeria, Ruanda und Südafrika unter Nutzung validierter Konsensus-Methodologie.</w:t>
+      </w:r>
+    </w:p>
+    <w:p>
+      <w:r>
+        <w:rPr>
+          <w:b/>
+        </w:rPr>
+        <w:t xml:space="preserve">Ergebnis: </w:t>
+      </w:r>
+      <w:r>
+        <w:t>Empfohlene Liste prioritärer Medikamente für vier afrikanische Länder; Identifikation erheblicher Evidenzlücken: wenig lokale Daten, selektive Studiengruppen, unzureichende Abbildung von Realwelt-Versorgungskomplexität.</w:t>
+      </w:r>
+    </w:p>
+    <w:p>
+      <w:r>
+        <w:rPr>
+          <w:b/>
+          <w:sz w:val="19"/>
+        </w:rPr>
+        <w:t xml:space="preserve">Übertragbarkeit: </w:t>
+      </w:r>
+      <w:r>
+        <w:rPr>
+          <w:sz w:val="19"/>
+        </w:rPr>
+        <w:t>Subsahara-Afrika mit niedrigem/mittlerem Einkommen – Erkenntnisse zur Prioritätensetzung übertragbar, aber Finanzierung und Zugang grundlegend anders als in Deutschland.</w:t>
+      </w:r>
+    </w:p>
+    <w:p>
+      <w:r>
+        <w:rPr>
+          <w:color w:val="5A7D3A"/>
+          <w:sz w:val="18"/>
+        </w:rPr>
+        <w:t>https://pubmed.ncbi.nlm.nih.gov/42716058/</w:t>
+      </w:r>
+    </w:p>
+    <w:p>
+      <w:pPr>
+        <w:pStyle w:val="Heading2"/>
+      </w:pPr>
+      <w:r>
+        <w:t>Telemedizin ohne Erfolg: Zugang zu Nachsorge bei Jugendlichen nach Krise bleibt gering</w:t>
+      </w:r>
+    </w:p>
+    <w:p>
+      <w:r>
+        <w:rPr>
+          <w:i/>
+          <w:color w:val="666666"/>
+          <w:sz w:val="18"/>
+        </w:rPr>
+        <w:t>Wennberg E et al.  ·  JMIR Ment Health  ·  09.09.2026  ·  PMID 42714935</w:t>
+      </w:r>
+    </w:p>
+    <w:p>
+      <w:r>
+        <w:t>Kanadische bevölkerungsbasierte Wiederholungsquerschnitte (n=59.909 Fälle, 2009–2024) zur Assoziation der Telemedizin-Ausweitung mit psychiatrischer Nachsorge nach ED-/stationären Erstkonakten.</w:t>
+      </w:r>
+    </w:p>
+    <w:p>
+      <w:r>
+        <w:rPr>
+          <w:b/>
+        </w:rPr>
+        <w:t xml:space="preserve">Ergebnis: </w:t>
+      </w:r>
+      <w:r>
+        <w:t>Vor Telemedizin: 17,6 % der ED-Patienten und 21,9 % der stationären Patienten in 7 Tagen nachversorgt; temporäre Ausweitung: kurzfristig +4,8 bis +7,5 %, dann linearer Rückgang; permanente Ausweitung: Reduktion in ländlichen Regionen. Keine nachhaltigen Verbesserungen oder Chancengleichheit.</w:t>
+      </w:r>
+    </w:p>
+    <w:p>
+      <w:r>
+        <w:rPr>
+          <w:b/>
+          <w:sz w:val="19"/>
+        </w:rPr>
+        <w:t xml:space="preserve">Übertragbarkeit: </w:t>
+      </w:r>
+      <w:r>
+        <w:rPr>
+          <w:sz w:val="19"/>
+        </w:rPr>
+        <w:t>Kanada, öffentlicher Sektor – Zeigt, dass technologische Ausweitung ohne Workflows-Anpassung und Steuerung Zugang nicht verbreitert.</w:t>
+      </w:r>
+    </w:p>
+    <w:p>
+      <w:r>
+        <w:rPr>
+          <w:color w:val="5A7D3A"/>
+          <w:sz w:val="18"/>
+        </w:rPr>
+        <w:t>https://pubmed.ncbi.nlm.nih.gov/42714935/</w:t>
+      </w:r>
+    </w:p>
+    <w:p>
+      <w:pPr>
+        <w:pStyle w:val="Heading2"/>
+      </w:pPr>
+      <w:r>
+        <w:t>Psychische Gesundheit ukrainischer Flüchtlinge: hohe Symptomlasten, niedriger Zugang zu Hilfe</w:t>
+      </w:r>
+    </w:p>
+    <w:p>
+      <w:r>
+        <w:rPr>
+          <w:i/>
+          <w:color w:val="666666"/>
+          <w:sz w:val="18"/>
+        </w:rPr>
+        <w:t>Bednářová A et al.  ·  Int J Public Health  ·  25.08.2026  ·  PMID 42713341</w:t>
+      </w:r>
+    </w:p>
+    <w:p>
+      <w:r>
+        <w:t>Querschnittserhebung bei 100 ukrainischen Erwachsenen (Mittelwert 35,5 Jahre) zur psychischen Gesundheit und Inanspruchnahme während des Krieges.</w:t>
+      </w:r>
+    </w:p>
+    <w:p>
+      <w:r>
+        <w:rPr>
+          <w:b/>
+        </w:rPr>
+        <w:t xml:space="preserve">Ergebnis: </w:t>
+      </w:r>
+      <w:r>
+        <w:t>70 % berichteten depressive Symptome, 80 % Angst, 31 % erfüllten Kriterien für wahrscheinliche PTBS; aber nur 15 % suchten psychologische Hilfe. Wahrgenommener Stress sagte stärkere psychische Symptome und höhere Inanspruchnahme voraus.</w:t>
+      </w:r>
+    </w:p>
+    <w:p>
+      <w:r>
+        <w:rPr>
+          <w:b/>
+          <w:sz w:val="19"/>
+        </w:rPr>
+        <w:t xml:space="preserve">Übertragbarkeit: </w:t>
+      </w:r>
+      <w:r>
+        <w:rPr>
+          <w:sz w:val="19"/>
+        </w:rPr>
+        <w:t>Ukraine im Kontext militärischer Krise – Befund zur Behandlungslücke auch relevant für Versorgungsplanung in Hochlast-Szenarien.</w:t>
+      </w:r>
+    </w:p>
+    <w:p>
+      <w:r>
+        <w:rPr>
+          <w:color w:val="5A7D3A"/>
+          <w:sz w:val="18"/>
+        </w:rPr>
+        <w:t>https://pubmed.ncbi.nlm.nih.gov/42713341/</w:t>
+      </w:r>
+    </w:p>
+    <w:p>
+      <w:pPr>
+        <w:pStyle w:val="Heading2"/>
+      </w:pPr>
+      <w:r>
+        <w:t>Psychische Gesundheit älterer Menschen nach COVID-19 in Spanien bleibt beeinträchtigt</w:t>
+      </w:r>
+    </w:p>
+    <w:p>
+      <w:r>
+        <w:rPr>
+          <w:i/>
+          <w:color w:val="666666"/>
+          <w:sz w:val="18"/>
+        </w:rPr>
+        <w:t>Esteban-Sepúlveda S et al.  ·  BMC Geriatr  ·  07.08.2026  ·  PMID 42701179</w:t>
+      </w:r>
+    </w:p>
+    <w:p>
+      <w:r>
+        <w:t>Prospektive 18-Monats-Kohortenstudie an 1.072 Personen ab 75 Jahren in primärer Versorgung über elf spanische Regionen: geriatrische Funktionsfähigkeit, emotionaler Status, Ernährung und Lebensqualität.</w:t>
+      </w:r>
+    </w:p>
+    <w:p>
+      <w:r>
+        <w:rPr>
+          <w:b/>
+        </w:rPr>
+        <w:t xml:space="preserve">Ergebnis: </w:t>
+      </w:r>
+      <w:r>
+        <w:t>Gradueller Rückgang in funktioneller Fähigkeit, Ernährungsstatus und Lebensqualität über Zeit; Angst zeigte differentielle Trajektorie bei COVID-19-Infizierten (p=0,043). Versorgung nach langer COVID bleibt suboptimal trotz klinischer Genesung.</w:t>
+      </w:r>
+    </w:p>
+    <w:p>
+      <w:r>
+        <w:rPr>
+          <w:b/>
+          <w:sz w:val="19"/>
+        </w:rPr>
+        <w:t xml:space="preserve">Übertragbarkeit: </w:t>
+      </w:r>
+      <w:r>
+        <w:rPr>
+          <w:sz w:val="19"/>
+        </w:rPr>
+        <w:t>Spanien, europäisches Sozialversicherungssystem, ähnliche Altendemografie wie Deutschland – Hinweis auf nachhaltigen psychosozialen Versorgungsbedarf.</w:t>
+      </w:r>
+    </w:p>
+    <w:p>
+      <w:r>
+        <w:rPr>
+          <w:color w:val="5A7D3A"/>
+          <w:sz w:val="18"/>
+        </w:rPr>
+        <w:t>https://pubmed.ncbi.nlm.nih.gov/42701179/</w:t>
+      </w:r>
+    </w:p>
+    <w:p>
+      <w:pPr>
+        <w:pStyle w:val="Heading2"/>
+      </w:pPr>
+      <w:r>
+        <w:t>Wie Intensivpatienten mit Delir umgehen: Qualitative Synthese zur aktiven Bewältigung</w:t>
+      </w:r>
+    </w:p>
+    <w:p>
+      <w:r>
+        <w:rPr>
+          <w:i/>
+          <w:color w:val="666666"/>
+          <w:sz w:val="18"/>
+        </w:rPr>
+        <w:t>Oh E et al.  ·  Crit Care  ·  21.08.2026  ·  PMID 42629591</w:t>
+      </w:r>
+    </w:p>
+    <w:p>
+      <w:r>
+        <w:t>Mixed-Methods-Systematischer Review (JBI) von zehn qualitativen Studien (1999–2025) zu Bewältigungsstrategien von ICU-Patienten und Familien während Delirium-Episoden.</w:t>
+      </w:r>
+    </w:p>
+    <w:p>
+      <w:r>
+        <w:rPr>
+          <w:b/>
+        </w:rPr>
+        <w:t xml:space="preserve">Ergebnis: </w:t>
+      </w:r>
+      <w:r>
+        <w:t>Patienten nutzen problemfokussierte (Sinnsuche, Realitätsorientierung), emotionsfokussierte (Sozialkontakt, Distanzierung) und bedeutungsorientierte Strategien (Neubewertung, Identitätserhalt). Familien unterstützen Patient und bewältigen eigene psychische Belastung; keine quantitativen Vergleichsstudien vorhanden.</w:t>
+      </w:r>
+    </w:p>
+    <w:p>
+      <w:r>
+        <w:rPr>
+          <w:b/>
+          <w:sz w:val="19"/>
+        </w:rPr>
+        <w:t xml:space="preserve">Übertragbarkeit: </w:t>
+      </w:r>
+      <w:r>
+        <w:rPr>
+          <w:sz w:val="19"/>
+        </w:rPr>
+        <w:t>Zehn Länder (7 europäisch), aber nur qualitative Daten – Implikation: systematische Kopplung von Coping-Interventionen mit Psychosozialunterstützung in intensiver Versorgung notwendig.</w:t>
+      </w:r>
+    </w:p>
+    <w:p>
+      <w:r>
+        <w:rPr>
+          <w:color w:val="5A7D3A"/>
+          <w:sz w:val="18"/>
+        </w:rPr>
+        <w:t>https://pubmed.ncbi.nlm.nih.gov/42629591/</w:t>
+      </w:r>
+    </w:p>
+    <w:p>
+      <w:pPr>
+        <w:pStyle w:val="Heading2"/>
+      </w:pPr>
+      <w:r>
+        <w:t>Schlafstörungen signalisieren psychiatrische Erkrankung Jahre voraus</w:t>
+      </w:r>
+    </w:p>
+    <w:p>
+      <w:r>
+        <w:rPr>
+          <w:i/>
+          <w:color w:val="666666"/>
+          <w:sz w:val="18"/>
+        </w:rPr>
+        <w:t>Guo J et al.  ·  Eur Arch Psychiatry Clin Neurosci  ·  11.08.2026  ·  PMID 42579149</w:t>
+      </w:r>
+    </w:p>
+    <w:p>
+      <w:r>
+        <w:t>Schwedische Längsschnittstudie (n=24.038, 2010-2018) zur Assoziation von Schlafmerkmalen (Dauer, Symptome) mit Inzidenz psychiatrischer Diagnosen über Kopplungsregister.</w:t>
+      </w:r>
+    </w:p>
+    <w:p>
+      <w:r>
+        <w:rPr>
+          <w:b/>
+        </w:rPr>
+        <w:t xml:space="preserve">Ergebnis: </w:t>
+      </w:r>
+      <w:r>
+        <w:t>716 neue psychiatrische Diagnosen (2,9 %); U-förmige Assoziation zwischen Schlafdauer und Erkrankungsrisiko; mentale Müdigkeit zeigte stärkste Assoziation (HR 2,09, 95%-KI 1,77–2,48). Insomnie-Symptome verschärften sich graduell vor Diagnose, besserten sich danach teilweise.</w:t>
+      </w:r>
+    </w:p>
+    <w:p>
+      <w:r>
+        <w:rPr>
+          <w:b/>
+          <w:sz w:val="19"/>
+        </w:rPr>
+        <w:t xml:space="preserve">Übertragbarkeit: </w:t>
+      </w:r>
+      <w:r>
+        <w:rPr>
+          <w:sz w:val="19"/>
+        </w:rPr>
+        <w:t>Schweden, öffentliches Versicherungssystem, nationale Registervernetzung – Screening auf Schlafstörungen als Frühwarnsystem machbar in strukturierten Systemen.</w:t>
+      </w:r>
+    </w:p>
+    <w:p>
+      <w:r>
+        <w:rPr>
+          <w:color w:val="5A7D3A"/>
+          <w:sz w:val="18"/>
+        </w:rPr>
+        <w:t>https://pubmed.ncbi.nlm.nih.gov/42579149/</w:t>
       </w:r>
     </w:p>
     <w:p>

--- a/download/studien-archiv.docx
+++ b/download/studien-archiv.docx
@@ -62,7 +62,363 @@
           <w:color w:val="666666"/>
           <w:sz w:val="18"/>
         </w:rPr>
-        <w:t>Stand: 11.09.2026  |  109 Studien  |  mental.m-vf.de</w:t>
+        <w:t>Stand: 12.09.2026  |  115 Studien  |  mental.m-vf.de</w:t>
+      </w:r>
+    </w:p>
+    <w:p>
+      <w:pPr>
+        <w:pStyle w:val="Heading1"/>
+      </w:pPr>
+      <w:r>
+        <w:t>Aufgenommen am 12.09.2026</w:t>
+      </w:r>
+    </w:p>
+    <w:p>
+      <w:pPr>
+        <w:pStyle w:val="Heading2"/>
+      </w:pPr>
+      <w:r>
+        <w:t>Multisektorale Zusammenarbeit etablierte Basis für schwedische Gesamtstrategie zur Suizidprävention</w:t>
+      </w:r>
+    </w:p>
+    <w:p>
+      <w:r>
+        <w:rPr>
+          <w:i/>
+          <w:color w:val="666666"/>
+          <w:sz w:val="18"/>
+        </w:rPr>
+        <w:t>Becker L et al.  ·  Glob Health Action  ·  11.09.2026  ·  PMID 42725455</w:t>
+      </w:r>
+    </w:p>
+    <w:p>
+      <w:r>
+        <w:t>Qualitative Studie über einen Prozess zur Entwicklung einer nationalen Strategie für psychische Gesundheit und Suizidprävention in Schweden durch 26 Regierungsbehörden.</w:t>
+      </w:r>
+    </w:p>
+    <w:p>
+      <w:r>
+        <w:rPr>
+          <w:b/>
+        </w:rPr>
+        <w:t xml:space="preserve">Ergebnis: </w:t>
+      </w:r>
+      <w:r>
+        <w:t>Die multisektorale Zusammenarbeit führte zu gegenseitigem Lernen zwischen Behörden und schuf eine Grundlage für implementierungsorientierte Zusammenarbeit; Respondenten betonten die Bedeutung des Prozesses über die Strategieinhalte hinaus.</w:t>
+      </w:r>
+    </w:p>
+    <w:p>
+      <w:r>
+        <w:rPr>
+          <w:b/>
+          <w:sz w:val="19"/>
+        </w:rPr>
+        <w:t xml:space="preserve">Übertragbarkeit: </w:t>
+      </w:r>
+      <w:r>
+        <w:rPr>
+          <w:sz w:val="19"/>
+        </w:rPr>
+        <w:t>Schweden, ähnliche Dezentralisierung wie deutsche Ländermodelle für Krisendienste und Prävention.</w:t>
+      </w:r>
+    </w:p>
+    <w:p>
+      <w:r>
+        <w:rPr>
+          <w:color w:val="5A7D3A"/>
+          <w:sz w:val="18"/>
+        </w:rPr>
+        <w:t>https://pubmed.ncbi.nlm.nih.gov/42725455/</w:t>
+      </w:r>
+    </w:p>
+    <w:p>
+      <w:pPr>
+        <w:pStyle w:val="Heading2"/>
+      </w:pPr>
+      <w:r>
+        <w:t>Bewegungstraining reduzierte postpartale Depressionen um 0,69 Standardabweichungen</w:t>
+      </w:r>
+    </w:p>
+    <w:p>
+      <w:r>
+        <w:rPr>
+          <w:i/>
+          <w:color w:val="666666"/>
+          <w:sz w:val="18"/>
+        </w:rPr>
+        <w:t>Qiao JJ et al.  ·  Front Public Health  ·  27.08.2026  ·  PMID 42723886</w:t>
+      </w:r>
+    </w:p>
+    <w:p>
+      <w:r>
+        <w:t>Metaanalyse von 16 randomisierten kontrollierten Studien zu Effekten von Bewegungsinterventionen auf postpartale depressive Symptome (einschließlich Mind-Body-Exercise, Aerobic, verschiedene Dauer und Format).</w:t>
+      </w:r>
+    </w:p>
+    <w:p>
+      <w:r>
+        <w:rPr>
+          <w:b/>
+        </w:rPr>
+        <w:t xml:space="preserve">Ergebnis: </w:t>
+      </w:r>
+      <w:r>
+        <w:t>Bewegungsinterventionen waren mit signifikanter Symptomreduktion assoziiert (SMD = -0,69, 95% KI -1,02 bis -0,36); Mind-Body-Exercise zeigte stärkste Effekte, Programme ≤12 Wochen Dauer waren wirksamer als längere; Interventionen postpartal initiiert und nach vaginaler Geburt zeigten tendenziell größere Nutzen.</w:t>
+      </w:r>
+    </w:p>
+    <w:p>
+      <w:r>
+        <w:rPr>
+          <w:b/>
+          <w:sz w:val="19"/>
+        </w:rPr>
+        <w:t xml:space="preserve">Übertragbarkeit: </w:t>
+      </w:r>
+      <w:r>
+        <w:rPr>
+          <w:sz w:val="19"/>
+        </w:rPr>
+        <w:t>Überwiegend internationale Studien, Ergebnisse zur Bewegungsintensität und Dauer für deutsche Mutter-Kind-Versorgung relevant.</w:t>
+      </w:r>
+    </w:p>
+    <w:p>
+      <w:r>
+        <w:rPr>
+          <w:color w:val="5A7D3A"/>
+          <w:sz w:val="18"/>
+        </w:rPr>
+        <w:t>https://pubmed.ncbi.nlm.nih.gov/42723886/</w:t>
+      </w:r>
+    </w:p>
+    <w:p>
+      <w:pPr>
+        <w:pStyle w:val="Heading2"/>
+      </w:pPr>
+      <w:r>
+        <w:t>Dialektische Verhaltenstherapie verbesserte Aufmerksamkeitsaspekte bei Borderline-Persönlichkeitsstörung</w:t>
+      </w:r>
+    </w:p>
+    <w:p>
+      <w:r>
+        <w:rPr>
+          <w:i/>
+          <w:color w:val="666666"/>
+          <w:sz w:val="18"/>
+        </w:rPr>
+        <w:t>Voelter J et al.  ·  Transl Psychiatry  ·  10.09.2026  ·  PMID 42722661</w:t>
+      </w:r>
+    </w:p>
+    <w:p>
+      <w:r>
+        <w:t>Randomisierte kontrollierte Studie zu Veränderungen in Interozeption und Körperwahrnehmung nach vierwöchiger stationärer Dialektischer Verhaltenstherapie bei Patienten mit Borderline-Persönlichkeitsstörung (n=55 Intervention, n=31 Kontrolle).</w:t>
+      </w:r>
+    </w:p>
+    <w:p>
+      <w:r>
+        <w:rPr>
+          <w:b/>
+        </w:rPr>
+        <w:t xml:space="preserve">Ergebnis: </w:t>
+      </w:r>
+      <w:r>
+        <w:t>Nach DBT verbesserte sich selbstberichtete interoceptive Aufmerksamkeit signifikant, während andere interoceptive Facetten keine signifikanten Veränderungen zeigten; Verbesserungen waren mit weniger interpersonalen Problemen assoziiert.</w:t>
+      </w:r>
+    </w:p>
+    <w:p>
+      <w:r>
+        <w:rPr>
+          <w:b/>
+          <w:sz w:val="19"/>
+        </w:rPr>
+        <w:t xml:space="preserve">Übertragbarkeit: </w:t>
+      </w:r>
+      <w:r>
+        <w:rPr>
+          <w:sz w:val="19"/>
+        </w:rPr>
+        <w:t>Deutsche Universitätskliniken, vergleichbare stationäre Psychotherapieangebote und dokumentierte Behandlungsergebnisse.</w:t>
+      </w:r>
+    </w:p>
+    <w:p>
+      <w:r>
+        <w:rPr>
+          <w:color w:val="5A7D3A"/>
+          <w:sz w:val="18"/>
+        </w:rPr>
+        <w:t>https://pubmed.ncbi.nlm.nih.gov/42722661/</w:t>
+      </w:r>
+    </w:p>
+    <w:p>
+      <w:pPr>
+        <w:pStyle w:val="Heading2"/>
+      </w:pPr>
+      <w:r>
+        <w:t>Transkranielle Magnetstimulation adjuvant zur Expositionstherapie bei behandlungsresistenter Zwangsstörung (Studienprotokoll)</w:t>
+      </w:r>
+    </w:p>
+    <w:p>
+      <w:r>
+        <w:rPr>
+          <w:i/>
+          <w:color w:val="666666"/>
+          <w:sz w:val="18"/>
+        </w:rPr>
+        <w:t>Postma TS et al.  ·  JMIR Res Protoc  ·  09.09.2026  ·  PMID 42715141</w:t>
+      </w:r>
+    </w:p>
+    <w:p>
+      <w:r>
+        <w:t>Protokoll einer randomisierten kontrollierten Studie in niederländischen Zentren zur Effektivität und Kosteneffektivität von repetitiver transkranieller Magnetstimulation (1 Hz über prä-SMA) zusätzlich zu Expositionstherapie bei Patienten mit therapieresistenter Zwangsstörung (angestrebt n=250).</w:t>
+      </w:r>
+    </w:p>
+    <w:p>
+      <w:r>
+        <w:rPr>
+          <w:b/>
+        </w:rPr>
+        <w:t xml:space="preserve">Ergebnis: </w:t>
+      </w:r>
+      <w:r>
+        <w:t>Rekrutierung (Stand Februar 2026): 201 von 250 geplanten Teilnehmern; Studie wird erste hinreichend gepowerte RCT zu rTMS + Expositionstherapie bei OCD mit Kosteneffektivitätsanalyse und Mechanismusforschung; bei Erfolg könnte rTMS als Kassenleistung in den Niederlanden und anderen Ländern Europas folgen.</w:t>
+      </w:r>
+    </w:p>
+    <w:p>
+      <w:r>
+        <w:rPr>
+          <w:b/>
+          <w:sz w:val="19"/>
+        </w:rPr>
+        <w:t xml:space="preserve">Übertragbarkeit: </w:t>
+      </w:r>
+      <w:r>
+        <w:rPr>
+          <w:sz w:val="19"/>
+        </w:rPr>
+        <w:t>Niederlande, vergleichbares Sozialversicherungssystem, Frage nach Erstattung parallelnzu deutschem Kontext.</w:t>
+      </w:r>
+    </w:p>
+    <w:p>
+      <w:r>
+        <w:rPr>
+          <w:color w:val="5A7D3A"/>
+          <w:sz w:val="18"/>
+        </w:rPr>
+        <w:t>https://pubmed.ncbi.nlm.nih.gov/42715141/</w:t>
+      </w:r>
+    </w:p>
+    <w:p>
+      <w:pPr>
+        <w:pStyle w:val="Heading2"/>
+      </w:pPr>
+      <w:r>
+        <w:t>Deutsche Bevölkerung zeigt Stereotype über Tourette-Syndrom; soziale Medien wirken ambivalent</w:t>
+      </w:r>
+    </w:p>
+    <w:p>
+      <w:r>
+        <w:rPr>
+          <w:i/>
+          <w:color w:val="666666"/>
+          <w:sz w:val="18"/>
+        </w:rPr>
+        <w:t>Cramer C et al.  ·  Sci Rep  ·  28.08.2026  ·  PMID 42680841</w:t>
+      </w:r>
+    </w:p>
+    <w:p>
+      <w:r>
+        <w:t>Bevölkerungssurvey von 1175 Deutschen über Wissen und Stereotype zur Gilles-de-la-Tourette-Syndrom, Assoziationen mit sozialen Medien untersucht.</w:t>
+      </w:r>
+    </w:p>
+    <w:p>
+      <w:r>
+        <w:rPr>
+          <w:b/>
+        </w:rPr>
+        <w:t xml:space="preserve">Ergebnis: </w:t>
+      </w:r>
+      <w:r>
+        <w:t>50% der Wissensfragen wurden korrekt beantwortet, durchschnittliche Zustimmung zu Stereotype-Aussagen 39%; 87% assozierten GTS mit Koprolalie, 75% mit Kopropraktie, 50% mit unkontextualisiertem Kommentieren; Personen, die jemanden mit GTS kannten, hatten besseres Wissen; Videokonsum über soziale Medien war mit mehr Stereotypen assoziiert.</w:t>
+      </w:r>
+    </w:p>
+    <w:p>
+      <w:r>
+        <w:rPr>
+          <w:b/>
+          <w:sz w:val="19"/>
+        </w:rPr>
+        <w:t xml:space="preserve">Übertragbarkeit: </w:t>
+      </w:r>
+      <w:r>
+        <w:rPr>
+          <w:sz w:val="19"/>
+        </w:rPr>
+        <w:t>Deutschland, nationale repräsentative Stichprobe, direkt anwendbar für Stigma-Reduktionsmaßnahmen im deutschen Gesundheitswesen.</w:t>
+      </w:r>
+    </w:p>
+    <w:p>
+      <w:r>
+        <w:rPr>
+          <w:color w:val="5A7D3A"/>
+          <w:sz w:val="18"/>
+        </w:rPr>
+        <w:t>https://pubmed.ncbi.nlm.nih.gov/42680841/</w:t>
+      </w:r>
+    </w:p>
+    <w:p>
+      <w:pPr>
+        <w:pStyle w:val="Heading2"/>
+      </w:pPr>
+      <w:r>
+        <w:t>Arbeitslosigkeit beeinträchtigte psychische Gesundheit vor allem der Partnerin, nicht des Partners</w:t>
+      </w:r>
+    </w:p>
+    <w:p>
+      <w:r>
+        <w:rPr>
+          <w:i/>
+          <w:color w:val="666666"/>
+          <w:sz w:val="18"/>
+        </w:rPr>
+        <w:t>Mikucka M et al.  ·  Adv Life Course Res  ·  22.08.2026  ·  PMID 42636561</w:t>
+      </w:r>
+    </w:p>
+    <w:p>
+      <w:r>
+        <w:t>Längsschnittstudie von deutschen Paaren (2002–2022, n=2244 Dyaden) zur Assoziation von Arbeitslosigkeit und Jobinsicherheit mit psychischer Gesundheit des Partners mittels Longitudinal Actor-Partner Interdependence Model.</w:t>
+      </w:r>
+    </w:p>
+    <w:p>
+      <w:r>
+        <w:rPr>
+          <w:b/>
+        </w:rPr>
+        <w:t xml:space="preserve">Ergebnis: </w:t>
+      </w:r>
+      <w:r>
+        <w:t>Eigene Arbeitslosigkeit verschlechterte psychische Gesundheit bei Frauen und Männern; Partnereffekte waren negativ, aber deutlich kleiner als Eigeneffekte und signifikant nur für Frauen. Bei Frauen mit niedriger Bildung waren Partnereffekte besonders ausgeprägt, v.a. wenn der Partner tertiale Bildung hatte.</w:t>
+      </w:r>
+    </w:p>
+    <w:p>
+      <w:r>
+        <w:rPr>
+          <w:b/>
+          <w:sz w:val="19"/>
+        </w:rPr>
+        <w:t xml:space="preserve">Übertragbarkeit: </w:t>
+      </w:r>
+      <w:r>
+        <w:rPr>
+          <w:sz w:val="19"/>
+        </w:rPr>
+        <w:t>Deutsche Soziooekonomische Panel-Daten, vollständig übertragbar auf deutsches Arbeitsmarkt- und Sozialversicherungssystem.</w:t>
+      </w:r>
+    </w:p>
+    <w:p>
+      <w:r>
+        <w:rPr>
+          <w:color w:val="5A7D3A"/>
+          <w:sz w:val="18"/>
+        </w:rPr>
+        <w:t>https://pubmed.ncbi.nlm.nih.gov/42636561/</w:t>
       </w:r>
     </w:p>
     <w:p>
